--- a/docs/F-PS-145 Proyecto de Practica Profesional - Sistema de Turnos.docx
+++ b/docs/F-PS-145 Proyecto de Practica Profesional - Sistema de Turnos.docx
@@ -423,8 +423,54 @@
                 <w:color w:val="000000"/>
                 <w:sz w:val="24"/>
               </w:rPr>
-              <w:t>Laudith [completar apellidos]</w:t>
+              <w:t xml:space="preserve">Laudith </w:t>
             </w:r>
+            <w:proofErr w:type="spellStart"/>
+            <w:r>
+              <w:rPr>
+                <w:rFonts w:ascii="Times New Roman" w:hAnsi="Times New Roman"/>
+                <w:color w:val="000000"/>
+                <w:sz w:val="24"/>
+              </w:rPr>
+              <w:t>Maria</w:t>
+            </w:r>
+            <w:proofErr w:type="spellEnd"/>
+            <w:r>
+              <w:rPr>
+                <w:rFonts w:ascii="Times New Roman" w:hAnsi="Times New Roman"/>
+                <w:color w:val="000000"/>
+                <w:sz w:val="24"/>
+              </w:rPr>
+              <w:t xml:space="preserve"> </w:t>
+            </w:r>
+            <w:proofErr w:type="spellStart"/>
+            <w:r>
+              <w:rPr>
+                <w:rFonts w:ascii="Times New Roman" w:hAnsi="Times New Roman"/>
+                <w:color w:val="000000"/>
+                <w:sz w:val="24"/>
+              </w:rPr>
+              <w:t>Lambraño</w:t>
+            </w:r>
+            <w:proofErr w:type="spellEnd"/>
+            <w:r>
+              <w:rPr>
+                <w:rFonts w:ascii="Times New Roman" w:hAnsi="Times New Roman"/>
+                <w:color w:val="000000"/>
+                <w:sz w:val="24"/>
+              </w:rPr>
+              <w:t xml:space="preserve"> </w:t>
+            </w:r>
+            <w:proofErr w:type="spellStart"/>
+            <w:r>
+              <w:rPr>
+                <w:rFonts w:ascii="Times New Roman" w:hAnsi="Times New Roman"/>
+                <w:color w:val="000000"/>
+                <w:sz w:val="24"/>
+              </w:rPr>
+              <w:t>Perez</w:t>
+            </w:r>
+            <w:proofErr w:type="spellEnd"/>
           </w:p>
           <w:p>
             <w:pPr>
@@ -852,51 +898,7 @@
           <w:color w:val="000000"/>
           <w:sz w:val="24"/>
         </w:rPr>
-        <w:t>El presente documento describe el desarrollo del Sistema de Gestión y Llamado de Turnos para la ESE Hospital San Rafael de Chinú, un proyecto tecnológico que se adelanta de forma individual como producto de la práctica profesional del programa de Ingeniería de Sistemas. La necesidad que se busca atender tiene que ver con el orden de la atención al usuario en consulta externa, ya que el hospital programa sus citas en el sistema SaludPlus pero no cuenta con un mecanismo propio que organice la llegada de los pacientes, que indique a quién le corresponde pasar y hacia qué consultorio debe dirigirse, ni que deje registro de cómo avanzó la jornada.</w:t>
-      </w:r>
-    </w:p>
-    <w:p>
-      <w:pPr>
-        <w:pBdr>
-          <w:top w:val="nil"/>
-          <w:left w:val="nil"/>
-          <w:bottom w:val="nil"/>
-          <w:right w:val="nil"/>
-          <w:between w:val="nil"/>
-        </w:pBdr>
-        <w:spacing w:after="0" w:line="480" w:lineRule="auto"/>
-        <w:ind w:firstLine="720"/>
-        <w:jc w:val="both"/>
-      </w:pPr>
-      <w:r>
-        <w:rPr>
-          <w:rFonts w:ascii="Times New Roman" w:hAnsi="Times New Roman"/>
-          <w:color w:val="000000"/>
-          <w:sz w:val="24"/>
-        </w:rPr>
-        <w:t>El sistema propuesto es una aplicación web que se ejecuta en la red interna del hospital y que se organiza en cuatro interfaces según quién la use, una para el funcionario de admisiones que registra la llegada del paciente y entrega el turno, otra para el administrador que configura servicios, consultorios, profesionales y usuarios, una pantalla sin sesión pensada para el televisor de la sala de espera, donde se muestra en tiempo real el turno llamado con un aviso sonoro, y un enlace de acceso directo para que el profesional llame a sus pacientes desde su propio consultorio. La agenda del día no se digita, se carga desde el reporte de citas asignadas que el hospital exporta de SaludPlus, y de ese reporte solo se conserva lo estrictamente necesario para operar el turno, sin guardar datos clínicos del paciente.</w:t>
-      </w:r>
-    </w:p>
-    <w:p>
-      <w:pPr>
-        <w:pBdr>
-          <w:top w:val="nil"/>
-          <w:left w:val="nil"/>
-          <w:bottom w:val="nil"/>
-          <w:right w:val="nil"/>
-          <w:between w:val="nil"/>
-        </w:pBdr>
-        <w:spacing w:after="0" w:line="480" w:lineRule="auto"/>
-        <w:ind w:firstLine="720"/>
-        <w:jc w:val="both"/>
-      </w:pPr>
-      <w:r>
-        <w:rPr>
-          <w:rFonts w:ascii="Times New Roman" w:hAnsi="Times New Roman"/>
-          <w:color w:val="000000"/>
-          <w:sz w:val="24"/>
-        </w:rPr>
-        <w:t>Con la implementación se espera ordenar el flujo de atención en consulta externa, reducir la confusión de los usuarios en la sala de espera, dar al hospital un registro histórico de los turnos atendidos y ausentes que sirva para revisar la operación, y dejar una base de software documentada que la institución pueda mantener y ampliar. El sistema se encuentra en desarrollo, con el flujo principal de turnos y la carga de la agenda ya funcionando, y con algunos módulos administrativos y la puesta en producción todavía en proceso.</w:t>
+        <w:t>El presente documento describe el desarrollo del Sistema de Gestión y Llamado de Turnos para la ESE Hospital San Rafael de Chinú, un proyecto tecnológico adelantado de forma individual como producto de la práctica profesional del programa de Ingeniería de Sistemas, que responde a una necesidad concreta de la institución, ya que el hospital programa sus citas en el sistema SaludPlus pero no dispone de una herramienta que organice la llegada de los pacientes a consulta externa, que indique a quién le corresponde pasar y hacia qué consultorio debe dirigirse, ni que deje registro de cómo avanzó la jornada. La solución construida es una aplicación web de uso administrativo, que opera dentro de la red interna del hospital y reúne las interfaces de admisiones, administración y llamado desde el consultorio, junto con una pantalla sin sesión pensada para el televisor de la sala de espera, donde se muestra en tiempo real el turno llamado con un aviso sonoro, y en la cual la agenda del día no se digita sino que se carga desde el reporte de citas asignadas que el hospital exporta de SaludPlus, conservando solo lo necesario para operar el turno y sin almacenar datos clínicos del paciente, de manera que con el sistema se busca ordenar el flujo de atención, reducir la incertidumbre del usuario en la sala de espera y dejar a la institución un histórico de los turnos atendidos y ausentes.</w:t>
       </w:r>
     </w:p>
     <w:p>
@@ -950,7 +952,7 @@
           <w:color w:val="000000"/>
           <w:sz w:val="24"/>
         </w:rPr>
-        <w:t>La atención al usuario en el área de consulta externa de un hospital depende en buena medida del orden con que se maneja la espera, porque aunque las citas estén programadas con anticipación, el momento en que el paciente llega, se identifica y pasa al consultorio suele resolverse de manera manual, apoyándose en listados impresos y en el llamado de viva voz del funcionario. Ese manejo funciona mientras el volumen de pacientes es bajo, pero cuando coinciden varios servicios en el mismo horario aparecen situaciones conocidas, como usuarios que no escuchan su nombre, personas que se acercan repetidamente al mostrador a preguntar si ya les tocó, y pacientes que terminan esperando frente a un consultorio equivocado.</w:t>
+        <w:t>La atención al usuario en el área de consulta externa depende en buena medida del orden con que se maneja la espera, porque aunque las citas estén programadas con anticipación, el momento en que el paciente llega, se identifica y pasa al consultorio suele resolverse de manera manual, apoyándose en listados impresos y en el llamado de viva voz del funcionario, lo que funciona mientras el volumen de pacientes es bajo, pero cuando coinciden varios servicios en el mismo horario aparecen situaciones conocidas, como usuarios que no escuchan su nombre, personas que se acercan repetidamente al mostrador a preguntar si ya les tocó y pacientes que terminan esperando frente a un consultorio equivocado.</w:t>
       </w:r>
     </w:p>
     <w:p>
@@ -972,7 +974,7 @@
           <w:color w:val="000000"/>
           <w:sz w:val="24"/>
         </w:rPr>
-        <w:t>En la ESE Hospital San Rafael de Chinú la programación de las citas se realiza en el sistema SaludPlus, que permite exportar un reporte diario de citas asignadas, sin embargo ese reporte termina donde empieza el problema que motivó este proyecto, pues indica qué pacientes están citados, con qué profesional y a qué hora, pero no acompaña lo que ocurre después, es decir, quién ya llegó, en qué orden debe pasar, a qué consultorio se le está llamando en este momento y qué pasó finalmente con cada turno.</w:t>
+        <w:t>En la ESE Hospital San Rafael de Chinú las citas se programan en el sistema SaludPlus, que permite exportar un reporte diario de citas asignadas, sin embargo ese reporte termina donde empieza el problema que motivó este proyecto, pues indica qué pacientes están citados, con qué profesional y a qué hora, pero no acompaña lo que ocurre después, es decir, quién ya llegó, en qué orden debe pasar, a qué consultorio se le está llamando en este momento y cómo terminó finalmente cada turno, de modo que la gestión de turnos no consiste únicamente en asignar un número, sino en coordinar en tiempo real al funcionario de admisiones que recibe al usuario, al profesional que atiende en el consultorio y al paciente que espera en la sala.</w:t>
       </w:r>
     </w:p>
     <w:p>
@@ -994,38 +996,7 @@
           <w:color w:val="000000"/>
           <w:sz w:val="24"/>
         </w:rPr>
-        <w:t>La gestión de turnos es importante en el entorno hospitalario porque no se trata únicamente de asignar un número, sino de coordinar en tiempo real a tres actores que hoy trabajan por separado, el funcionario de admisiones que recibe al usuario, el profesional que atiende en el consultorio y el propio paciente que espera en la sala. Cuando esa coordinación se apoya en un sistema de información, el llamado deja de depender de la voz y de la memoria del funcionario, el paciente puede ver su turno en una pantalla, y la institución obtiene información sobre cómo transcurrió la jornada, algo que antes simplemente no quedaba registrado.</w:t>
-      </w:r>
-    </w:p>
-    <w:p>
-      <w:pPr>
-        <w:pBdr>
-          <w:top w:val="nil"/>
-          <w:left w:val="nil"/>
-          <w:bottom w:val="nil"/>
-          <w:right w:val="nil"/>
-          <w:between w:val="nil"/>
-        </w:pBdr>
-        <w:spacing w:after="0" w:line="480" w:lineRule="auto"/>
-        <w:ind w:firstLine="720"/>
-        <w:jc w:val="both"/>
-      </w:pPr>
-      <w:r>
-        <w:rPr>
-          <w:rFonts w:ascii="Times New Roman" w:hAnsi="Times New Roman"/>
-          <w:color w:val="000000"/>
-          <w:sz w:val="24"/>
-        </w:rPr>
-        <w:t xml:space="preserve">La solución propuesta es un sistema web de gestión y llamado de turnos, desarrollado sobre tecnologías web actuales y pensado para funcionar dentro de la red del hospital. El sistema toma la agenda del día desde el </w:t>
-      </w:r>
-      <w:r>
-        <w:rPr>
-          <w:rFonts w:ascii="Times New Roman" w:hAnsi="Times New Roman"/>
-          <w:color w:val="000000"/>
-          <w:sz w:val="24"/>
-        </w:rPr>
-        <w:lastRenderedPageBreak/>
-        <w:t>reporte que el hospital ya genera, registra la llegada de cada paciente y le asigna un turno con un código legible según el servicio, permite al funcionario o al profesional llamar el siguiente turno, repetir el llamado y cerrarlo como atendido o ausente, y muestra todo ese movimiento en una pantalla de sala de espera que se actualiza sola y acompaña cada llamado con un sonido. A lo largo de este documento se presentan los objetivos que orientan el trabajo, la justificación del proyecto, los conceptos sobre los que se apoya y la metodología de desarrollo que se está aplicando.</w:t>
+        <w:t>La solución propuesta es un sistema web de gestión y llamado de turnos, operado por el personal administrativo y asistencial dentro de la red del hospital, que toma la agenda del día desde el reporte que la institución ya genera, registra la llegada de cada paciente y le asigna un turno con un código legible según el servicio, permite llamar el siguiente turno, repetir el llamado y cerrarlo como atendido o ausente, y muestra todo ese movimiento en una pantalla de sala de espera que se actualiza sola y acompaña cada llamado con un sonido. A lo largo de este documento se presentan los objetivos que orientan el trabajo, la justificación del proyecto, los conceptos sobre los que se apoya y la metodología de desarrollo que se está aplicando.</w:t>
       </w:r>
     </w:p>
     <w:p>
@@ -1150,7 +1121,7 @@
           <w:color w:val="000000"/>
           <w:sz w:val="24"/>
         </w:rPr>
-        <w:t>•  Levantar y documentar los requerimientos del proceso de atención al usuario del hospital, identificando los roles que intervienen, los servicios que se atienden y la información que realmente se necesita para operar un turno.</w:t>
+        <w:t>•  Diseñar el modelo de datos y la arquitectura de la aplicación a partir de los requerimientos entregados por el hospital, separando las reglas del dominio de turnos de la forma en que se almacenan los datos, de manera que el sistema pueda mantenerse y ampliarse sin rehacerlo.</w:t>
       </w:r>
     </w:p>
     <w:p>
@@ -1172,7 +1143,7 @@
           <w:color w:val="000000"/>
           <w:sz w:val="24"/>
         </w:rPr>
-        <w:t>•  Diseñar el modelo de datos y la arquitectura de la aplicación, separando las reglas del dominio de turnos de la forma en que se almacenan los datos, de manera que el sistema pueda mantenerse y ampliarse sin rehacerlo.</w:t>
+        <w:t>•  Implementar la carga de la agenda diaria a partir del reporte de citas asignadas que el hospital exporta desde SaludPlus, conservando únicamente los datos necesarios para operar el turno y evitando que una misma cita se registre dos veces.</w:t>
       </w:r>
     </w:p>
     <w:p>
@@ -1194,7 +1165,7 @@
           <w:color w:val="000000"/>
           <w:sz w:val="24"/>
         </w:rPr>
-        <w:t>•  Implementar la carga de la agenda diaria a partir del reporte de citas asignadas que el hospital exporta desde SaludPlus, conservando únicamente los datos necesarios para operar el turno y evitando que una misma cita se registre dos veces.</w:t>
+        <w:t>•  Construir los módulos de admisión y llamado, que permitan registrar la llegada del paciente, generar su turno con el código propio de cada servicio, contemplar la atención prioritaria y cerrar el turno como atendido o ausente, tanto desde el puesto de trabajo como desde el consultorio.</w:t>
       </w:r>
     </w:p>
     <w:p>
@@ -1216,8 +1187,7 @@
           <w:color w:val="000000"/>
           <w:sz w:val="24"/>
         </w:rPr>
-        <w:lastRenderedPageBreak/>
-        <w:t>•  Construir el módulo de admisiones, que permita registrar la llegada del paciente y generar su turno con un código propio de cada servicio, contemplando los turnos prioritarios.</w:t>
+        <w:t>•  Desarrollar la pantalla de sala de espera, que muestre en tiempo real el turno llamado y el consultorio al que debe dirigirse el paciente, acompañando cada llamado con un aviso sonoro.</w:t>
       </w:r>
     </w:p>
     <w:p>
@@ -1239,7 +1209,7 @@
           <w:color w:val="000000"/>
           <w:sz w:val="24"/>
         </w:rPr>
-        <w:t>•  Construir el módulo de llamado, que le permita al funcionario y al profesional llamar el siguiente turno, repetir el llamado y marcar el turno como atendido o ausente, tanto desde el puesto de trabajo como desde el consultorio.</w:t>
+        <w:t>•  Implementar los módulos de administración del sistema junto con las medidas de seguridad y trazabilidad, es decir, la gestión de servicios, consultorios, profesionales, usuarios y permisos, el acceso controlado según el rol, el histórico de turnos y el registro de la actividad realizada.</w:t>
       </w:r>
     </w:p>
     <w:p>
@@ -1261,100 +1231,7 @@
           <w:color w:val="000000"/>
           <w:sz w:val="24"/>
         </w:rPr>
-        <w:t>•  Desarrollar la pantalla de sala de espera, que muestre en tiempo real el turno llamado y el consultorio al que debe dirigirse el paciente, acompañando cada llamado con un aviso sonoro.</w:t>
-      </w:r>
-    </w:p>
-    <w:p>
-      <w:pPr>
-        <w:pBdr>
-          <w:top w:val="nil"/>
-          <w:left w:val="nil"/>
-          <w:bottom w:val="nil"/>
-          <w:right w:val="nil"/>
-          <w:between w:val="nil"/>
-        </w:pBdr>
-        <w:spacing w:after="0" w:line="480" w:lineRule="auto"/>
-        <w:ind w:left="720" w:hanging="340"/>
-        <w:jc w:val="both"/>
-      </w:pPr>
-      <w:r>
-        <w:rPr>
-          <w:rFonts w:ascii="Times New Roman" w:hAnsi="Times New Roman"/>
-          <w:color w:val="000000"/>
-          <w:sz w:val="24"/>
-        </w:rPr>
-        <w:t>•  Implementar los módulos de administración del sistema, que permitan gestionar servicios, consultorios, profesionales, usuarios y sus permisos, así como consultar el histórico de turnos.</w:t>
-      </w:r>
-    </w:p>
-    <w:p>
-      <w:pPr>
-        <w:pBdr>
-          <w:top w:val="nil"/>
-          <w:left w:val="nil"/>
-          <w:bottom w:val="nil"/>
-          <w:right w:val="nil"/>
-          <w:between w:val="nil"/>
-        </w:pBdr>
-        <w:spacing w:after="0" w:line="480" w:lineRule="auto"/>
-        <w:ind w:left="720" w:hanging="340"/>
-        <w:jc w:val="both"/>
-      </w:pPr>
-      <w:r>
-        <w:rPr>
-          <w:rFonts w:ascii="Times New Roman" w:hAnsi="Times New Roman"/>
-          <w:color w:val="000000"/>
-          <w:sz w:val="24"/>
-        </w:rPr>
-        <w:t>•  Incorporar medidas básicas de seguridad y trazabilidad, como el acceso por usuario y contraseña, el control de las secciones que puede ver cada rol y el registro de la actividad realizada en el sistema.</w:t>
-      </w:r>
-    </w:p>
-    <w:p>
-      <w:pPr>
-        <w:pBdr>
-          <w:top w:val="nil"/>
-          <w:left w:val="nil"/>
-          <w:bottom w:val="nil"/>
-          <w:right w:val="nil"/>
-          <w:between w:val="nil"/>
-        </w:pBdr>
-        <w:spacing w:after="0" w:line="480" w:lineRule="auto"/>
-        <w:ind w:left="720" w:hanging="340"/>
-        <w:jc w:val="both"/>
-      </w:pPr>
-      <w:r>
-        <w:rPr>
-          <w:rFonts w:ascii="Times New Roman" w:hAnsi="Times New Roman"/>
-          <w:color w:val="000000"/>
-          <w:sz w:val="24"/>
-        </w:rPr>
-        <w:t>•  Verificar el funcionamiento del sistema mediante pruebas automatizadas sobre los flujos principales y pruebas de uso con los funcionarios del hospital, corrigiendo los errores que se identifiquen en cada revisión.</w:t>
-      </w:r>
-    </w:p>
-    <w:p>
-      <w:pPr>
-        <w:pBdr>
-          <w:top w:val="nil"/>
-          <w:left w:val="nil"/>
-          <w:bottom w:val="nil"/>
-          <w:right w:val="nil"/>
-          <w:between w:val="nil"/>
-        </w:pBdr>
-        <w:spacing w:after="0" w:line="480" w:lineRule="auto"/>
-        <w:ind w:left="720" w:hanging="340"/>
-        <w:jc w:val="both"/>
-        <w:rPr>
-          <w:rFonts w:ascii="Times New Roman" w:hAnsi="Times New Roman"/>
-          <w:color w:val="000000"/>
-          <w:sz w:val="24"/>
-        </w:rPr>
-      </w:pPr>
-      <w:r>
-        <w:rPr>
-          <w:rFonts w:ascii="Times New Roman" w:hAnsi="Times New Roman"/>
-          <w:color w:val="000000"/>
-          <w:sz w:val="24"/>
-        </w:rPr>
-        <w:t>•  Elaborar la documentación técnica y de uso del sistema, incluyendo la guía de carga de la agenda diaria, la configuración de la pantalla del televisor y la puesta en marcha del servidor.</w:t>
+        <w:t>•  Verificar el funcionamiento del sistema mediante pruebas automatizadas sobre los flujos principales y pruebas de uso con los funcionarios del hospital, y elaborar la documentación técnica y de uso necesaria para su puesta en marcha.</w:t>
       </w:r>
     </w:p>
     <w:p>
@@ -1498,7 +1375,7 @@
           <w:color w:val="000000"/>
           <w:sz w:val="24"/>
         </w:rPr>
-        <w:t>El desarrollo de este sistema se justifica porque atiende una parte del proceso de atención al usuario que actualmente no está cubierta por ninguna herramienta del hospital. La institución ya cuenta con un sistema de información donde programa las citas, pero entre el momento en que el paciente llega al hospital y el momento en que entra al consultorio no existe un apoyo informático, y ese vacío se resuelve con listados impresos, con anotaciones manuales y con el llamado en voz alta, lo que genera desorden en la sala de espera y desgaste para el funcionario que debe repetir cada llamado.</w:t>
+        <w:t>El desarrollo de este sistema se justifica porque atiende una parte del proceso de atención al usuario que hoy no cubre ninguna herramienta del hospital. La institución ya cuenta con un sistema de información donde programa las citas, pero entre el momento en que el paciente llega y el momento en que entra al consultorio no existe apoyo informático alguno, y ese vacío se resuelve con listados impresos, anotaciones manuales y llamados en voz alta, lo que genera desorden en la sala de espera y desgaste para el funcionario que debe repetir cada llamado.</w:t>
       </w:r>
     </w:p>
     <w:p>
@@ -1520,7 +1397,7 @@
           <w:color w:val="000000"/>
           <w:sz w:val="24"/>
         </w:rPr>
-        <w:t>Para el hospital el beneficio principal es tener control y evidencia de lo que ocurre en la sala de espera, ya que al quedar registrado cada turno con su estado final, la institución puede revisar cuántos pacientes se atendieron, cuántos no se presentaron y cómo se comportó la demanda por servicio, información útil para la toma de decisiones y para los indicadores de atención al usuario que hoy deben estimarse a mano. Además, al cargar la agenda desde el reporte que el hospital ya exporta, no se duplica el trabajo de digitación ni se obliga a cambiar el sistema con el que la institución programa sus citas.</w:t>
+        <w:t>Los beneficios se reparten entre los tres actores del proceso, pues para el hospital lo principal es tener control y evidencia de lo que ocurre en la sala de espera, ya que al quedar registrado cada turno con su estado final la institución puede revisar cuántos pacientes se atendieron, cuántos no se presentaron y cómo se comportó la demanda por servicio, información útil para la toma de decisiones y para los indicadores de atención al usuario que hoy deben estimarse a mano, y además, al cargar la agenda desde el reporte que el hospital ya exporta, no se duplica el trabajo de digitación ni se obliga a cambiar el sistema con el que la institución programa sus citas. Para los funcionarios el sistema simplifica una tarea repetitiva y desgastante, porque el llamado deja de depender de la voz y de la memoria, el orden de atención queda definido por el sistema y no por la insistencia del usuario, y el profesional puede llamar a su paciente directamente desde el consultorio, mientras que para los usuarios el beneficio es más visible, ya que al ver su turno en la pantalla saben si ya les corresponde pasar y hacia qué consultorio dirigirse, lo que reduce la incertidumbre, evita que se acerquen constantemente al mostrador y hace más transparente el orden de la atención, en especial para las personas que requieren atención prioritaria.</w:t>
       </w:r>
     </w:p>
     <w:p>
@@ -1542,35 +1419,7 @@
           <w:color w:val="000000"/>
           <w:sz w:val="24"/>
         </w:rPr>
-        <w:t>Para los funcionarios el sistema simplifica una tarea que hoy es repetitiva y desgastante, porque el llamado deja de depender de la voz, el orden de atención queda definido por el sistema y no por la insistencia del usuario, y el profesional puede llamar a su paciente directamente desde el consultorio sin depender de que alguien más lo haga por él. Para los usuarios el beneficio es más visible, ya que al ver su turno en la pantalla de la sala de espera saben si ya les corresponde pasar y hacia qué consultorio dirigirse, lo que reduce la incertidumbre, evita que se acerquen constantemente al mostrador a preguntar y hace más transparente el orden de la atención, especialmente para las personas que requieren atención prioritaria.</w:t>
-      </w:r>
-    </w:p>
-    <w:p>
-      <w:pPr>
-        <w:pBdr>
-          <w:top w:val="nil"/>
-          <w:left w:val="nil"/>
-          <w:bottom w:val="nil"/>
-          <w:right w:val="nil"/>
-          <w:between w:val="nil"/>
-        </w:pBdr>
-        <w:spacing w:after="0" w:line="480" w:lineRule="auto"/>
-        <w:ind w:firstLine="720"/>
-        <w:jc w:val="both"/>
-        <w:rPr>
-          <w:rFonts w:ascii="Times New Roman" w:hAnsi="Times New Roman"/>
-          <w:color w:val="000000"/>
-          <w:sz w:val="24"/>
-        </w:rPr>
-      </w:pPr>
-      <w:r>
-        <w:rPr>
-          <w:rFonts w:ascii="Times New Roman" w:hAnsi="Times New Roman"/>
-          <w:color w:val="000000"/>
-          <w:sz w:val="24"/>
-        </w:rPr>
-        <w:lastRenderedPageBreak/>
-        <w:t>Como proyecto de Ingeniería de Sistemas resulta pertinente porque no se limita a programar una interfaz, sino que exige recorrer el ciclo completo de construcción de software en un escenario real y con usuarios reales, lo que implica levantar requerimientos con los funcionarios del hospital, modelar el proceso de atención, diseñar una arquitectura que pueda mantenerse en el tiempo, resolver la integración con la información que produce otro sistema, atender aspectos de seguridad y manejo responsable de los datos del paciente, y probar y desplegar la solución en la infraestructura de la institución. Todo esto corresponde directamente a las competencias del programa y permite aplicar en un entorno productivo lo aprendido a lo largo de la carrera.</w:t>
+        <w:t>Como proyecto de Ingeniería de Sistemas resulta pertinente porque no se limita a programar una interfaz, sino que exige recorrer el ciclo completo de construcción de software en un escenario real y con usuarios reales, lo que implica modelar el proceso de atención, diseñar una arquitectura que pueda mantenerse en el tiempo, resolver la integración con la información que produce otro sistema, atender la seguridad y el manejo responsable de los datos del paciente, y probar y desplegar la solución en la infraestructura de la institución.</w:t>
       </w:r>
     </w:p>
     <w:p>
@@ -2312,7 +2161,7 @@
           <w:color w:val="000000"/>
           <w:sz w:val="24"/>
         </w:rPr>
-        <w:t>Para el desarrollo del proyecto se seleccionó una metodología ágil basada en Scrum, adaptada a un escenario de desarrollo individual. La razón de esta elección tiene que ver con la naturaleza del proyecto, ya que los requerimientos no estaban completamente definidos al inicio y se han ido precisando en la medida en que se conoce el funcionamiento real del hospital, por lo que una metodología rígida, que exija cerrar todo el análisis antes de programar, habría obligado a rehacer trabajo cada vez que apareciera un detalle nuevo del proceso de atención. El enfoque ágil, en cambio, permite construir el sistema por partes funcionales, mostrarlas y corregirlas con la retroalimentación del supervisor de práctica y de los funcionarios que usarán la herramienta.</w:t>
+        <w:t>Para el desarrollo del proyecto se seleccionó Scrum como metodología ágil, adaptada a un escenario de desarrollo individual, ya que los requerimientos entregados por el hospital se han ido precisando en la medida en que se conoce el funcionamiento real del servicio, por lo que una metodología rígida, que exija cerrar todo el análisis antes de programar, habría obligado a rehacer trabajo cada vez que apareciera un detalle nuevo del proceso de atención, mientras que Scrum permite construir el sistema por sprints, entregando al cierre de cada uno una parte funcional del producto que puede mostrarse, probarse y corregirse con la retroalimentación del supervisor de práctica y de los funcionarios que usarán la herramienta.</w:t>
       </w:r>
     </w:p>
     <w:p>
@@ -2334,8 +2183,29 @@
           <w:color w:val="000000"/>
           <w:sz w:val="24"/>
         </w:rPr>
-        <w:lastRenderedPageBreak/>
-        <w:t>Es importante aclarar la adaptación que se hace de Scrum, porque el marco de trabajo original está pensado para equipos, con roles diferenciados como Scrum Master, Product Owner y equipo de desarrollo, mientras que en este proyecto el desarrollo lo realiza un solo estudiante. Por esa razón no se simulan roles que no existen, sino que se conservan las prácticas que sí aportan valor en un trabajo individual, es decir, la lista priorizada de requerimientos, el trabajo por iteraciones cortas, la entrega de funcionalidad utilizable al final de cada iteración y la revisión periódica de lo construido. La función de validación del producto, que en un equipo cumpliría el Product Owner, la asumen el supervisor de práctica en el hospital y los funcionarios que operan el proceso, quienes revisan lo entregado y señalan qué debe ajustarse.</w:t>
+        <w:t>La adaptación que se hace del marco de trabajo consiste en conservar las prácticas que aportan valor en un trabajo individual y no simular los roles que no existen, de manera que no se habla de Scrum Master ni de equipo de desarrollo, porque el desarrollo lo realiza un solo estudiante, y la función de validación del producto, que en un equipo cumpliría el Product Owner, la asumen el supervisor de práctica en el hospital y los funcionarios que operan el proceso de atención, quienes revisan lo entregado al final de cada sprint y señalan qué debe ajustarse, mientras que las prácticas que sí se mantienen son la lista priorizada de requerimientos, la planificación al inicio de cada sprint, el trabajo en ciclos cortos, la entrega de funcionalidad utilizable al cierre de cada ciclo y la revisión de lo construido antes de iniciar el siguiente.</w:t>
+      </w:r>
+    </w:p>
+    <w:p>
+      <w:pPr>
+        <w:pBdr>
+          <w:top w:val="nil"/>
+          <w:left w:val="nil"/>
+          <w:bottom w:val="nil"/>
+          <w:right w:val="nil"/>
+          <w:between w:val="nil"/>
+        </w:pBdr>
+        <w:spacing w:after="0" w:line="480" w:lineRule="auto"/>
+        <w:ind w:firstLine="720"/>
+        <w:jc w:val="both"/>
+      </w:pPr>
+      <w:r>
+        <w:rPr>
+          <w:rFonts w:ascii="Times New Roman" w:hAnsi="Times New Roman"/>
+          <w:color w:val="000000"/>
+          <w:sz w:val="24"/>
+        </w:rPr>
+        <w:t>Los sprints se definieron con una duración de una semana, porque el proyecto se desarrolla en un período corto, comprendido entre el 20 de agosto y el 10 de octubre, y ciclos más largos dejarían muy pocas oportunidades de revisión y corrección dentro del tiempo de la práctica, de modo que la construcción de los módulos del sistema ocupó los primeros cinco sprints y los tres restantes se destinan a la verificación con los funcionarios, la documentación y la puesta en producción, quedando el último ajustado a la ventana en la que debe hacerse la entrega del proyecto.</w:t>
       </w:r>
     </w:p>
     <w:p>
@@ -2378,7 +2248,7 @@
           <w:color w:val="000000"/>
           <w:sz w:val="24"/>
         </w:rPr>
-        <w:t>El trabajo parte de una lista general de requerimientos construida a partir del documento de requerimientos del sistema y de lo observado en el hospital, en la que cada elemento describe una funcionalidad concreta y verificable. Esa lista se revisa periódicamente y de ella se toman las actividades de cada iteración, estimando de manera sencilla el esfuerzo según el tiempo disponible de la práctica.</w:t>
+        <w:t>El trabajo parte de una lista general de requerimientos construida a partir del documento de requerimientos del sistema entregado por el hospital y de lo observado en el servicio de consulta externa, en la que cada elemento describe una funcionalidad concreta y verificable, y de esa lista se toman, al comenzar cada sprint, las actividades que se van a desarrollar, estimando de manera sencilla el esfuerzo según el tiempo disponible de la práctica y dejando el resto pendiente para los sprints siguientes.</w:t>
       </w:r>
     </w:p>
     <w:p>
@@ -2421,28 +2291,28 @@
           <w:color w:val="000000"/>
           <w:sz w:val="24"/>
         </w:rPr>
-        <w:t>Los requerimientos se priorizan según lo que el hospital necesita primero para poder usar el sistema, dándole prioridad al camino completo de un paciente, es decir, cargar la agenda del día, registrar la llegada, generar el turno, llamarlo y cerrarlo. Las funcionalidades de configuración, consulta y estadísticas se abordan después, porque aunque son necesarias, el sistema no depende de ellas para operar.</w:t>
-      </w:r>
-    </w:p>
-    <w:p>
-      <w:pPr>
-        <w:pBdr>
-          <w:top w:val="nil"/>
-          <w:left w:val="nil"/>
-          <w:bottom w:val="nil"/>
-          <w:right w:val="nil"/>
-          <w:between w:val="nil"/>
-        </w:pBdr>
-        <w:spacing w:after="0" w:line="480" w:lineRule="auto"/>
-      </w:pPr>
-      <w:r>
-        <w:rPr>
-          <w:rFonts w:ascii="Times New Roman" w:hAnsi="Times New Roman"/>
-          <w:b/>
-          <w:color w:val="000000"/>
-          <w:sz w:val="24"/>
-        </w:rPr>
-        <w:t>6.3 Iteraciones o sprints</w:t>
+        <w:t>Los requerimientos se priorizan según lo que el hospital necesita primero para poder usar el sistema, dándole prioridad al camino completo de un paciente, es decir, cargar la agenda del día, registrar la llegada, generar el turno, llamarlo y cerrarlo, de manera que las funcionalidades de configuración, consulta y estadísticas se abordan en sprints posteriores, porque aunque son necesarias, el sistema no depende de ellas para operar.</w:t>
+      </w:r>
+    </w:p>
+    <w:p>
+      <w:pPr>
+        <w:pBdr>
+          <w:top w:val="nil"/>
+          <w:left w:val="nil"/>
+          <w:bottom w:val="nil"/>
+          <w:right w:val="nil"/>
+          <w:between w:val="nil"/>
+        </w:pBdr>
+        <w:spacing w:after="0" w:line="480" w:lineRule="auto"/>
+      </w:pPr>
+      <w:r>
+        <w:rPr>
+          <w:rFonts w:ascii="Times New Roman" w:hAnsi="Times New Roman"/>
+          <w:b/>
+          <w:color w:val="000000"/>
+          <w:sz w:val="24"/>
+        </w:rPr>
+        <w:t>6.3 Sprints del proyecto</w:t>
       </w:r>
     </w:p>
     <w:p>
@@ -2464,8 +2334,7 @@
           <w:color w:val="000000"/>
           <w:sz w:val="24"/>
         </w:rPr>
-        <w:lastRenderedPageBreak/>
-        <w:t>El desarrollo se organiza en iteraciones cortas, cada una enfocada en un conjunto reducido de funcionalidades relacionadas entre sí, de manera que al terminar la iteración exista algo que se pueda mostrar y probar. De forma general las iteraciones han seguido este orden:</w:t>
+        <w:t>El desarrollo se organizó en ocho sprints de aproximadamente una semana, cada uno enfocado en un conjunto reducido de funcionalidades relacionadas entre sí, de manera que al cerrar el sprint existiera una parte del sistema que se pudiera mostrar y probar, ajustándose la duración de dos de ellos a hitos concretos del proyecto, el quinto, que se cerró al quedar terminada la construcción de los módulos, y el octavo, que se acomoda a la ventana definida para la entrega, y a continuación se relacionan todos los sprints con su estado, entendiendo por completado aquel cuyos objetivos ya fueron alcanzados y por proyectado el que está planificado y aún no ha iniciado.</w:t>
       </w:r>
     </w:p>
     <w:p>
@@ -2484,10 +2353,20 @@
       <w:r>
         <w:rPr>
           <w:rFonts w:ascii="Times New Roman" w:hAnsi="Times New Roman"/>
-          <w:color w:val="000000"/>
-          <w:sz w:val="24"/>
-        </w:rPr>
-        <w:t>•  Definición del dominio de turnos, el modelo de datos y la estructura base del proyecto.</w:t>
+          <w:b/>
+          <w:color w:val="000000"/>
+          <w:sz w:val="24"/>
+        </w:rPr>
+        <w:t xml:space="preserve">•  Sprint 1, del 20 al 26 de agosto, completado. </w:t>
+      </w:r>
+      <w:r>
+        <w:rPr>
+          <w:rFonts w:ascii="Times New Roman" w:hAnsi="Times New Roman"/>
+          <w:b w:val="0"/>
+          <w:color w:val="000000"/>
+          <w:sz w:val="24"/>
+        </w:rPr>
+        <w:t>Análisis de los requerimientos entregados por el hospital y del proceso de atención en consulta externa, definición de las reglas del dominio de turnos, diseño del modelo de datos y montaje de la estructura base del proyecto, dejando separadas desde el inicio las reglas del negocio de los detalles de almacenamiento e interfaz, de manera que el sistema pudiera crecer sin rehacer lo construido.</w:t>
       </w:r>
     </w:p>
     <w:p>
@@ -2506,10 +2385,20 @@
       <w:r>
         <w:rPr>
           <w:rFonts w:ascii="Times New Roman" w:hAnsi="Times New Roman"/>
-          <w:color w:val="000000"/>
-          <w:sz w:val="24"/>
-        </w:rPr>
-        <w:t>•  Autenticación de funcionarios, manejo de roles y control de acceso a las secciones.</w:t>
+          <w:b/>
+          <w:color w:val="000000"/>
+          <w:sz w:val="24"/>
+        </w:rPr>
+        <w:t xml:space="preserve">•  Sprint 2, del 27 de agosto al 2 de septiembre, completado. </w:t>
+      </w:r>
+      <w:r>
+        <w:rPr>
+          <w:rFonts w:ascii="Times New Roman" w:hAnsi="Times New Roman"/>
+          <w:b w:val="0"/>
+          <w:color w:val="000000"/>
+          <w:sz w:val="24"/>
+        </w:rPr>
+        <w:t>Publicación de la primera versión operativa del sistema de turnos en el repositorio de control de versiones, junto con la autenticación de los funcionarios, el manejo de roles y el control de acceso a las secciones según el perfil de cada usuario, además del diseño inicial de la pantalla pública de sala de espera y de un panel de pruebas que permitiera simular la operación sin depender de una jornada real del hospital.</w:t>
       </w:r>
     </w:p>
     <w:p>
@@ -2528,10 +2417,20 @@
       <w:r>
         <w:rPr>
           <w:rFonts w:ascii="Times New Roman" w:hAnsi="Times New Roman"/>
-          <w:color w:val="000000"/>
-          <w:sz w:val="24"/>
-        </w:rPr>
-        <w:t>•  Carga de la agenda diaria desde el reporte de citas del hospital y registro de la llegada del paciente.</w:t>
+          <w:b/>
+          <w:color w:val="000000"/>
+          <w:sz w:val="24"/>
+        </w:rPr>
+        <w:t xml:space="preserve">•  Sprint 3, del 3 al 9 de septiembre, completado. </w:t>
+      </w:r>
+      <w:r>
+        <w:rPr>
+          <w:rFonts w:ascii="Times New Roman" w:hAnsi="Times New Roman"/>
+          <w:b w:val="0"/>
+          <w:color w:val="000000"/>
+          <w:sz w:val="24"/>
+        </w:rPr>
+        <w:t>Implementación de la carga de la agenda diaria a partir del reporte de citas asignadas que el hospital exporta desde SaludPlus, conservando únicamente los datos necesarios para operar el turno y evitando que una misma cita se registre dos veces, junto con el módulo de admisiones, donde se registra la llegada del paciente y se genera su turno con el código propio de cada servicio, contemplando los turnos prioritarios.</w:t>
       </w:r>
     </w:p>
     <w:p>
@@ -2550,10 +2449,20 @@
       <w:r>
         <w:rPr>
           <w:rFonts w:ascii="Times New Roman" w:hAnsi="Times New Roman"/>
-          <w:color w:val="000000"/>
-          <w:sz w:val="24"/>
-        </w:rPr>
-        <w:t>•  Generación y llamado de turnos desde el puesto del funcionario, con cierre como atendido o ausente.</w:t>
+          <w:b/>
+          <w:color w:val="000000"/>
+          <w:sz w:val="24"/>
+        </w:rPr>
+        <w:t xml:space="preserve">•  Sprint 4, del 10 al 16 de septiembre, completado. </w:t>
+      </w:r>
+      <w:r>
+        <w:rPr>
+          <w:rFonts w:ascii="Times New Roman" w:hAnsi="Times New Roman"/>
+          <w:b w:val="0"/>
+          <w:color w:val="000000"/>
+          <w:sz w:val="24"/>
+        </w:rPr>
+        <w:t>Desarrollo del llamado de turnos desde el puesto del funcionario y desde el consultorio mediante un enlace propio del profesional, con la posibilidad de repetir el llamado y de cerrar el turno como atendido o ausente, y puesta en funcionamiento de la pantalla de sala de espera en tiempo real, que muestra el turno llamado y el consultorio al que debe dirigirse el paciente acompañando cada llamado con un aviso sonoro.</w:t>
       </w:r>
     </w:p>
     <w:p>
@@ -2572,10 +2481,20 @@
       <w:r>
         <w:rPr>
           <w:rFonts w:ascii="Times New Roman" w:hAnsi="Times New Roman"/>
-          <w:color w:val="000000"/>
-          <w:sz w:val="24"/>
-        </w:rPr>
-        <w:t>•  Pantalla de sala de espera en tiempo real, con aviso sonoro en cada llamado.</w:t>
+          <w:b/>
+          <w:color w:val="000000"/>
+          <w:sz w:val="24"/>
+        </w:rPr>
+        <w:t xml:space="preserve">•  Sprint 5, del 17 al 20 de septiembre, completado. </w:t>
+      </w:r>
+      <w:r>
+        <w:rPr>
+          <w:rFonts w:ascii="Times New Roman" w:hAnsi="Times New Roman"/>
+          <w:b w:val="0"/>
+          <w:color w:val="000000"/>
+          <w:sz w:val="24"/>
+        </w:rPr>
+        <w:t>Construcción de los módulos de administración del sistema, que permiten gestionar servicios, consultorios, profesionales, usuarios y sus permisos, además del histórico de turnos, las estadísticas de atención y el registro de la actividad realizada por los funcionarios, trabajo que se cerró con una revisión completa de la seguridad, la trazabilidad y la integridad de los datos almacenados, con lo cual quedó terminada la construcción de todos los módulos previstos para el sistema.</w:t>
       </w:r>
     </w:p>
     <w:p>
@@ -2594,10 +2513,20 @@
       <w:r>
         <w:rPr>
           <w:rFonts w:ascii="Times New Roman" w:hAnsi="Times New Roman"/>
-          <w:color w:val="000000"/>
-          <w:sz w:val="24"/>
-        </w:rPr>
-        <w:t>•  Acceso del profesional desde su consultorio mediante un enlace propio.</w:t>
+          <w:b/>
+          <w:color w:val="000000"/>
+          <w:sz w:val="24"/>
+        </w:rPr>
+        <w:t xml:space="preserve">•  Sprint 6, del 21 al 27 de septiembre, proyectado. </w:t>
+      </w:r>
+      <w:r>
+        <w:rPr>
+          <w:rFonts w:ascii="Times New Roman" w:hAnsi="Times New Roman"/>
+          <w:b w:val="0"/>
+          <w:color w:val="000000"/>
+          <w:sz w:val="24"/>
+        </w:rPr>
+        <w:t>Realización de las pruebas de uso con los funcionarios del hospital, recorriendo el proceso completo tal como ocurriría en una jornada normal de consulta externa, corrección de los hallazgos que resulten de esas pruebas y ampliación de las pruebas automatizadas sobre los casos que se identifiquen, dando prioridad a los errores que impidan operar el sistema sobre los de presentación o comodidad.</w:t>
       </w:r>
     </w:p>
     <w:p>
@@ -2616,10 +2545,52 @@
       <w:r>
         <w:rPr>
           <w:rFonts w:ascii="Times New Roman" w:hAnsi="Times New Roman"/>
-          <w:color w:val="000000"/>
-          <w:sz w:val="24"/>
-        </w:rPr>
-        <w:t>•  Módulos de administración, histórico, estadísticas y registro de actividad.</w:t>
+          <w:b/>
+          <w:color w:val="000000"/>
+          <w:sz w:val="24"/>
+        </w:rPr>
+        <w:t xml:space="preserve">•  Sprint 7, del 28 de septiembre al 4 de octubre, proyectado. </w:t>
+      </w:r>
+      <w:r>
+        <w:rPr>
+          <w:rFonts w:ascii="Times New Roman" w:hAnsi="Times New Roman"/>
+          <w:b w:val="0"/>
+          <w:color w:val="000000"/>
+          <w:sz w:val="24"/>
+        </w:rPr>
+        <w:t>Elaboración de la documentación técnica y de uso del sistema, que comprende la guía de carga de la agenda diaria, la configuración de la pantalla del televisor de la sala de espera y el procedimiento de puesta en marcha del servidor, junto con la preparación del entorno de producción y las pruebas de despliegue previas a la instalación definitiva.</w:t>
+      </w:r>
+    </w:p>
+    <w:p>
+      <w:pPr>
+        <w:pBdr>
+          <w:top w:val="nil"/>
+          <w:left w:val="nil"/>
+          <w:bottom w:val="nil"/>
+          <w:right w:val="nil"/>
+          <w:between w:val="nil"/>
+        </w:pBdr>
+        <w:spacing w:after="0" w:line="480" w:lineRule="auto"/>
+        <w:ind w:left="720" w:hanging="340"/>
+        <w:jc w:val="both"/>
+      </w:pPr>
+      <w:r>
+        <w:rPr>
+          <w:rFonts w:ascii="Times New Roman" w:hAnsi="Times New Roman"/>
+          <w:b/>
+          <w:color w:val="000000"/>
+          <w:sz w:val="24"/>
+        </w:rPr>
+        <w:t xml:space="preserve">•  Sprint 8, del 5 al 10 de octubre, proyectado. </w:t>
+      </w:r>
+      <w:r>
+        <w:rPr>
+          <w:rFonts w:ascii="Times New Roman" w:hAnsi="Times New Roman"/>
+          <w:b w:val="0"/>
+          <w:color w:val="000000"/>
+          <w:sz w:val="24"/>
+        </w:rPr>
+        <w:t>Puesta en producción del sistema en el servidor del hospital, acompañamiento a los funcionarios durante el primer uso de la herramienta en una jornada real de atención, atención de los ajustes menores que surjan de ese acompañamiento y entrega final del proyecto y de su documentación a la institución.</w:t>
       </w:r>
     </w:p>
     <w:p>
@@ -2641,7 +2612,7 @@
           <w:color w:val="000000"/>
           <w:sz w:val="24"/>
         </w:rPr>
-        <w:t>Las iteraciones pendientes se concentran en terminar los módulos administrativos que aún están en proceso, ajustar el sistema con la retroalimentación de las pruebas con funcionarios y preparar la puesta en producción en el servidor del hospital.</w:t>
+        <w:t>Al momento de elaborar este documento se encuentran completados los cinco primeros sprints, con los cuales quedó construida la totalidad de los módulos del sistema, es decir, la carga de la agenda, el módulo de admisiones, la generación y el llamado de turnos desde el puesto del funcionario y desde el consultorio, la pantalla de sala de espera en tiempo real y los módulos de administración, histórico, estadísticas y registro de actividad, de modo que los tres sprints proyectados no agregan funcionalidades nuevas, sino que se concentran en verificar el sistema con los funcionarios del hospital, documentarlo y ponerlo en producción en el servidor de la institución dentro de la fecha prevista para la entrega.</w:t>
       </w:r>
     </w:p>
     <w:p>
@@ -2727,16 +2698,14 @@
           <w:color w:val="000000"/>
           <w:sz w:val="24"/>
         </w:rPr>
-        <w:t xml:space="preserve">La verificación se hace en dos niveles. Por un lado están las pruebas automatizadas, que acompañan cada flujo importante del sistema y se ejecutan junto con la revisión de estilo de código, la verificación de tipos y la compilación del proyecto, de modo que un cambio no se da por terminado si alguna de estas revisiones falla. Por </w:t>
-      </w:r>
-      <w:r>
-        <w:rPr>
-          <w:rFonts w:ascii="Times New Roman" w:hAnsi="Times New Roman"/>
-          <w:color w:val="000000"/>
-          <w:sz w:val="24"/>
-        </w:rPr>
-        <w:lastRenderedPageBreak/>
-        <w:t>otro lado están las pruebas de uso con los funcionarios, en las que se recorre el proceso completo tal como ocurriría en una jornada normal, y de las que suelen salir los ajustes más útiles, porque muestran detalles del proceso real que no aparecen en el documento de requerimientos.</w:t>
+        <w:t>La verificación se hace en dos niveles, ya que por un lado están las pruebas automatizadas, que acompañan cada flujo importante del sistema y se ejecutan junto con la revisión de estilo de código, la verificación de tipos y la compilación del proyecto, de modo que un cambio no se da por terminado si alguna de estas revisiones falla, y por otro lado están las pruebas de uso con los funcionarios, en las que se recorre el proceso completo tal como ocurriría en una jornada normal, y de las que suelen salir los ajustes más útiles, porque muestran detalles del proceso real que no aparecen en el documento de requerimientos.</w:t>
+      </w:r>
+      <w:r>
+        <w:rPr>
+          <w:rFonts w:ascii="Times New Roman" w:hAnsi="Times New Roman"/>
+          <w:color w:val="000000"/>
+          <w:sz w:val="24"/>
+        </w:rPr>
       </w:r>
     </w:p>
     <w:p>
@@ -2822,7 +2791,7 @@
           <w:color w:val="000000"/>
           <w:sz w:val="24"/>
         </w:rPr>
-        <w:t>El seguimiento se apoya en el control de versiones del proyecto, donde cada avance queda registrado con su fecha y su descripción, y en las reuniones periódicas con el supervisor de práctica en el hospital y con el tutor asignado por la universidad, en las que se muestra lo construido, se revisa el cumplimiento de lo planeado y se acuerda el trabajo de la siguiente iteración.</w:t>
+        <w:t>El seguimiento se apoya en el control de versiones del proyecto, donde cada avance queda registrado con su fecha y su descripción, lo que permite reconstruir en cualquier momento qué se hizo en cada sprint, y en las reuniones periódicas con el supervisor de práctica en el hospital y con el tutor asignado por la universidad, en las que se muestra lo construido, se revisa el cumplimiento de lo planeado y se acuerda el trabajo del sprint siguiente.</w:t>
       </w:r>
     </w:p>
     <w:p>
@@ -3751,6 +3720,7 @@
     <w:lsdException w:name="HTML Sample" w:semiHidden="1" w:unhideWhenUsed="1"/>
     <w:lsdException w:name="HTML Typewriter" w:semiHidden="1" w:unhideWhenUsed="1"/>
     <w:lsdException w:name="HTML Variable" w:semiHidden="1" w:unhideWhenUsed="1"/>
+    <w:lsdException w:name="Normal Table" w:semiHidden="1" w:unhideWhenUsed="1"/>
     <w:lsdException w:name="annotation subject" w:semiHidden="1" w:unhideWhenUsed="1"/>
     <w:lsdException w:name="No List" w:semiHidden="1" w:unhideWhenUsed="1"/>
     <w:lsdException w:name="Outline List 1" w:semiHidden="1" w:unhideWhenUsed="1"/>
@@ -3793,8 +3763,11 @@
     <w:lsdException w:name="Table Contemporary" w:semiHidden="1" w:unhideWhenUsed="1"/>
     <w:lsdException w:name="Table Elegant" w:semiHidden="1" w:unhideWhenUsed="1"/>
     <w:lsdException w:name="Table Professional" w:semiHidden="1" w:unhideWhenUsed="1"/>
+    <w:lsdException w:name="Table Subtle 1" w:semiHidden="1" w:unhideWhenUsed="1"/>
     <w:lsdException w:name="Table Subtle 2" w:semiHidden="1" w:unhideWhenUsed="1"/>
     <w:lsdException w:name="Table Web 1" w:semiHidden="1" w:unhideWhenUsed="1"/>
+    <w:lsdException w:name="Table Web 2" w:semiHidden="1" w:unhideWhenUsed="1"/>
+    <w:lsdException w:name="Table Web 3" w:semiHidden="1" w:unhideWhenUsed="1"/>
     <w:lsdException w:name="Balloon Text" w:semiHidden="1" w:unhideWhenUsed="1"/>
     <w:lsdException w:name="Table Grid" w:uiPriority="39"/>
     <w:lsdException w:name="Table Theme" w:semiHidden="1" w:unhideWhenUsed="1"/>

--- a/docs/F-PS-145 Proyecto de Practica Profesional - Sistema de Turnos.docx
+++ b/docs/F-PS-145 Proyecto de Practica Profesional - Sistema de Turnos.docx
@@ -27,6 +27,7 @@
             <w:pPr>
               <w:ind w:hanging="2"/>
               <w:rPr>
+                <w:rFonts w:ascii="Times New Roman" w:hAnsi="Times New Roman" w:cs="Times New Roman"/>
                 <w:b/>
                 <w:szCs w:val="24"/>
               </w:rPr>
@@ -35,6 +36,7 @@
             <w:bookmarkEnd w:id="0"/>
             <w:r>
               <w:rPr>
+                <w:rFonts w:ascii="Times New Roman" w:hAnsi="Times New Roman" w:cs="Times New Roman"/>
                 <w:b/>
                 <w:szCs w:val="24"/>
               </w:rPr>
@@ -52,12 +54,13 @@
               <w:ind w:hanging="2"/>
               <w:cnfStyle w:val="000000100000" w:firstRow="0" w:lastRow="0" w:firstColumn="0" w:lastColumn="0" w:oddVBand="0" w:evenVBand="0" w:oddHBand="1" w:evenHBand="0" w:firstRowFirstColumn="0" w:firstRowLastColumn="0" w:lastRowFirstColumn="0" w:lastRowLastColumn="0"/>
               <w:rPr>
+                <w:rFonts w:ascii="Times New Roman" w:hAnsi="Times New Roman" w:cs="Times New Roman"/>
                 <w:szCs w:val="24"/>
               </w:rPr>
             </w:pPr>
             <w:r>
               <w:rPr>
-                <w:rFonts w:ascii="Times New Roman" w:hAnsi="Times New Roman"/>
+                <w:rFonts w:ascii="Times New Roman" w:hAnsi="Times New Roman" w:cs="Times New Roman"/>
                 <w:color w:val="000000"/>
                 <w:sz w:val="24"/>
               </w:rPr>
@@ -79,12 +82,14 @@
             <w:pPr>
               <w:ind w:hanging="2"/>
               <w:rPr>
+                <w:rFonts w:ascii="Times New Roman" w:hAnsi="Times New Roman" w:cs="Times New Roman"/>
                 <w:b/>
                 <w:szCs w:val="24"/>
               </w:rPr>
             </w:pPr>
             <w:r>
               <w:rPr>
+                <w:rFonts w:ascii="Times New Roman" w:hAnsi="Times New Roman" w:cs="Times New Roman"/>
                 <w:b/>
                 <w:szCs w:val="24"/>
               </w:rPr>
@@ -100,12 +105,13 @@
             <w:pPr>
               <w:cnfStyle w:val="000000000000" w:firstRow="0" w:lastRow="0" w:firstColumn="0" w:lastColumn="0" w:oddVBand="0" w:evenVBand="0" w:oddHBand="0" w:evenHBand="0" w:firstRowFirstColumn="0" w:firstRowLastColumn="0" w:lastRowFirstColumn="0" w:lastRowLastColumn="0"/>
               <w:rPr>
+                <w:rFonts w:ascii="Times New Roman" w:hAnsi="Times New Roman" w:cs="Times New Roman"/>
                 <w:szCs w:val="24"/>
               </w:rPr>
             </w:pPr>
             <w:r>
               <w:rPr>
-                <w:rFonts w:ascii="Times New Roman" w:hAnsi="Times New Roman"/>
+                <w:rFonts w:ascii="Times New Roman" w:hAnsi="Times New Roman" w:cs="Times New Roman"/>
                 <w:color w:val="000000"/>
                 <w:sz w:val="24"/>
               </w:rPr>
@@ -128,12 +134,14 @@
             <w:pPr>
               <w:ind w:hanging="2"/>
               <w:rPr>
+                <w:rFonts w:ascii="Times New Roman" w:hAnsi="Times New Roman" w:cs="Times New Roman"/>
                 <w:b/>
                 <w:szCs w:val="24"/>
               </w:rPr>
             </w:pPr>
             <w:r>
               <w:rPr>
+                <w:rFonts w:ascii="Times New Roman" w:hAnsi="Times New Roman" w:cs="Times New Roman"/>
                 <w:b/>
                 <w:szCs w:val="24"/>
               </w:rPr>
@@ -153,12 +161,13 @@
               </w:tabs>
               <w:cnfStyle w:val="000000100000" w:firstRow="0" w:lastRow="0" w:firstColumn="0" w:lastColumn="0" w:oddVBand="0" w:evenVBand="0" w:oddHBand="1" w:evenHBand="0" w:firstRowFirstColumn="0" w:firstRowLastColumn="0" w:lastRowFirstColumn="0" w:lastRowLastColumn="0"/>
               <w:rPr>
+                <w:rFonts w:ascii="Times New Roman" w:hAnsi="Times New Roman" w:cs="Times New Roman"/>
                 <w:szCs w:val="24"/>
               </w:rPr>
             </w:pPr>
             <w:r>
               <w:rPr>
-                <w:rFonts w:ascii="Times New Roman" w:hAnsi="Times New Roman"/>
+                <w:rFonts w:ascii="Times New Roman" w:hAnsi="Times New Roman" w:cs="Times New Roman"/>
                 <w:color w:val="000000"/>
                 <w:sz w:val="24"/>
               </w:rPr>
@@ -180,12 +189,14 @@
             <w:pPr>
               <w:ind w:hanging="2"/>
               <w:rPr>
+                <w:rFonts w:ascii="Times New Roman" w:hAnsi="Times New Roman" w:cs="Times New Roman"/>
                 <w:b/>
                 <w:szCs w:val="24"/>
               </w:rPr>
             </w:pPr>
             <w:r>
               <w:rPr>
+                <w:rFonts w:ascii="Times New Roman" w:hAnsi="Times New Roman" w:cs="Times New Roman"/>
                 <w:b/>
                 <w:szCs w:val="24"/>
               </w:rPr>
@@ -202,12 +213,13 @@
               <w:ind w:hanging="2"/>
               <w:cnfStyle w:val="000000000000" w:firstRow="0" w:lastRow="0" w:firstColumn="0" w:lastColumn="0" w:oddVBand="0" w:evenVBand="0" w:oddHBand="0" w:evenHBand="0" w:firstRowFirstColumn="0" w:firstRowLastColumn="0" w:lastRowFirstColumn="0" w:lastRowLastColumn="0"/>
               <w:rPr>
+                <w:rFonts w:ascii="Times New Roman" w:hAnsi="Times New Roman" w:cs="Times New Roman"/>
                 <w:szCs w:val="24"/>
               </w:rPr>
             </w:pPr>
             <w:r>
               <w:rPr>
-                <w:rFonts w:ascii="Times New Roman" w:hAnsi="Times New Roman"/>
+                <w:rFonts w:ascii="Times New Roman" w:hAnsi="Times New Roman" w:cs="Times New Roman"/>
                 <w:color w:val="000000"/>
                 <w:sz w:val="24"/>
               </w:rPr>
@@ -220,6 +232,7 @@
               <w:jc w:val="center"/>
               <w:cnfStyle w:val="000000000000" w:firstRow="0" w:lastRow="0" w:firstColumn="0" w:lastColumn="0" w:oddVBand="0" w:evenVBand="0" w:oddHBand="0" w:evenHBand="0" w:firstRowFirstColumn="0" w:firstRowLastColumn="0" w:lastRowFirstColumn="0" w:lastRowLastColumn="0"/>
               <w:rPr>
+                <w:rFonts w:ascii="Times New Roman" w:hAnsi="Times New Roman" w:cs="Times New Roman"/>
                 <w:szCs w:val="24"/>
               </w:rPr>
             </w:pPr>
@@ -239,12 +252,14 @@
             <w:pPr>
               <w:ind w:hanging="2"/>
               <w:rPr>
+                <w:rFonts w:ascii="Times New Roman" w:hAnsi="Times New Roman" w:cs="Times New Roman"/>
                 <w:b/>
                 <w:szCs w:val="24"/>
               </w:rPr>
             </w:pPr>
             <w:r>
               <w:rPr>
+                <w:rFonts w:ascii="Times New Roman" w:hAnsi="Times New Roman" w:cs="Times New Roman"/>
                 <w:b/>
                 <w:szCs w:val="24"/>
               </w:rPr>
@@ -261,12 +276,13 @@
               <w:ind w:hanging="2"/>
               <w:cnfStyle w:val="000000100000" w:firstRow="0" w:lastRow="0" w:firstColumn="0" w:lastColumn="0" w:oddVBand="0" w:evenVBand="0" w:oddHBand="1" w:evenHBand="0" w:firstRowFirstColumn="0" w:firstRowLastColumn="0" w:lastRowFirstColumn="0" w:lastRowLastColumn="0"/>
               <w:rPr>
+                <w:rFonts w:ascii="Times New Roman" w:hAnsi="Times New Roman" w:cs="Times New Roman"/>
                 <w:szCs w:val="24"/>
               </w:rPr>
             </w:pPr>
             <w:r>
               <w:rPr>
-                <w:rFonts w:ascii="Times New Roman" w:hAnsi="Times New Roman"/>
+                <w:rFonts w:ascii="Times New Roman" w:hAnsi="Times New Roman" w:cs="Times New Roman"/>
                 <w:color w:val="000000"/>
                 <w:sz w:val="24"/>
               </w:rPr>
@@ -279,6 +295,7 @@
               <w:jc w:val="center"/>
               <w:cnfStyle w:val="000000100000" w:firstRow="0" w:lastRow="0" w:firstColumn="0" w:lastColumn="0" w:oddVBand="0" w:evenVBand="0" w:oddHBand="1" w:evenHBand="0" w:firstRowFirstColumn="0" w:firstRowLastColumn="0" w:lastRowFirstColumn="0" w:lastRowLastColumn="0"/>
               <w:rPr>
+                <w:rFonts w:ascii="Times New Roman" w:hAnsi="Times New Roman" w:cs="Times New Roman"/>
                 <w:szCs w:val="24"/>
               </w:rPr>
             </w:pPr>
@@ -295,12 +312,14 @@
             <w:pPr>
               <w:ind w:hanging="2"/>
               <w:rPr>
+                <w:rFonts w:ascii="Times New Roman" w:hAnsi="Times New Roman" w:cs="Times New Roman"/>
                 <w:b/>
                 <w:szCs w:val="24"/>
               </w:rPr>
             </w:pPr>
             <w:r>
               <w:rPr>
+                <w:rFonts w:ascii="Times New Roman" w:hAnsi="Times New Roman" w:cs="Times New Roman"/>
                 <w:b/>
                 <w:szCs w:val="24"/>
               </w:rPr>
@@ -317,12 +336,13 @@
               <w:ind w:hanging="2"/>
               <w:cnfStyle w:val="000000000000" w:firstRow="0" w:lastRow="0" w:firstColumn="0" w:lastColumn="0" w:oddVBand="0" w:evenVBand="0" w:oddHBand="0" w:evenHBand="0" w:firstRowFirstColumn="0" w:firstRowLastColumn="0" w:lastRowFirstColumn="0" w:lastRowLastColumn="0"/>
               <w:rPr>
+                <w:rFonts w:ascii="Times New Roman" w:hAnsi="Times New Roman" w:cs="Times New Roman"/>
                 <w:szCs w:val="24"/>
               </w:rPr>
             </w:pPr>
             <w:r>
               <w:rPr>
-                <w:rFonts w:ascii="Times New Roman" w:hAnsi="Times New Roman"/>
+                <w:rFonts w:ascii="Times New Roman" w:hAnsi="Times New Roman" w:cs="Times New Roman"/>
                 <w:color w:val="000000"/>
                 <w:sz w:val="24"/>
               </w:rPr>
@@ -345,12 +365,14 @@
             <w:pPr>
               <w:ind w:hanging="2"/>
               <w:rPr>
+                <w:rFonts w:ascii="Times New Roman" w:hAnsi="Times New Roman" w:cs="Times New Roman"/>
                 <w:b/>
                 <w:szCs w:val="24"/>
               </w:rPr>
             </w:pPr>
             <w:r>
               <w:rPr>
+                <w:rFonts w:ascii="Times New Roman" w:hAnsi="Times New Roman" w:cs="Times New Roman"/>
                 <w:b/>
                 <w:szCs w:val="24"/>
               </w:rPr>
@@ -367,12 +389,13 @@
               <w:ind w:hanging="2"/>
               <w:cnfStyle w:val="000000100000" w:firstRow="0" w:lastRow="0" w:firstColumn="0" w:lastColumn="0" w:oddVBand="0" w:evenVBand="0" w:oddHBand="1" w:evenHBand="0" w:firstRowFirstColumn="0" w:firstRowLastColumn="0" w:lastRowFirstColumn="0" w:lastRowLastColumn="0"/>
               <w:rPr>
+                <w:rFonts w:ascii="Times New Roman" w:hAnsi="Times New Roman" w:cs="Times New Roman"/>
                 <w:szCs w:val="24"/>
               </w:rPr>
             </w:pPr>
             <w:r>
               <w:rPr>
-                <w:rFonts w:ascii="Times New Roman" w:hAnsi="Times New Roman"/>
+                <w:rFonts w:ascii="Times New Roman" w:hAnsi="Times New Roman" w:cs="Times New Roman"/>
                 <w:color w:val="000000"/>
                 <w:sz w:val="24"/>
               </w:rPr>
@@ -391,12 +414,14 @@
             <w:pPr>
               <w:ind w:hanging="2"/>
               <w:rPr>
+                <w:rFonts w:ascii="Times New Roman" w:hAnsi="Times New Roman" w:cs="Times New Roman"/>
                 <w:b/>
                 <w:szCs w:val="24"/>
               </w:rPr>
             </w:pPr>
             <w:r>
               <w:rPr>
+                <w:rFonts w:ascii="Times New Roman" w:hAnsi="Times New Roman" w:cs="Times New Roman"/>
                 <w:b/>
                 <w:szCs w:val="24"/>
               </w:rPr>
@@ -414,57 +439,68 @@
               <w:ind w:hanging="2"/>
               <w:cnfStyle w:val="000000000000" w:firstRow="0" w:lastRow="0" w:firstColumn="0" w:lastColumn="0" w:oddVBand="0" w:evenVBand="0" w:oddHBand="0" w:evenHBand="0" w:firstRowFirstColumn="0" w:firstRowLastColumn="0" w:lastRowFirstColumn="0" w:lastRowLastColumn="0"/>
               <w:rPr>
+                <w:rFonts w:ascii="Times New Roman" w:hAnsi="Times New Roman" w:cs="Times New Roman"/>
                 <w:szCs w:val="24"/>
               </w:rPr>
             </w:pPr>
-            <w:r>
-              <w:rPr>
-                <w:rFonts w:ascii="Times New Roman" w:hAnsi="Times New Roman"/>
+            <w:proofErr w:type="spellStart"/>
+            <w:r>
+              <w:rPr>
+                <w:rFonts w:ascii="Times New Roman" w:hAnsi="Times New Roman" w:cs="Times New Roman"/>
                 <w:color w:val="000000"/>
                 <w:sz w:val="24"/>
               </w:rPr>
-              <w:t xml:space="preserve">Laudith </w:t>
-            </w:r>
-            <w:proofErr w:type="spellStart"/>
-            <w:r>
-              <w:rPr>
-                <w:rFonts w:ascii="Times New Roman" w:hAnsi="Times New Roman"/>
+              <w:t>Laudith</w:t>
+            </w:r>
+            <w:proofErr w:type="spellEnd"/>
+            <w:r>
+              <w:rPr>
+                <w:rFonts w:ascii="Times New Roman" w:hAnsi="Times New Roman" w:cs="Times New Roman"/>
                 <w:color w:val="000000"/>
                 <w:sz w:val="24"/>
               </w:rPr>
-              <w:t>Maria</w:t>
-            </w:r>
-            <w:proofErr w:type="spellEnd"/>
-            <w:r>
-              <w:rPr>
-                <w:rFonts w:ascii="Times New Roman" w:hAnsi="Times New Roman"/>
+              <w:t xml:space="preserve"> </w:t>
+            </w:r>
+            <w:proofErr w:type="spellStart"/>
+            <w:r>
+              <w:rPr>
+                <w:rFonts w:ascii="Times New Roman" w:hAnsi="Times New Roman" w:cs="Times New Roman"/>
                 <w:color w:val="000000"/>
                 <w:sz w:val="24"/>
               </w:rPr>
-              <w:t xml:space="preserve"> </w:t>
-            </w:r>
-            <w:proofErr w:type="spellStart"/>
-            <w:r>
-              <w:rPr>
-                <w:rFonts w:ascii="Times New Roman" w:hAnsi="Times New Roman"/>
+              <w:t>Maria</w:t>
+            </w:r>
+            <w:proofErr w:type="spellEnd"/>
+            <w:r>
+              <w:rPr>
+                <w:rFonts w:ascii="Times New Roman" w:hAnsi="Times New Roman" w:cs="Times New Roman"/>
                 <w:color w:val="000000"/>
                 <w:sz w:val="24"/>
               </w:rPr>
-              <w:t>Lambraño</w:t>
-            </w:r>
-            <w:proofErr w:type="spellEnd"/>
-            <w:r>
-              <w:rPr>
-                <w:rFonts w:ascii="Times New Roman" w:hAnsi="Times New Roman"/>
+              <w:t xml:space="preserve"> </w:t>
+            </w:r>
+            <w:proofErr w:type="spellStart"/>
+            <w:r>
+              <w:rPr>
+                <w:rFonts w:ascii="Times New Roman" w:hAnsi="Times New Roman" w:cs="Times New Roman"/>
                 <w:color w:val="000000"/>
                 <w:sz w:val="24"/>
               </w:rPr>
+              <w:t>Lambraño</w:t>
+            </w:r>
+            <w:proofErr w:type="spellEnd"/>
+            <w:r>
+              <w:rPr>
+                <w:rFonts w:ascii="Times New Roman" w:hAnsi="Times New Roman" w:cs="Times New Roman"/>
+                <w:color w:val="000000"/>
+                <w:sz w:val="24"/>
+              </w:rPr>
               <w:t xml:space="preserve"> </w:t>
             </w:r>
             <w:proofErr w:type="spellStart"/>
             <w:r>
               <w:rPr>
-                <w:rFonts w:ascii="Times New Roman" w:hAnsi="Times New Roman"/>
+                <w:rFonts w:ascii="Times New Roman" w:hAnsi="Times New Roman" w:cs="Times New Roman"/>
                 <w:color w:val="000000"/>
                 <w:sz w:val="24"/>
               </w:rPr>
@@ -479,6 +515,7 @@
               <w:jc w:val="center"/>
               <w:cnfStyle w:val="000000000000" w:firstRow="0" w:lastRow="0" w:firstColumn="0" w:lastColumn="0" w:oddVBand="0" w:evenVBand="0" w:oddHBand="0" w:evenHBand="0" w:firstRowFirstColumn="0" w:firstRowLastColumn="0" w:lastRowFirstColumn="0" w:lastRowLastColumn="0"/>
               <w:rPr>
+                <w:rFonts w:ascii="Times New Roman" w:hAnsi="Times New Roman" w:cs="Times New Roman"/>
                 <w:szCs w:val="24"/>
               </w:rPr>
             </w:pPr>
@@ -498,12 +535,14 @@
             <w:pPr>
               <w:ind w:hanging="2"/>
               <w:rPr>
+                <w:rFonts w:ascii="Times New Roman" w:hAnsi="Times New Roman" w:cs="Times New Roman"/>
                 <w:b/>
                 <w:szCs w:val="24"/>
               </w:rPr>
             </w:pPr>
             <w:r>
               <w:rPr>
+                <w:rFonts w:ascii="Times New Roman" w:hAnsi="Times New Roman" w:cs="Times New Roman"/>
                 <w:b/>
                 <w:szCs w:val="24"/>
               </w:rPr>
@@ -521,12 +560,13 @@
               <w:ind w:hanging="2"/>
               <w:cnfStyle w:val="000000100000" w:firstRow="0" w:lastRow="0" w:firstColumn="0" w:lastColumn="0" w:oddVBand="0" w:evenVBand="0" w:oddHBand="1" w:evenHBand="0" w:firstRowFirstColumn="0" w:firstRowLastColumn="0" w:lastRowFirstColumn="0" w:lastRowLastColumn="0"/>
               <w:rPr>
+                <w:rFonts w:ascii="Times New Roman" w:hAnsi="Times New Roman" w:cs="Times New Roman"/>
                 <w:szCs w:val="24"/>
               </w:rPr>
             </w:pPr>
             <w:r>
               <w:rPr>
-                <w:rFonts w:ascii="Times New Roman" w:hAnsi="Times New Roman"/>
+                <w:rFonts w:ascii="Times New Roman" w:hAnsi="Times New Roman" w:cs="Times New Roman"/>
                 <w:color w:val="000000"/>
                 <w:sz w:val="24"/>
               </w:rPr>
@@ -540,6 +580,7 @@
               <w:jc w:val="center"/>
               <w:cnfStyle w:val="000000100000" w:firstRow="0" w:lastRow="0" w:firstColumn="0" w:lastColumn="0" w:oddVBand="0" w:evenVBand="0" w:oddHBand="1" w:evenHBand="0" w:firstRowFirstColumn="0" w:firstRowLastColumn="0" w:lastRowFirstColumn="0" w:lastRowLastColumn="0"/>
               <w:rPr>
+                <w:rFonts w:ascii="Times New Roman" w:hAnsi="Times New Roman" w:cs="Times New Roman"/>
                 <w:szCs w:val="24"/>
               </w:rPr>
             </w:pPr>
@@ -556,12 +597,14 @@
             <w:pPr>
               <w:ind w:hanging="2"/>
               <w:rPr>
+                <w:rFonts w:ascii="Times New Roman" w:hAnsi="Times New Roman" w:cs="Times New Roman"/>
                 <w:b/>
                 <w:szCs w:val="24"/>
               </w:rPr>
             </w:pPr>
             <w:r>
               <w:rPr>
+                <w:rFonts w:ascii="Times New Roman" w:hAnsi="Times New Roman" w:cs="Times New Roman"/>
                 <w:b/>
                 <w:szCs w:val="24"/>
               </w:rPr>
@@ -579,12 +622,13 @@
               <w:ind w:hanging="2"/>
               <w:cnfStyle w:val="000000000000" w:firstRow="0" w:lastRow="0" w:firstColumn="0" w:lastColumn="0" w:oddVBand="0" w:evenVBand="0" w:oddHBand="0" w:evenHBand="0" w:firstRowFirstColumn="0" w:firstRowLastColumn="0" w:lastRowFirstColumn="0" w:lastRowLastColumn="0"/>
               <w:rPr>
+                <w:rFonts w:ascii="Times New Roman" w:hAnsi="Times New Roman" w:cs="Times New Roman"/>
                 <w:szCs w:val="24"/>
               </w:rPr>
             </w:pPr>
             <w:r>
               <w:rPr>
-                <w:rFonts w:ascii="Times New Roman" w:hAnsi="Times New Roman"/>
+                <w:rFonts w:ascii="Times New Roman" w:hAnsi="Times New Roman" w:cs="Times New Roman"/>
                 <w:color w:val="000000"/>
                 <w:sz w:val="24"/>
               </w:rPr>
@@ -607,12 +651,14 @@
               <w:ind w:hanging="2"/>
               <w:jc w:val="both"/>
               <w:rPr>
+                <w:rFonts w:ascii="Times New Roman" w:hAnsi="Times New Roman" w:cs="Times New Roman"/>
                 <w:b/>
                 <w:szCs w:val="24"/>
               </w:rPr>
             </w:pPr>
             <w:r>
               <w:rPr>
+                <w:rFonts w:ascii="Times New Roman" w:hAnsi="Times New Roman" w:cs="Times New Roman"/>
                 <w:b/>
                 <w:szCs w:val="24"/>
               </w:rPr>
@@ -629,12 +675,13 @@
               <w:ind w:hanging="2"/>
               <w:cnfStyle w:val="000000100000" w:firstRow="0" w:lastRow="0" w:firstColumn="0" w:lastColumn="0" w:oddVBand="0" w:evenVBand="0" w:oddHBand="1" w:evenHBand="0" w:firstRowFirstColumn="0" w:firstRowLastColumn="0" w:lastRowFirstColumn="0" w:lastRowLastColumn="0"/>
               <w:rPr>
+                <w:rFonts w:ascii="Times New Roman" w:hAnsi="Times New Roman" w:cs="Times New Roman"/>
                 <w:szCs w:val="24"/>
               </w:rPr>
             </w:pPr>
             <w:r>
               <w:rPr>
-                <w:rFonts w:ascii="Times New Roman" w:hAnsi="Times New Roman"/>
+                <w:rFonts w:ascii="Times New Roman" w:hAnsi="Times New Roman" w:cs="Times New Roman"/>
                 <w:color w:val="000000"/>
                 <w:sz w:val="24"/>
               </w:rPr>
@@ -654,12 +701,14 @@
               <w:ind w:hanging="2"/>
               <w:jc w:val="both"/>
               <w:rPr>
+                <w:rFonts w:ascii="Times New Roman" w:hAnsi="Times New Roman" w:cs="Times New Roman"/>
                 <w:b/>
                 <w:szCs w:val="24"/>
               </w:rPr>
             </w:pPr>
             <w:r>
               <w:rPr>
+                <w:rFonts w:ascii="Times New Roman" w:hAnsi="Times New Roman" w:cs="Times New Roman"/>
                 <w:b/>
                 <w:szCs w:val="24"/>
               </w:rPr>
@@ -676,12 +725,13 @@
               <w:ind w:hanging="2"/>
               <w:cnfStyle w:val="000000000000" w:firstRow="0" w:lastRow="0" w:firstColumn="0" w:lastColumn="0" w:oddVBand="0" w:evenVBand="0" w:oddHBand="0" w:evenHBand="0" w:firstRowFirstColumn="0" w:firstRowLastColumn="0" w:lastRowFirstColumn="0" w:lastRowLastColumn="0"/>
               <w:rPr>
+                <w:rFonts w:ascii="Times New Roman" w:hAnsi="Times New Roman" w:cs="Times New Roman"/>
                 <w:szCs w:val="24"/>
               </w:rPr>
             </w:pPr>
             <w:r>
               <w:rPr>
-                <w:rFonts w:ascii="Times New Roman" w:hAnsi="Times New Roman"/>
+                <w:rFonts w:ascii="Times New Roman" w:hAnsi="Times New Roman" w:cs="Times New Roman"/>
                 <w:color w:val="000000"/>
                 <w:sz w:val="24"/>
               </w:rPr>
@@ -695,6 +745,7 @@
       <w:pPr>
         <w:jc w:val="both"/>
         <w:rPr>
+          <w:rFonts w:ascii="Times New Roman" w:hAnsi="Times New Roman" w:cs="Times New Roman"/>
           <w:b/>
           <w:i/>
           <w:color w:val="404040"/>
@@ -707,6 +758,7 @@
       <w:pPr>
         <w:jc w:val="both"/>
         <w:rPr>
+          <w:rFonts w:ascii="Times New Roman" w:hAnsi="Times New Roman" w:cs="Times New Roman"/>
           <w:b/>
           <w:i/>
           <w:color w:val="404040"/>
@@ -719,6 +771,7 @@
       <w:pPr>
         <w:jc w:val="both"/>
         <w:rPr>
+          <w:rFonts w:ascii="Times New Roman" w:hAnsi="Times New Roman" w:cs="Times New Roman"/>
           <w:b/>
           <w:i/>
           <w:color w:val="404040"/>
@@ -731,6 +784,7 @@
       <w:pPr>
         <w:jc w:val="both"/>
         <w:rPr>
+          <w:rFonts w:ascii="Times New Roman" w:hAnsi="Times New Roman" w:cs="Times New Roman"/>
           <w:b/>
           <w:i/>
           <w:color w:val="404040"/>
@@ -743,6 +797,7 @@
       <w:pPr>
         <w:jc w:val="both"/>
         <w:rPr>
+          <w:rFonts w:ascii="Times New Roman" w:hAnsi="Times New Roman" w:cs="Times New Roman"/>
           <w:b/>
           <w:i/>
           <w:color w:val="404040"/>
@@ -755,6 +810,7 @@
       <w:pPr>
         <w:jc w:val="both"/>
         <w:rPr>
+          <w:rFonts w:ascii="Times New Roman" w:hAnsi="Times New Roman" w:cs="Times New Roman"/>
           <w:b/>
           <w:i/>
           <w:color w:val="404040"/>
@@ -767,6 +823,7 @@
       <w:pPr>
         <w:jc w:val="both"/>
         <w:rPr>
+          <w:rFonts w:ascii="Times New Roman" w:hAnsi="Times New Roman" w:cs="Times New Roman"/>
           <w:b/>
           <w:i/>
           <w:color w:val="404040"/>
@@ -779,6 +836,7 @@
       <w:pPr>
         <w:jc w:val="both"/>
         <w:rPr>
+          <w:rFonts w:ascii="Times New Roman" w:hAnsi="Times New Roman" w:cs="Times New Roman"/>
           <w:b/>
           <w:i/>
           <w:color w:val="404040"/>
@@ -791,6 +849,7 @@
       <w:pPr>
         <w:jc w:val="both"/>
         <w:rPr>
+          <w:rFonts w:ascii="Times New Roman" w:hAnsi="Times New Roman" w:cs="Times New Roman"/>
           <w:b/>
           <w:i/>
           <w:color w:val="404040"/>
@@ -803,6 +862,7 @@
       <w:pPr>
         <w:jc w:val="both"/>
         <w:rPr>
+          <w:rFonts w:ascii="Times New Roman" w:hAnsi="Times New Roman" w:cs="Times New Roman"/>
           <w:b/>
           <w:i/>
           <w:color w:val="404040"/>
@@ -815,6 +875,7 @@
       <w:pPr>
         <w:jc w:val="both"/>
         <w:rPr>
+          <w:rFonts w:ascii="Times New Roman" w:hAnsi="Times New Roman" w:cs="Times New Roman"/>
           <w:b/>
           <w:i/>
           <w:color w:val="404040"/>
@@ -830,6 +891,7 @@
         <w:spacing w:before="200" w:after="0"/>
         <w:jc w:val="center"/>
         <w:rPr>
+          <w:rFonts w:ascii="Times New Roman" w:hAnsi="Times New Roman" w:cs="Times New Roman"/>
           <w:b/>
           <w:i/>
           <w:color w:val="404040"/>
@@ -839,12 +901,14 @@
       </w:pPr>
       <w:r>
         <w:rPr>
+          <w:rFonts w:ascii="Times New Roman" w:hAnsi="Times New Roman" w:cs="Times New Roman"/>
           <w:b/>
           <w:i/>
           <w:color w:val="404040"/>
           <w:sz w:val="24"/>
           <w:szCs w:val="24"/>
         </w:rPr>
+        <w:lastRenderedPageBreak/>
         <w:t>DESCRIPCIÓN DEL PROYECTO O PRODUCTO</w:t>
       </w:r>
     </w:p>
@@ -863,6 +927,7 @@
         </w:pBdr>
         <w:spacing w:after="0" w:line="240" w:lineRule="auto"/>
         <w:rPr>
+          <w:rFonts w:ascii="Times New Roman" w:hAnsi="Times New Roman" w:cs="Times New Roman"/>
           <w:b/>
           <w:color w:val="000000"/>
           <w:sz w:val="24"/>
@@ -871,6 +936,7 @@
       </w:pPr>
       <w:r>
         <w:rPr>
+          <w:rFonts w:ascii="Times New Roman" w:hAnsi="Times New Roman" w:cs="Times New Roman"/>
           <w:b/>
           <w:color w:val="000000"/>
           <w:sz w:val="24"/>
@@ -891,15 +957,189 @@
         <w:spacing w:after="0" w:line="480" w:lineRule="auto"/>
         <w:ind w:firstLine="720"/>
         <w:jc w:val="both"/>
+        <w:rPr>
+          <w:rFonts w:ascii="Times New Roman" w:hAnsi="Times New Roman" w:cs="Times New Roman"/>
+          <w:color w:val="000000"/>
+          <w:sz w:val="24"/>
+        </w:rPr>
       </w:pPr>
       <w:r>
         <w:rPr>
-          <w:rFonts w:ascii="Times New Roman" w:hAnsi="Times New Roman"/>
-          <w:color w:val="000000"/>
-          <w:sz w:val="24"/>
-        </w:rPr>
-        <w:t>El presente documento describe el desarrollo del Sistema de Gestión y Llamado de Turnos para la ESE Hospital San Rafael de Chinú, un proyecto tecnológico adelantado de forma individual como producto de la práctica profesional del programa de Ingeniería de Sistemas, que responde a una necesidad concreta de la institución, ya que el hospital programa sus citas en el sistema SaludPlus pero no dispone de una herramienta que organice la llegada de los pacientes a consulta externa, que indique a quién le corresponde pasar y hacia qué consultorio debe dirigirse, ni que deje registro de cómo avanzó la jornada. La solución construida es una aplicación web de uso administrativo, que opera dentro de la red interna del hospital y reúne las interfaces de admisiones, administración y llamado desde el consultorio, junto con una pantalla sin sesión pensada para el televisor de la sala de espera, donde se muestra en tiempo real el turno llamado con un aviso sonoro, y en la cual la agenda del día no se digita sino que se carga desde el reporte de citas asignadas que el hospital exporta de SaludPlus, conservando solo lo necesario para operar el turno y sin almacenar datos clínicos del paciente, de manera que con el sistema se busca ordenar el flujo de atención, reducir la incertidumbre del usuario en la sala de espera y dejar a la institución un histórico de los turnos atendidos y ausentes.</w:t>
+          <w:rFonts w:ascii="Times New Roman" w:hAnsi="Times New Roman" w:cs="Times New Roman"/>
+          <w:color w:val="000000"/>
+          <w:sz w:val="24"/>
+        </w:rPr>
+        <w:t>El presente proyecto de práctica profesional consiste en el diseño y desarrollo de un sistema de información web para la gestión y el llamado de turnos de atención al usuario en la ESE Hospital San Rafael de Chinú. La institución programa sus citas de consulta externa en el sistema SaludPlus, pero no cuenta con una herramienta que organice la llegada de los pacientes, que indique a quién le corresponde pasar y hacia qué consultorio dirigirse, ni que deje registro de cómo avanzó la jornada. El sistema desarrollado es una aplicación web de uso administrativo que opera en la red interna del hospital y se organiza según el rol del funcionario: una sección para el operador, que agenda las citas y registra la llegada del paciente; otra para el administrador, que configura el sistema y supervisa la operación en vivo; un enlace propio para que cada profesional llame a sus pacientes desde su consultorio; y una pantalla sin sesión para el televisor de la sala de espera, que muestra en tiempo real el turno llamado con un aviso sonoro. La agenda del día se carga desde el reporte de citas que el hospital exporta de SaludPlus, conservando únicamente los datos necesarios para operar el turno.</w:t>
       </w:r>
+    </w:p>
+    <w:p>
+      <w:pPr>
+        <w:pBdr>
+          <w:top w:val="nil"/>
+          <w:left w:val="nil"/>
+          <w:bottom w:val="nil"/>
+          <w:right w:val="nil"/>
+          <w:between w:val="nil"/>
+        </w:pBdr>
+        <w:spacing w:after="0" w:line="480" w:lineRule="auto"/>
+        <w:ind w:firstLine="720"/>
+        <w:jc w:val="both"/>
+        <w:rPr>
+          <w:rFonts w:ascii="Times New Roman" w:hAnsi="Times New Roman" w:cs="Times New Roman"/>
+          <w:color w:val="000000"/>
+          <w:sz w:val="24"/>
+        </w:rPr>
+      </w:pPr>
+    </w:p>
+    <w:p>
+      <w:pPr>
+        <w:pBdr>
+          <w:top w:val="nil"/>
+          <w:left w:val="nil"/>
+          <w:bottom w:val="nil"/>
+          <w:right w:val="nil"/>
+          <w:between w:val="nil"/>
+        </w:pBdr>
+        <w:spacing w:after="0" w:line="480" w:lineRule="auto"/>
+        <w:ind w:firstLine="720"/>
+        <w:jc w:val="both"/>
+        <w:rPr>
+          <w:rFonts w:ascii="Times New Roman" w:hAnsi="Times New Roman" w:cs="Times New Roman"/>
+          <w:color w:val="000000"/>
+          <w:sz w:val="24"/>
+        </w:rPr>
+      </w:pPr>
+    </w:p>
+    <w:p>
+      <w:pPr>
+        <w:pBdr>
+          <w:top w:val="nil"/>
+          <w:left w:val="nil"/>
+          <w:bottom w:val="nil"/>
+          <w:right w:val="nil"/>
+          <w:between w:val="nil"/>
+        </w:pBdr>
+        <w:spacing w:after="0" w:line="480" w:lineRule="auto"/>
+        <w:ind w:firstLine="720"/>
+        <w:jc w:val="both"/>
+        <w:rPr>
+          <w:rFonts w:ascii="Times New Roman" w:hAnsi="Times New Roman" w:cs="Times New Roman"/>
+          <w:color w:val="000000"/>
+          <w:sz w:val="24"/>
+        </w:rPr>
+      </w:pPr>
+    </w:p>
+    <w:p>
+      <w:pPr>
+        <w:pBdr>
+          <w:top w:val="nil"/>
+          <w:left w:val="nil"/>
+          <w:bottom w:val="nil"/>
+          <w:right w:val="nil"/>
+          <w:between w:val="nil"/>
+        </w:pBdr>
+        <w:spacing w:after="0" w:line="480" w:lineRule="auto"/>
+        <w:ind w:firstLine="720"/>
+        <w:jc w:val="both"/>
+        <w:rPr>
+          <w:rFonts w:ascii="Times New Roman" w:hAnsi="Times New Roman" w:cs="Times New Roman"/>
+          <w:color w:val="000000"/>
+          <w:sz w:val="24"/>
+        </w:rPr>
+      </w:pPr>
+    </w:p>
+    <w:p>
+      <w:pPr>
+        <w:pBdr>
+          <w:top w:val="nil"/>
+          <w:left w:val="nil"/>
+          <w:bottom w:val="nil"/>
+          <w:right w:val="nil"/>
+          <w:between w:val="nil"/>
+        </w:pBdr>
+        <w:spacing w:after="0" w:line="480" w:lineRule="auto"/>
+        <w:ind w:firstLine="720"/>
+        <w:jc w:val="both"/>
+        <w:rPr>
+          <w:rFonts w:ascii="Times New Roman" w:hAnsi="Times New Roman" w:cs="Times New Roman"/>
+          <w:color w:val="000000"/>
+          <w:sz w:val="24"/>
+        </w:rPr>
+      </w:pPr>
+    </w:p>
+    <w:p>
+      <w:pPr>
+        <w:pBdr>
+          <w:top w:val="nil"/>
+          <w:left w:val="nil"/>
+          <w:bottom w:val="nil"/>
+          <w:right w:val="nil"/>
+          <w:between w:val="nil"/>
+        </w:pBdr>
+        <w:spacing w:after="0" w:line="480" w:lineRule="auto"/>
+        <w:ind w:firstLine="720"/>
+        <w:jc w:val="both"/>
+        <w:rPr>
+          <w:rFonts w:ascii="Times New Roman" w:hAnsi="Times New Roman" w:cs="Times New Roman"/>
+          <w:color w:val="000000"/>
+          <w:sz w:val="24"/>
+        </w:rPr>
+      </w:pPr>
+    </w:p>
+    <w:p>
+      <w:pPr>
+        <w:pBdr>
+          <w:top w:val="nil"/>
+          <w:left w:val="nil"/>
+          <w:bottom w:val="nil"/>
+          <w:right w:val="nil"/>
+          <w:between w:val="nil"/>
+        </w:pBdr>
+        <w:spacing w:after="0" w:line="480" w:lineRule="auto"/>
+        <w:ind w:firstLine="720"/>
+        <w:jc w:val="both"/>
+        <w:rPr>
+          <w:rFonts w:ascii="Times New Roman" w:hAnsi="Times New Roman" w:cs="Times New Roman"/>
+          <w:color w:val="000000"/>
+          <w:sz w:val="24"/>
+        </w:rPr>
+      </w:pPr>
+    </w:p>
+    <w:p>
+      <w:pPr>
+        <w:pBdr>
+          <w:top w:val="nil"/>
+          <w:left w:val="nil"/>
+          <w:bottom w:val="nil"/>
+          <w:right w:val="nil"/>
+          <w:between w:val="nil"/>
+        </w:pBdr>
+        <w:spacing w:after="0" w:line="480" w:lineRule="auto"/>
+        <w:ind w:firstLine="720"/>
+        <w:jc w:val="both"/>
+        <w:rPr>
+          <w:rFonts w:ascii="Times New Roman" w:hAnsi="Times New Roman" w:cs="Times New Roman"/>
+          <w:color w:val="000000"/>
+          <w:sz w:val="24"/>
+        </w:rPr>
+      </w:pPr>
+    </w:p>
+    <w:p>
+      <w:pPr>
+        <w:pBdr>
+          <w:top w:val="nil"/>
+          <w:left w:val="nil"/>
+          <w:bottom w:val="nil"/>
+          <w:right w:val="nil"/>
+          <w:between w:val="nil"/>
+        </w:pBdr>
+        <w:spacing w:after="0" w:line="480" w:lineRule="auto"/>
+        <w:ind w:firstLine="720"/>
+        <w:jc w:val="both"/>
+        <w:rPr>
+          <w:rFonts w:ascii="Times New Roman" w:hAnsi="Times New Roman" w:cs="Times New Roman"/>
+        </w:rPr>
+      </w:pPr>
     </w:p>
     <w:p>
       <w:pPr>
@@ -916,6 +1156,7 @@
         </w:pBdr>
         <w:spacing w:after="0" w:line="240" w:lineRule="auto"/>
         <w:rPr>
+          <w:rFonts w:ascii="Times New Roman" w:hAnsi="Times New Roman" w:cs="Times New Roman"/>
           <w:b/>
           <w:color w:val="000000"/>
           <w:sz w:val="24"/>
@@ -924,6 +1165,7 @@
       </w:pPr>
       <w:r>
         <w:rPr>
+          <w:rFonts w:ascii="Times New Roman" w:hAnsi="Times New Roman" w:cs="Times New Roman"/>
           <w:b/>
           <w:color w:val="000000"/>
           <w:sz w:val="24"/>
@@ -932,6 +1174,26 @@
         <w:lastRenderedPageBreak/>
         <w:t xml:space="preserve">INTRODUCCIÓN </w:t>
       </w:r>
+    </w:p>
+    <w:p>
+      <w:pPr>
+        <w:pBdr>
+          <w:top w:val="nil"/>
+          <w:left w:val="nil"/>
+          <w:bottom w:val="nil"/>
+          <w:right w:val="nil"/>
+          <w:between w:val="nil"/>
+        </w:pBdr>
+        <w:spacing w:after="0" w:line="240" w:lineRule="auto"/>
+        <w:ind w:left="720"/>
+        <w:rPr>
+          <w:rFonts w:ascii="Times New Roman" w:hAnsi="Times New Roman" w:cs="Times New Roman"/>
+          <w:b/>
+          <w:color w:val="000000"/>
+          <w:sz w:val="24"/>
+          <w:szCs w:val="24"/>
+        </w:rPr>
+      </w:pPr>
     </w:p>
     <w:p>
       <w:pPr>
@@ -945,14 +1207,19 @@
         <w:spacing w:after="0" w:line="480" w:lineRule="auto"/>
         <w:ind w:firstLine="720"/>
         <w:jc w:val="both"/>
+        <w:rPr>
+          <w:rFonts w:ascii="Times New Roman" w:hAnsi="Times New Roman" w:cs="Times New Roman"/>
+          <w:color w:val="000000"/>
+          <w:sz w:val="24"/>
+        </w:rPr>
       </w:pPr>
       <w:r>
         <w:rPr>
-          <w:rFonts w:ascii="Times New Roman" w:hAnsi="Times New Roman"/>
-          <w:color w:val="000000"/>
-          <w:sz w:val="24"/>
-        </w:rPr>
-        <w:t>La atención al usuario en el área de consulta externa depende en buena medida del orden con que se maneja la espera, porque aunque las citas estén programadas con anticipación, el momento en que el paciente llega, se identifica y pasa al consultorio suele resolverse de manera manual, apoyándose en listados impresos y en el llamado de viva voz del funcionario, lo que funciona mientras el volumen de pacientes es bajo, pero cuando coinciden varios servicios en el mismo horario aparecen situaciones conocidas, como usuarios que no escuchan su nombre, personas que se acercan repetidamente al mostrador a preguntar si ya les tocó y pacientes que terminan esperando frente a un consultorio equivocado.</w:t>
+          <w:rFonts w:ascii="Times New Roman" w:hAnsi="Times New Roman" w:cs="Times New Roman"/>
+          <w:color w:val="000000"/>
+          <w:sz w:val="24"/>
+        </w:rPr>
+        <w:t>La ESE Hospital San Rafael de Chinú programa las citas de consulta externa en el sistema SaludPlus, que permite exportar un reporte diario de citas asignadas. Ese reporte indica qué pacientes están citados, con qué profesional y a qué hora, pero no acompaña lo que ocurre después, es decir, quién ya llegó, en qué orden debe pasar, a qué consultorio se le está llamando y cómo terminó cada turno. Ese tramo se resuelve hoy de forma manual, con listados impresos y con el llamado de viva voz del funcionario, lo que funciona mientras el volumen de pacientes es bajo, pero cuando coinciden varios servicios en el mismo horario aparecen usuarios que no escuchan su nombre, personas que preguntan repetidamente en el mostrador si ya les tocó y pacientes que esperan frente a un consultorio equivocado. La gestión de turnos no consiste únicamente en asignar un número, sino en coordinar en tiempo real al operador que recibe al usuario, al profesional que atiende y al paciente que espera, coordinación que hoy no tiene apoyo informático ni deja evidencia de lo ocurrido. A partir de esa necesidad se plantea el desarrollo de un sistema web de gestión y llamado de turnos para el servicio de consulta externa de la institución.</w:t>
       </w:r>
     </w:p>
     <w:p>
@@ -967,15 +1234,12 @@
         <w:spacing w:after="0" w:line="480" w:lineRule="auto"/>
         <w:ind w:firstLine="720"/>
         <w:jc w:val="both"/>
-      </w:pPr>
-      <w:r>
-        <w:rPr>
-          <w:rFonts w:ascii="Times New Roman" w:hAnsi="Times New Roman"/>
-          <w:color w:val="000000"/>
-          <w:sz w:val="24"/>
-        </w:rPr>
-        <w:t>En la ESE Hospital San Rafael de Chinú las citas se programan en el sistema SaludPlus, que permite exportar un reporte diario de citas asignadas, sin embargo ese reporte termina donde empieza el problema que motivó este proyecto, pues indica qué pacientes están citados, con qué profesional y a qué hora, pero no acompaña lo que ocurre después, es decir, quién ya llegó, en qué orden debe pasar, a qué consultorio se le está llamando en este momento y cómo terminó finalmente cada turno, de modo que la gestión de turnos no consiste únicamente en asignar un número, sino en coordinar en tiempo real al funcionario de admisiones que recibe al usuario, al profesional que atiende en el consultorio y al paciente que espera en la sala.</w:t>
-      </w:r>
+        <w:rPr>
+          <w:rFonts w:ascii="Times New Roman" w:hAnsi="Times New Roman" w:cs="Times New Roman"/>
+          <w:color w:val="000000"/>
+          <w:sz w:val="24"/>
+        </w:rPr>
+      </w:pPr>
     </w:p>
     <w:p>
       <w:pPr>
@@ -989,15 +1253,124 @@
         <w:spacing w:after="0" w:line="480" w:lineRule="auto"/>
         <w:ind w:firstLine="720"/>
         <w:jc w:val="both"/>
-      </w:pPr>
-      <w:r>
-        <w:rPr>
-          <w:rFonts w:ascii="Times New Roman" w:hAnsi="Times New Roman"/>
-          <w:color w:val="000000"/>
-          <w:sz w:val="24"/>
-        </w:rPr>
-        <w:t>La solución propuesta es un sistema web de gestión y llamado de turnos, operado por el personal administrativo y asistencial dentro de la red del hospital, que toma la agenda del día desde el reporte que la institución ya genera, registra la llegada de cada paciente y le asigna un turno con un código legible según el servicio, permite llamar el siguiente turno, repetir el llamado y cerrarlo como atendido o ausente, y muestra todo ese movimiento en una pantalla de sala de espera que se actualiza sola y acompaña cada llamado con un sonido. A lo largo de este documento se presentan los objetivos que orientan el trabajo, la justificación del proyecto, los conceptos sobre los que se apoya y la metodología de desarrollo que se está aplicando.</w:t>
-      </w:r>
+        <w:rPr>
+          <w:rFonts w:ascii="Times New Roman" w:hAnsi="Times New Roman" w:cs="Times New Roman"/>
+          <w:color w:val="000000"/>
+          <w:sz w:val="24"/>
+        </w:rPr>
+      </w:pPr>
+    </w:p>
+    <w:p>
+      <w:pPr>
+        <w:pBdr>
+          <w:top w:val="nil"/>
+          <w:left w:val="nil"/>
+          <w:bottom w:val="nil"/>
+          <w:right w:val="nil"/>
+          <w:between w:val="nil"/>
+        </w:pBdr>
+        <w:spacing w:after="0" w:line="480" w:lineRule="auto"/>
+        <w:ind w:firstLine="720"/>
+        <w:jc w:val="both"/>
+        <w:rPr>
+          <w:rFonts w:ascii="Times New Roman" w:hAnsi="Times New Roman" w:cs="Times New Roman"/>
+          <w:color w:val="000000"/>
+          <w:sz w:val="24"/>
+        </w:rPr>
+      </w:pPr>
+    </w:p>
+    <w:p>
+      <w:pPr>
+        <w:pBdr>
+          <w:top w:val="nil"/>
+          <w:left w:val="nil"/>
+          <w:bottom w:val="nil"/>
+          <w:right w:val="nil"/>
+          <w:between w:val="nil"/>
+        </w:pBdr>
+        <w:spacing w:after="0" w:line="480" w:lineRule="auto"/>
+        <w:ind w:firstLine="720"/>
+        <w:jc w:val="both"/>
+        <w:rPr>
+          <w:rFonts w:ascii="Times New Roman" w:hAnsi="Times New Roman" w:cs="Times New Roman"/>
+          <w:color w:val="000000"/>
+          <w:sz w:val="24"/>
+        </w:rPr>
+      </w:pPr>
+    </w:p>
+    <w:p>
+      <w:pPr>
+        <w:pBdr>
+          <w:top w:val="nil"/>
+          <w:left w:val="nil"/>
+          <w:bottom w:val="nil"/>
+          <w:right w:val="nil"/>
+          <w:between w:val="nil"/>
+        </w:pBdr>
+        <w:spacing w:after="0" w:line="480" w:lineRule="auto"/>
+        <w:ind w:firstLine="720"/>
+        <w:jc w:val="both"/>
+        <w:rPr>
+          <w:rFonts w:ascii="Times New Roman" w:hAnsi="Times New Roman" w:cs="Times New Roman"/>
+          <w:color w:val="000000"/>
+          <w:sz w:val="24"/>
+        </w:rPr>
+      </w:pPr>
+    </w:p>
+    <w:p>
+      <w:pPr>
+        <w:pBdr>
+          <w:top w:val="nil"/>
+          <w:left w:val="nil"/>
+          <w:bottom w:val="nil"/>
+          <w:right w:val="nil"/>
+          <w:between w:val="nil"/>
+        </w:pBdr>
+        <w:spacing w:after="0" w:line="480" w:lineRule="auto"/>
+        <w:ind w:firstLine="720"/>
+        <w:jc w:val="both"/>
+        <w:rPr>
+          <w:rFonts w:ascii="Times New Roman" w:hAnsi="Times New Roman" w:cs="Times New Roman"/>
+          <w:color w:val="000000"/>
+          <w:sz w:val="24"/>
+        </w:rPr>
+      </w:pPr>
+    </w:p>
+    <w:p>
+      <w:pPr>
+        <w:pBdr>
+          <w:top w:val="nil"/>
+          <w:left w:val="nil"/>
+          <w:bottom w:val="nil"/>
+          <w:right w:val="nil"/>
+          <w:between w:val="nil"/>
+        </w:pBdr>
+        <w:spacing w:after="0" w:line="480" w:lineRule="auto"/>
+        <w:ind w:firstLine="720"/>
+        <w:jc w:val="both"/>
+        <w:rPr>
+          <w:rFonts w:ascii="Times New Roman" w:hAnsi="Times New Roman" w:cs="Times New Roman"/>
+          <w:color w:val="000000"/>
+          <w:sz w:val="24"/>
+        </w:rPr>
+      </w:pPr>
+    </w:p>
+    <w:p>
+      <w:pPr>
+        <w:pBdr>
+          <w:top w:val="nil"/>
+          <w:left w:val="nil"/>
+          <w:bottom w:val="nil"/>
+          <w:right w:val="nil"/>
+          <w:between w:val="nil"/>
+        </w:pBdr>
+        <w:spacing w:after="0" w:line="480" w:lineRule="auto"/>
+        <w:ind w:firstLine="720"/>
+        <w:jc w:val="both"/>
+        <w:rPr>
+          <w:rFonts w:ascii="Times New Roman" w:hAnsi="Times New Roman" w:cs="Times New Roman"/>
+        </w:rPr>
+      </w:pPr>
     </w:p>
     <w:p>
       <w:pPr>
@@ -1014,6 +1387,7 @@
         </w:pBdr>
         <w:spacing w:after="0" w:line="240" w:lineRule="auto"/>
         <w:rPr>
+          <w:rFonts w:ascii="Times New Roman" w:hAnsi="Times New Roman" w:cs="Times New Roman"/>
           <w:b/>
           <w:color w:val="000000"/>
           <w:sz w:val="24"/>
@@ -1022,15 +1396,18 @@
       </w:pPr>
       <w:r>
         <w:rPr>
+          <w:rFonts w:ascii="Times New Roman" w:hAnsi="Times New Roman" w:cs="Times New Roman"/>
           <w:b/>
           <w:color w:val="000000"/>
           <w:sz w:val="24"/>
           <w:szCs w:val="24"/>
         </w:rPr>
+        <w:lastRenderedPageBreak/>
         <w:t xml:space="preserve"> OBJETIVOS</w:t>
       </w:r>
       <w:r>
         <w:rPr>
+          <w:rFonts w:ascii="Times New Roman" w:hAnsi="Times New Roman" w:cs="Times New Roman"/>
           <w:color w:val="000000"/>
           <w:sz w:val="24"/>
           <w:szCs w:val="24"/>
@@ -1048,15 +1425,18 @@
           <w:between w:val="nil"/>
         </w:pBdr>
         <w:spacing w:after="0" w:line="480" w:lineRule="auto"/>
+        <w:rPr>
+          <w:rFonts w:ascii="Times New Roman" w:hAnsi="Times New Roman" w:cs="Times New Roman"/>
+        </w:rPr>
       </w:pPr>
       <w:r>
         <w:rPr>
-          <w:rFonts w:ascii="Times New Roman" w:hAnsi="Times New Roman"/>
+          <w:rFonts w:ascii="Times New Roman" w:hAnsi="Times New Roman" w:cs="Times New Roman"/>
           <w:b/>
           <w:color w:val="000000"/>
           <w:sz w:val="24"/>
         </w:rPr>
-        <w:t>3.1 Objetivo general</w:t>
+        <w:t>Objetivo general</w:t>
       </w:r>
     </w:p>
     <w:p>
@@ -1071,14 +1451,17 @@
         <w:spacing w:after="0" w:line="480" w:lineRule="auto"/>
         <w:ind w:firstLine="720"/>
         <w:jc w:val="both"/>
+        <w:rPr>
+          <w:rFonts w:ascii="Times New Roman" w:hAnsi="Times New Roman" w:cs="Times New Roman"/>
+        </w:rPr>
       </w:pPr>
       <w:r>
         <w:rPr>
-          <w:rFonts w:ascii="Times New Roman" w:hAnsi="Times New Roman"/>
-          <w:color w:val="000000"/>
-          <w:sz w:val="24"/>
-        </w:rPr>
-        <w:t>Desarrollar un sistema de información web para la gestión y el llamado de turnos de atención al usuario en la ESE Hospital San Rafael de Chinú, que organice el flujo de pacientes de consulta externa desde el registro de su llegada hasta el cierre de su atención, apoyándose en la agenda de citas que el hospital ya produce.</w:t>
+          <w:rFonts w:ascii="Times New Roman" w:hAnsi="Times New Roman" w:cs="Times New Roman"/>
+          <w:color w:val="000000"/>
+          <w:sz w:val="24"/>
+        </w:rPr>
+        <w:t>Desarrollar un sistema de información web para la gestión y el llamado de turnos de atención al usuario en la ESE Hospital San Rafael de Chinú, que organice el flujo de pacientes de consulta externa desde el registro de su llegada hasta el cierre de su atención, apoyándose en la agenda de citas que la institución ya produce.</w:t>
       </w:r>
     </w:p>
     <w:p>
@@ -1091,15 +1474,18 @@
           <w:between w:val="nil"/>
         </w:pBdr>
         <w:spacing w:after="0" w:line="480" w:lineRule="auto"/>
+        <w:rPr>
+          <w:rFonts w:ascii="Times New Roman" w:hAnsi="Times New Roman" w:cs="Times New Roman"/>
+        </w:rPr>
       </w:pPr>
       <w:r>
         <w:rPr>
-          <w:rFonts w:ascii="Times New Roman" w:hAnsi="Times New Roman"/>
+          <w:rFonts w:ascii="Times New Roman" w:hAnsi="Times New Roman" w:cs="Times New Roman"/>
           <w:b/>
           <w:color w:val="000000"/>
           <w:sz w:val="24"/>
         </w:rPr>
-        <w:t>3.2 Objetivos específicos</w:t>
+        <w:t>Objetivos específicos</w:t>
       </w:r>
     </w:p>
     <w:p>
@@ -1114,14 +1500,17 @@
         <w:spacing w:after="0" w:line="480" w:lineRule="auto"/>
         <w:ind w:left="720" w:hanging="340"/>
         <w:jc w:val="both"/>
+        <w:rPr>
+          <w:rFonts w:ascii="Times New Roman" w:hAnsi="Times New Roman" w:cs="Times New Roman"/>
+        </w:rPr>
       </w:pPr>
       <w:r>
         <w:rPr>
-          <w:rFonts w:ascii="Times New Roman" w:hAnsi="Times New Roman"/>
-          <w:color w:val="000000"/>
-          <w:sz w:val="24"/>
-        </w:rPr>
-        <w:t>•  Diseñar el modelo de datos y la arquitectura de la aplicación a partir de los requerimientos entregados por el hospital, separando las reglas del dominio de turnos de la forma en que se almacenan los datos, de manera que el sistema pueda mantenerse y ampliarse sin rehacerlo.</w:t>
+          <w:rFonts w:ascii="Times New Roman" w:hAnsi="Times New Roman" w:cs="Times New Roman"/>
+          <w:color w:val="000000"/>
+          <w:sz w:val="24"/>
+        </w:rPr>
+        <w:t>•  Diseñar el modelo de datos y la arquitectura de la aplicación a partir de los requerimientos entregados por el hospital, separando las reglas del dominio de turnos de su almacenamiento y de la interfaz.</w:t>
       </w:r>
     </w:p>
     <w:p>
@@ -1136,14 +1525,17 @@
         <w:spacing w:after="0" w:line="480" w:lineRule="auto"/>
         <w:ind w:left="720" w:hanging="340"/>
         <w:jc w:val="both"/>
+        <w:rPr>
+          <w:rFonts w:ascii="Times New Roman" w:hAnsi="Times New Roman" w:cs="Times New Roman"/>
+        </w:rPr>
       </w:pPr>
       <w:r>
         <w:rPr>
-          <w:rFonts w:ascii="Times New Roman" w:hAnsi="Times New Roman"/>
-          <w:color w:val="000000"/>
-          <w:sz w:val="24"/>
-        </w:rPr>
-        <w:t>•  Implementar la carga de la agenda diaria a partir del reporte de citas asignadas que el hospital exporta desde SaludPlus, conservando únicamente los datos necesarios para operar el turno y evitando que una misma cita se registre dos veces.</w:t>
+          <w:rFonts w:ascii="Times New Roman" w:hAnsi="Times New Roman" w:cs="Times New Roman"/>
+          <w:color w:val="000000"/>
+          <w:sz w:val="24"/>
+        </w:rPr>
+        <w:t>•  Implementar la carga de la agenda diaria desde el reporte de citas asignadas que el hospital exporta de SaludPlus, conservando únicamente los datos necesarios para operar el turno y evitando registros duplicados.</w:t>
       </w:r>
     </w:p>
     <w:p>
@@ -1158,14 +1550,17 @@
         <w:spacing w:after="0" w:line="480" w:lineRule="auto"/>
         <w:ind w:left="720" w:hanging="340"/>
         <w:jc w:val="both"/>
+        <w:rPr>
+          <w:rFonts w:ascii="Times New Roman" w:hAnsi="Times New Roman" w:cs="Times New Roman"/>
+        </w:rPr>
       </w:pPr>
       <w:r>
         <w:rPr>
-          <w:rFonts w:ascii="Times New Roman" w:hAnsi="Times New Roman"/>
-          <w:color w:val="000000"/>
-          <w:sz w:val="24"/>
-        </w:rPr>
-        <w:t>•  Construir los módulos de admisión y llamado, que permitan registrar la llegada del paciente, generar su turno con el código propio de cada servicio, contemplar la atención prioritaria y cerrar el turno como atendido o ausente, tanto desde el puesto de trabajo como desde el consultorio.</w:t>
+          <w:rFonts w:ascii="Times New Roman" w:hAnsi="Times New Roman" w:cs="Times New Roman"/>
+          <w:color w:val="000000"/>
+          <w:sz w:val="24"/>
+        </w:rPr>
+        <w:t>•  Construir los módulos de agenda de citas y de registro de llegada, con los que el operador registra al paciente, le asigna profesional y genera su turno con el código propio de cada servicio.</w:t>
       </w:r>
     </w:p>
     <w:p>
@@ -1180,14 +1575,17 @@
         <w:spacing w:after="0" w:line="480" w:lineRule="auto"/>
         <w:ind w:left="720" w:hanging="340"/>
         <w:jc w:val="both"/>
+        <w:rPr>
+          <w:rFonts w:ascii="Times New Roman" w:hAnsi="Times New Roman" w:cs="Times New Roman"/>
+        </w:rPr>
       </w:pPr>
       <w:r>
         <w:rPr>
-          <w:rFonts w:ascii="Times New Roman" w:hAnsi="Times New Roman"/>
-          <w:color w:val="000000"/>
-          <w:sz w:val="24"/>
-        </w:rPr>
-        <w:t>•  Desarrollar la pantalla de sala de espera, que muestre en tiempo real el turno llamado y el consultorio al que debe dirigirse el paciente, acompañando cada llamado con un aviso sonoro.</w:t>
+          <w:rFonts w:ascii="Times New Roman" w:hAnsi="Times New Roman" w:cs="Times New Roman"/>
+          <w:color w:val="000000"/>
+          <w:sz w:val="24"/>
+        </w:rPr>
+        <w:t>•  Desarrollar el acceso del profesional a su consultorio y la pantalla de la sala de espera, que muestra en tiempo real el turno llamado y el consultorio correspondiente, acompañando cada llamado con un aviso sonoro.</w:t>
       </w:r>
     </w:p>
     <w:p>
@@ -1202,14 +1600,17 @@
         <w:spacing w:after="0" w:line="480" w:lineRule="auto"/>
         <w:ind w:left="720" w:hanging="340"/>
         <w:jc w:val="both"/>
+        <w:rPr>
+          <w:rFonts w:ascii="Times New Roman" w:hAnsi="Times New Roman" w:cs="Times New Roman"/>
+        </w:rPr>
       </w:pPr>
       <w:r>
         <w:rPr>
-          <w:rFonts w:ascii="Times New Roman" w:hAnsi="Times New Roman"/>
-          <w:color w:val="000000"/>
-          <w:sz w:val="24"/>
-        </w:rPr>
-        <w:t>•  Implementar los módulos de administración del sistema junto con las medidas de seguridad y trazabilidad, es decir, la gestión de servicios, consultorios, profesionales, usuarios y permisos, el acceso controlado según el rol, el histórico de turnos y el registro de la actividad realizada.</w:t>
+          <w:rFonts w:ascii="Times New Roman" w:hAnsi="Times New Roman" w:cs="Times New Roman"/>
+          <w:color w:val="000000"/>
+          <w:sz w:val="24"/>
+        </w:rPr>
+        <w:t>•  Implementar los módulos de configuración y supervisión del sistema, junto con el control de acceso por rol y el registro de la actividad realizada por los funcionarios.</w:t>
       </w:r>
     </w:p>
     <w:p>
@@ -1224,14 +1625,19 @@
         <w:spacing w:after="0" w:line="480" w:lineRule="auto"/>
         <w:ind w:left="720" w:hanging="340"/>
         <w:jc w:val="both"/>
+        <w:rPr>
+          <w:rFonts w:ascii="Times New Roman" w:hAnsi="Times New Roman" w:cs="Times New Roman"/>
+          <w:color w:val="000000"/>
+          <w:sz w:val="24"/>
+        </w:rPr>
       </w:pPr>
       <w:r>
         <w:rPr>
-          <w:rFonts w:ascii="Times New Roman" w:hAnsi="Times New Roman"/>
-          <w:color w:val="000000"/>
-          <w:sz w:val="24"/>
-        </w:rPr>
-        <w:t>•  Verificar el funcionamiento del sistema mediante pruebas automatizadas sobre los flujos principales y pruebas de uso con los funcionarios del hospital, y elaborar la documentación técnica y de uso necesaria para su puesta en marcha.</w:t>
+          <w:rFonts w:ascii="Times New Roman" w:hAnsi="Times New Roman" w:cs="Times New Roman"/>
+          <w:color w:val="000000"/>
+          <w:sz w:val="24"/>
+        </w:rPr>
+        <w:t>•  Validar el sistema con los funcionarios del hospital mediante pruebas de uso sobre el proceso completo de atención, y elaborar la documentación técnica y de uso necesaria para su puesta en marcha.</w:t>
       </w:r>
     </w:p>
     <w:p>
@@ -1247,81 +1653,8 @@
         <w:ind w:left="720" w:hanging="340"/>
         <w:jc w:val="both"/>
         <w:rPr>
-          <w:rFonts w:ascii="Times New Roman" w:hAnsi="Times New Roman"/>
-          <w:color w:val="000000"/>
-          <w:sz w:val="24"/>
-        </w:rPr>
-      </w:pPr>
-    </w:p>
-    <w:p>
-      <w:pPr>
-        <w:pBdr>
-          <w:top w:val="nil"/>
-          <w:left w:val="nil"/>
-          <w:bottom w:val="nil"/>
-          <w:right w:val="nil"/>
-          <w:between w:val="nil"/>
-        </w:pBdr>
-        <w:spacing w:after="0" w:line="480" w:lineRule="auto"/>
-        <w:ind w:left="720" w:hanging="340"/>
-        <w:jc w:val="both"/>
-        <w:rPr>
-          <w:rFonts w:ascii="Times New Roman" w:hAnsi="Times New Roman"/>
-          <w:color w:val="000000"/>
-          <w:sz w:val="24"/>
-        </w:rPr>
-      </w:pPr>
-    </w:p>
-    <w:p>
-      <w:pPr>
-        <w:pBdr>
-          <w:top w:val="nil"/>
-          <w:left w:val="nil"/>
-          <w:bottom w:val="nil"/>
-          <w:right w:val="nil"/>
-          <w:between w:val="nil"/>
-        </w:pBdr>
-        <w:spacing w:after="0" w:line="480" w:lineRule="auto"/>
-        <w:ind w:left="720" w:hanging="340"/>
-        <w:jc w:val="both"/>
-        <w:rPr>
-          <w:rFonts w:ascii="Times New Roman" w:hAnsi="Times New Roman"/>
-          <w:color w:val="000000"/>
-          <w:sz w:val="24"/>
-        </w:rPr>
-      </w:pPr>
-    </w:p>
-    <w:p>
-      <w:pPr>
-        <w:pBdr>
-          <w:top w:val="nil"/>
-          <w:left w:val="nil"/>
-          <w:bottom w:val="nil"/>
-          <w:right w:val="nil"/>
-          <w:between w:val="nil"/>
-        </w:pBdr>
-        <w:spacing w:after="0" w:line="480" w:lineRule="auto"/>
-        <w:ind w:left="720" w:hanging="340"/>
-        <w:jc w:val="both"/>
-        <w:rPr>
-          <w:rFonts w:ascii="Times New Roman" w:hAnsi="Times New Roman"/>
-          <w:color w:val="000000"/>
-          <w:sz w:val="24"/>
-        </w:rPr>
-      </w:pPr>
-    </w:p>
-    <w:p>
-      <w:pPr>
-        <w:pBdr>
-          <w:top w:val="nil"/>
-          <w:left w:val="nil"/>
-          <w:bottom w:val="nil"/>
-          <w:right w:val="nil"/>
-          <w:between w:val="nil"/>
-        </w:pBdr>
-        <w:spacing w:after="0" w:line="480" w:lineRule="auto"/>
-        <w:ind w:left="720" w:hanging="340"/>
-        <w:jc w:val="both"/>
+          <w:rFonts w:ascii="Times New Roman" w:hAnsi="Times New Roman" w:cs="Times New Roman"/>
+        </w:rPr>
       </w:pPr>
     </w:p>
     <w:p>
@@ -1339,6 +1672,7 @@
         </w:pBdr>
         <w:spacing w:after="0" w:line="240" w:lineRule="auto"/>
         <w:rPr>
+          <w:rFonts w:ascii="Times New Roman" w:hAnsi="Times New Roman" w:cs="Times New Roman"/>
           <w:b/>
           <w:color w:val="000000"/>
           <w:sz w:val="24"/>
@@ -1347,6 +1681,7 @@
       </w:pPr>
       <w:r>
         <w:rPr>
+          <w:rFonts w:ascii="Times New Roman" w:hAnsi="Times New Roman" w:cs="Times New Roman"/>
           <w:b/>
           <w:color w:val="000000"/>
           <w:sz w:val="24"/>
@@ -1368,14 +1703,17 @@
         <w:spacing w:after="0" w:line="480" w:lineRule="auto"/>
         <w:ind w:firstLine="720"/>
         <w:jc w:val="both"/>
+        <w:rPr>
+          <w:rFonts w:ascii="Times New Roman" w:hAnsi="Times New Roman" w:cs="Times New Roman"/>
+        </w:rPr>
       </w:pPr>
       <w:r>
         <w:rPr>
-          <w:rFonts w:ascii="Times New Roman" w:hAnsi="Times New Roman"/>
-          <w:color w:val="000000"/>
-          <w:sz w:val="24"/>
-        </w:rPr>
-        <w:t>El desarrollo de este sistema se justifica porque atiende una parte del proceso de atención al usuario que hoy no cubre ninguna herramienta del hospital. La institución ya cuenta con un sistema de información donde programa las citas, pero entre el momento en que el paciente llega y el momento en que entra al consultorio no existe apoyo informático alguno, y ese vacío se resuelve con listados impresos, anotaciones manuales y llamados en voz alta, lo que genera desorden en la sala de espera y desgaste para el funcionario que debe repetir cada llamado.</w:t>
+          <w:rFonts w:ascii="Times New Roman" w:hAnsi="Times New Roman" w:cs="Times New Roman"/>
+          <w:color w:val="000000"/>
+          <w:sz w:val="24"/>
+        </w:rPr>
+        <w:t>El desarrollo de este sistema se justifica porque atiende un tramo del proceso de atención al usuario que hoy no cubre ninguna herramienta del hospital: entre el momento en que el paciente llega y el momento en que entra al consultorio no existe apoyo informático, y ese vacío se resuelve con listados impresos, anotaciones manuales y llamados en voz alta, lo que genera desorden en la sala de espera y desgaste para el funcionario. Con el sistema la institución obtiene control y evidencia de lo que ocurre en la sala de espera, ya que al quedar registrado cada turno con su estado final puede revisar cuántos pacientes se atendieron, cuántos no se presentaron y cómo se comportó la demanda por servicio, información que hoy debe estimarse a mano. Los funcionarios dejan de depender de la voz y de la memoria para ordenar la atención, y los usuarios ven su turno en la pantalla y saben cuándo y hacia dónde dirigirse, lo que resulta especialmente útil para quienes requieren atención prioritaria. Como proyecto de Ingeniería de Sistemas es pertinente porque exige recorrer el ciclo completo de construcción de software en un escenario real, desde el modelado del proceso hasta el despliegue en la infraestructura de la institución.</w:t>
       </w:r>
     </w:p>
     <w:p>
@@ -1390,15 +1728,10 @@
         <w:spacing w:after="0" w:line="480" w:lineRule="auto"/>
         <w:ind w:firstLine="720"/>
         <w:jc w:val="both"/>
-      </w:pPr>
-      <w:r>
-        <w:rPr>
-          <w:rFonts w:ascii="Times New Roman" w:hAnsi="Times New Roman"/>
-          <w:color w:val="000000"/>
-          <w:sz w:val="24"/>
-        </w:rPr>
-        <w:t>Los beneficios se reparten entre los tres actores del proceso, pues para el hospital lo principal es tener control y evidencia de lo que ocurre en la sala de espera, ya que al quedar registrado cada turno con su estado final la institución puede revisar cuántos pacientes se atendieron, cuántos no se presentaron y cómo se comportó la demanda por servicio, información útil para la toma de decisiones y para los indicadores de atención al usuario que hoy deben estimarse a mano, y además, al cargar la agenda desde el reporte que el hospital ya exporta, no se duplica el trabajo de digitación ni se obliga a cambiar el sistema con el que la institución programa sus citas. Para los funcionarios el sistema simplifica una tarea repetitiva y desgastante, porque el llamado deja de depender de la voz y de la memoria, el orden de atención queda definido por el sistema y no por la insistencia del usuario, y el profesional puede llamar a su paciente directamente desde el consultorio, mientras que para los usuarios el beneficio es más visible, ya que al ver su turno en la pantalla saben si ya les corresponde pasar y hacia qué consultorio dirigirse, lo que reduce la incertidumbre, evita que se acerquen constantemente al mostrador y hace más transparente el orden de la atención, en especial para las personas que requieren atención prioritaria.</w:t>
-      </w:r>
+        <w:rPr>
+          <w:rFonts w:ascii="Times New Roman" w:hAnsi="Times New Roman" w:cs="Times New Roman"/>
+        </w:rPr>
+      </w:pPr>
     </w:p>
     <w:p>
       <w:pPr>
@@ -1412,15 +1745,10 @@
         <w:spacing w:after="0" w:line="480" w:lineRule="auto"/>
         <w:ind w:firstLine="720"/>
         <w:jc w:val="both"/>
-      </w:pPr>
-      <w:r>
-        <w:rPr>
-          <w:rFonts w:ascii="Times New Roman" w:hAnsi="Times New Roman"/>
-          <w:color w:val="000000"/>
-          <w:sz w:val="24"/>
-        </w:rPr>
-        <w:t>Como proyecto de Ingeniería de Sistemas resulta pertinente porque no se limita a programar una interfaz, sino que exige recorrer el ciclo completo de construcción de software en un escenario real y con usuarios reales, lo que implica modelar el proceso de atención, diseñar una arquitectura que pueda mantenerse en el tiempo, resolver la integración con la información que produce otro sistema, atender la seguridad y el manejo responsable de los datos del paciente, y probar y desplegar la solución en la infraestructura de la institución.</w:t>
-      </w:r>
+        <w:rPr>
+          <w:rFonts w:ascii="Times New Roman" w:hAnsi="Times New Roman" w:cs="Times New Roman"/>
+        </w:rPr>
+      </w:pPr>
     </w:p>
     <w:p>
       <w:pPr>
@@ -1434,6 +1762,111 @@
         <w:spacing w:after="0" w:line="480" w:lineRule="auto"/>
         <w:ind w:firstLine="720"/>
         <w:jc w:val="both"/>
+        <w:rPr>
+          <w:rFonts w:ascii="Times New Roman" w:hAnsi="Times New Roman" w:cs="Times New Roman"/>
+        </w:rPr>
+      </w:pPr>
+    </w:p>
+    <w:p>
+      <w:pPr>
+        <w:pBdr>
+          <w:top w:val="nil"/>
+          <w:left w:val="nil"/>
+          <w:bottom w:val="nil"/>
+          <w:right w:val="nil"/>
+          <w:between w:val="nil"/>
+        </w:pBdr>
+        <w:spacing w:after="0" w:line="480" w:lineRule="auto"/>
+        <w:ind w:firstLine="720"/>
+        <w:jc w:val="both"/>
+        <w:rPr>
+          <w:rFonts w:ascii="Times New Roman" w:hAnsi="Times New Roman" w:cs="Times New Roman"/>
+        </w:rPr>
+      </w:pPr>
+    </w:p>
+    <w:p>
+      <w:pPr>
+        <w:pBdr>
+          <w:top w:val="nil"/>
+          <w:left w:val="nil"/>
+          <w:bottom w:val="nil"/>
+          <w:right w:val="nil"/>
+          <w:between w:val="nil"/>
+        </w:pBdr>
+        <w:spacing w:after="0" w:line="480" w:lineRule="auto"/>
+        <w:ind w:firstLine="720"/>
+        <w:jc w:val="both"/>
+        <w:rPr>
+          <w:rFonts w:ascii="Times New Roman" w:hAnsi="Times New Roman" w:cs="Times New Roman"/>
+        </w:rPr>
+      </w:pPr>
+    </w:p>
+    <w:p>
+      <w:pPr>
+        <w:pBdr>
+          <w:top w:val="nil"/>
+          <w:left w:val="nil"/>
+          <w:bottom w:val="nil"/>
+          <w:right w:val="nil"/>
+          <w:between w:val="nil"/>
+        </w:pBdr>
+        <w:spacing w:after="0" w:line="480" w:lineRule="auto"/>
+        <w:ind w:firstLine="720"/>
+        <w:jc w:val="both"/>
+        <w:rPr>
+          <w:rFonts w:ascii="Times New Roman" w:hAnsi="Times New Roman" w:cs="Times New Roman"/>
+        </w:rPr>
+      </w:pPr>
+    </w:p>
+    <w:p>
+      <w:pPr>
+        <w:pBdr>
+          <w:top w:val="nil"/>
+          <w:left w:val="nil"/>
+          <w:bottom w:val="nil"/>
+          <w:right w:val="nil"/>
+          <w:between w:val="nil"/>
+        </w:pBdr>
+        <w:spacing w:after="0" w:line="480" w:lineRule="auto"/>
+        <w:ind w:firstLine="720"/>
+        <w:jc w:val="both"/>
+        <w:rPr>
+          <w:rFonts w:ascii="Times New Roman" w:hAnsi="Times New Roman" w:cs="Times New Roman"/>
+        </w:rPr>
+      </w:pPr>
+    </w:p>
+    <w:p>
+      <w:pPr>
+        <w:pBdr>
+          <w:top w:val="nil"/>
+          <w:left w:val="nil"/>
+          <w:bottom w:val="nil"/>
+          <w:right w:val="nil"/>
+          <w:between w:val="nil"/>
+        </w:pBdr>
+        <w:spacing w:after="0" w:line="480" w:lineRule="auto"/>
+        <w:ind w:firstLine="720"/>
+        <w:jc w:val="both"/>
+        <w:rPr>
+          <w:rFonts w:ascii="Times New Roman" w:hAnsi="Times New Roman" w:cs="Times New Roman"/>
+        </w:rPr>
+      </w:pPr>
+    </w:p>
+    <w:p>
+      <w:pPr>
+        <w:pBdr>
+          <w:top w:val="nil"/>
+          <w:left w:val="nil"/>
+          <w:bottom w:val="nil"/>
+          <w:right w:val="nil"/>
+          <w:between w:val="nil"/>
+        </w:pBdr>
+        <w:spacing w:after="0" w:line="480" w:lineRule="auto"/>
+        <w:ind w:firstLine="720"/>
+        <w:jc w:val="both"/>
+        <w:rPr>
+          <w:rFonts w:ascii="Times New Roman" w:hAnsi="Times New Roman" w:cs="Times New Roman"/>
+        </w:rPr>
       </w:pPr>
     </w:p>
     <w:p>
@@ -1451,6 +1884,7 @@
         </w:pBdr>
         <w:spacing w:after="0" w:line="240" w:lineRule="auto"/>
         <w:rPr>
+          <w:rFonts w:ascii="Times New Roman" w:hAnsi="Times New Roman" w:cs="Times New Roman"/>
           <w:b/>
           <w:color w:val="000000"/>
           <w:sz w:val="24"/>
@@ -1459,15 +1893,18 @@
       </w:pPr>
       <w:r>
         <w:rPr>
+          <w:rFonts w:ascii="Times New Roman" w:hAnsi="Times New Roman" w:cs="Times New Roman"/>
           <w:b/>
           <w:color w:val="000000"/>
           <w:sz w:val="24"/>
           <w:szCs w:val="24"/>
         </w:rPr>
+        <w:lastRenderedPageBreak/>
         <w:t>MARCO CONCEPTUAL</w:t>
       </w:r>
       <w:r>
         <w:rPr>
+          <w:rFonts w:ascii="Times New Roman" w:hAnsi="Times New Roman" w:cs="Times New Roman"/>
           <w:color w:val="000000"/>
           <w:sz w:val="24"/>
           <w:szCs w:val="24"/>
@@ -1487,35 +1924,19 @@
         <w:spacing w:after="0" w:line="480" w:lineRule="auto"/>
         <w:ind w:firstLine="720"/>
         <w:jc w:val="both"/>
+        <w:rPr>
+          <w:rFonts w:ascii="Times New Roman" w:hAnsi="Times New Roman" w:cs="Times New Roman"/>
+          <w:color w:val="000000"/>
+          <w:sz w:val="24"/>
+        </w:rPr>
       </w:pPr>
       <w:r>
         <w:rPr>
-          <w:rFonts w:ascii="Times New Roman" w:hAnsi="Times New Roman"/>
-          <w:color w:val="000000"/>
-          <w:sz w:val="24"/>
-        </w:rPr>
-        <w:t>A continuación se explican los conceptos que sirven de base para entender el proyecto y que se utilizan a lo largo del documento, tomando como referencia el funcionamiento real del sistema que se está desarrollando.</w:t>
-      </w:r>
-    </w:p>
-    <w:p>
-      <w:pPr>
-        <w:pBdr>
-          <w:top w:val="nil"/>
-          <w:left w:val="nil"/>
-          <w:bottom w:val="nil"/>
-          <w:right w:val="nil"/>
-          <w:between w:val="nil"/>
-        </w:pBdr>
-        <w:spacing w:after="0" w:line="480" w:lineRule="auto"/>
-      </w:pPr>
-      <w:r>
-        <w:rPr>
-          <w:rFonts w:ascii="Times New Roman" w:hAnsi="Times New Roman"/>
-          <w:b/>
-          <w:color w:val="000000"/>
-          <w:sz w:val="24"/>
-        </w:rPr>
-        <w:t>5.1 Sistema de información</w:t>
+          <w:rFonts w:ascii="Times New Roman" w:hAnsi="Times New Roman" w:cs="Times New Roman"/>
+          <w:color w:val="000000"/>
+          <w:sz w:val="24"/>
+        </w:rPr>
+        <w:t>Para el desarrollo del proyecto se parte de los siguientes conceptos: el turno, entendido como el derecho de atención que se entrega al usuario cuando llega al hospital, identificado con un código que combina el prefijo del servicio y un consecutivo, como O-014 para odontología, y que pasa de en espera a llamado y termina como atendido, ausente o cancelado; la cita, como la programación previa de la atención con fecha, hora y profesional, que es el punto de partida del turno; el servicio, como cada área del hospital que maneja turno propio, con su prefijo y su forma de organizar la fila; el módulo o consultorio, como el punto físico hacia el que se dirige el paciente cuando su turno es llamado; el tiempo real, como la actualización automática de la pantalla de la sala de espera en el momento del llamado, sin recargar la página; la trazabilidad, como el registro histórico que permite saber qué turno se llamó, quién lo llamó y cómo terminó; los roles y permisos, que determinan qué secciones puede usar cada funcionario, diferenciando al administrador, que configura el sistema, del operador, que trabaja en la atención diaria; y la minimización de datos, principio según el cual solo se conservan los datos personales indispensables, razón por la cual el sistema no almacena información clínica del paciente. A nivel tecnológico, el sistema se concibe como una aplicación web desarrollada en Next.js y React, con la lógica de negocio y la persistencia sobre una base de datos relacional, y una conexión permanente entre el servidor y la pantalla de la sala de espera que envía los cambios apenas se producen.</w:t>
       </w:r>
     </w:p>
     <w:p>
@@ -1530,36 +1951,12 @@
         <w:spacing w:after="0" w:line="480" w:lineRule="auto"/>
         <w:ind w:firstLine="720"/>
         <w:jc w:val="both"/>
-      </w:pPr>
-      <w:r>
-        <w:rPr>
-          <w:rFonts w:ascii="Times New Roman" w:hAnsi="Times New Roman"/>
-          <w:color w:val="000000"/>
-          <w:sz w:val="24"/>
-        </w:rPr>
-        <w:t>Es un conjunto organizado de elementos, entre ellos datos, procesos, personas y tecnología, que se relacionan entre sí para recoger, almacenar, procesar y entregar información útil dentro de una organización. En este proyecto el sistema de información no reemplaza al sistema con el que el hospital programa las citas, sino que se apoya en la información que este produce y la complementa con lo que ocurre durante la jornada de atención.</w:t>
-      </w:r>
-    </w:p>
-    <w:p>
-      <w:pPr>
-        <w:pBdr>
-          <w:top w:val="nil"/>
-          <w:left w:val="nil"/>
-          <w:bottom w:val="nil"/>
-          <w:right w:val="nil"/>
-          <w:between w:val="nil"/>
-        </w:pBdr>
-        <w:spacing w:after="0" w:line="480" w:lineRule="auto"/>
-      </w:pPr>
-      <w:r>
-        <w:rPr>
-          <w:rFonts w:ascii="Times New Roman" w:hAnsi="Times New Roman"/>
-          <w:b/>
-          <w:color w:val="000000"/>
-          <w:sz w:val="24"/>
-        </w:rPr>
-        <w:t>5.2 Software</w:t>
-      </w:r>
+        <w:rPr>
+          <w:rFonts w:ascii="Times New Roman" w:hAnsi="Times New Roman" w:cs="Times New Roman"/>
+          <w:color w:val="000000"/>
+          <w:sz w:val="24"/>
+        </w:rPr>
+      </w:pPr>
     </w:p>
     <w:p>
       <w:pPr>
@@ -1573,37 +1970,12 @@
         <w:spacing w:after="0" w:line="480" w:lineRule="auto"/>
         <w:ind w:firstLine="720"/>
         <w:jc w:val="both"/>
-      </w:pPr>
-      <w:r>
-        <w:rPr>
-          <w:rFonts w:ascii="Times New Roman" w:hAnsi="Times New Roman"/>
-          <w:color w:val="000000"/>
-          <w:sz w:val="24"/>
-        </w:rPr>
-        <w:t>Es el conjunto de programas, datos y documentación que permite que un equipo de cómputo realice una tarea determinada. En este caso el software es una aplicación web, es decir, un programa al que se accede desde un navegador a través de la red del hospital, sin necesidad de instalar algo en cada computador de los funcionarios.</w:t>
-      </w:r>
-    </w:p>
-    <w:p>
-      <w:pPr>
-        <w:pBdr>
-          <w:top w:val="nil"/>
-          <w:left w:val="nil"/>
-          <w:bottom w:val="nil"/>
-          <w:right w:val="nil"/>
-          <w:between w:val="nil"/>
-        </w:pBdr>
-        <w:spacing w:after="0" w:line="480" w:lineRule="auto"/>
-      </w:pPr>
-      <w:r>
-        <w:rPr>
-          <w:rFonts w:ascii="Times New Roman" w:hAnsi="Times New Roman"/>
-          <w:b/>
-          <w:color w:val="000000"/>
-          <w:sz w:val="24"/>
-        </w:rPr>
-        <w:lastRenderedPageBreak/>
-        <w:t>5.3 Atención hospitalaria y consulta externa</w:t>
-      </w:r>
+        <w:rPr>
+          <w:rFonts w:ascii="Times New Roman" w:hAnsi="Times New Roman" w:cs="Times New Roman"/>
+          <w:color w:val="000000"/>
+          <w:sz w:val="24"/>
+        </w:rPr>
+      </w:pPr>
     </w:p>
     <w:p>
       <w:pPr>
@@ -1617,36 +1989,12 @@
         <w:spacing w:after="0" w:line="480" w:lineRule="auto"/>
         <w:ind w:firstLine="720"/>
         <w:jc w:val="both"/>
-      </w:pPr>
-      <w:r>
-        <w:rPr>
-          <w:rFonts w:ascii="Times New Roman" w:hAnsi="Times New Roman"/>
-          <w:color w:val="000000"/>
-          <w:sz w:val="24"/>
-        </w:rPr>
-        <w:t>La atención hospitalaria comprende los servicios que una institución de salud presta a sus usuarios, mientras que la consulta externa corresponde a la atención programada con cita previa, en la que el paciente acude al hospital en una fecha y hora asignadas, es atendido por un profesional en un consultorio y regresa a su domicilio. El proyecto se centra en esta última, porque es donde la espera está organizada alrededor de una agenda conocida de antemano.</w:t>
-      </w:r>
-    </w:p>
-    <w:p>
-      <w:pPr>
-        <w:pBdr>
-          <w:top w:val="nil"/>
-          <w:left w:val="nil"/>
-          <w:bottom w:val="nil"/>
-          <w:right w:val="nil"/>
-          <w:between w:val="nil"/>
-        </w:pBdr>
-        <w:spacing w:after="0" w:line="480" w:lineRule="auto"/>
-      </w:pPr>
-      <w:r>
-        <w:rPr>
-          <w:rFonts w:ascii="Times New Roman" w:hAnsi="Times New Roman"/>
-          <w:b/>
-          <w:color w:val="000000"/>
-          <w:sz w:val="24"/>
-        </w:rPr>
-        <w:t>5.4 Turno</w:t>
-      </w:r>
+        <w:rPr>
+          <w:rFonts w:ascii="Times New Roman" w:hAnsi="Times New Roman" w:cs="Times New Roman"/>
+          <w:color w:val="000000"/>
+          <w:sz w:val="24"/>
+        </w:rPr>
+      </w:pPr>
     </w:p>
     <w:p>
       <w:pPr>
@@ -1660,36 +2008,12 @@
         <w:spacing w:after="0" w:line="480" w:lineRule="auto"/>
         <w:ind w:firstLine="720"/>
         <w:jc w:val="both"/>
-      </w:pPr>
-      <w:r>
-        <w:rPr>
-          <w:rFonts w:ascii="Times New Roman" w:hAnsi="Times New Roman"/>
-          <w:color w:val="000000"/>
-          <w:sz w:val="24"/>
-        </w:rPr>
-        <w:t>Es el derecho de atención que se le entrega a un usuario cuando llega al hospital, identificado con un código corto y legible que combina un prefijo del servicio y un número consecutivo, como O-014 para odontología. El turno tiene un estado que cambia a medida que avanza la atención, pues empieza en espera, pasa a llamado cuando se le pide al paciente que se dirija al consultorio, y termina como atendido, ausente o cancelado.</w:t>
-      </w:r>
-    </w:p>
-    <w:p>
-      <w:pPr>
-        <w:pBdr>
-          <w:top w:val="nil"/>
-          <w:left w:val="nil"/>
-          <w:bottom w:val="nil"/>
-          <w:right w:val="nil"/>
-          <w:between w:val="nil"/>
-        </w:pBdr>
-        <w:spacing w:after="0" w:line="480" w:lineRule="auto"/>
-      </w:pPr>
-      <w:r>
-        <w:rPr>
-          <w:rFonts w:ascii="Times New Roman" w:hAnsi="Times New Roman"/>
-          <w:b/>
-          <w:color w:val="000000"/>
-          <w:sz w:val="24"/>
-        </w:rPr>
-        <w:t>5.5 Gestión de turnos</w:t>
-      </w:r>
+        <w:rPr>
+          <w:rFonts w:ascii="Times New Roman" w:hAnsi="Times New Roman" w:cs="Times New Roman"/>
+          <w:color w:val="000000"/>
+          <w:sz w:val="24"/>
+        </w:rPr>
+      </w:pPr>
     </w:p>
     <w:p>
       <w:pPr>
@@ -1704,19 +2028,11 @@
         <w:ind w:firstLine="720"/>
         <w:jc w:val="both"/>
         <w:rPr>
-          <w:rFonts w:ascii="Times New Roman" w:hAnsi="Times New Roman"/>
-          <w:color w:val="000000"/>
-          <w:sz w:val="24"/>
-        </w:rPr>
-      </w:pPr>
-      <w:r>
-        <w:rPr>
-          <w:rFonts w:ascii="Times New Roman" w:hAnsi="Times New Roman"/>
-          <w:color w:val="000000"/>
-          <w:sz w:val="24"/>
-        </w:rPr>
-        <w:t>Es el conjunto de reglas y acciones que determinan cómo se generan los turnos, en qué orden se llaman y cómo se cierran. Dentro de estas reglas se contempla la prioridad, ya que un turno marcado como prioritario se llama antes que los demás, y también la forma de organizar la fila, que puede ser compartida por todo un servicio o separada por cada profesional, según como funcione ese servicio en el hospital.</w:t>
-      </w:r>
+          <w:rFonts w:ascii="Times New Roman" w:hAnsi="Times New Roman" w:cs="Times New Roman"/>
+          <w:color w:val="000000"/>
+          <w:sz w:val="24"/>
+        </w:rPr>
+      </w:pPr>
     </w:p>
     <w:p>
       <w:pPr>
@@ -1731,385 +2047,9 @@
         <w:ind w:firstLine="720"/>
         <w:jc w:val="both"/>
         <w:rPr>
-          <w:rFonts w:ascii="Times New Roman" w:hAnsi="Times New Roman"/>
-          <w:color w:val="000000"/>
-          <w:sz w:val="24"/>
-        </w:rPr>
-      </w:pPr>
-    </w:p>
-    <w:p>
-      <w:pPr>
-        <w:pBdr>
-          <w:top w:val="nil"/>
-          <w:left w:val="nil"/>
-          <w:bottom w:val="nil"/>
-          <w:right w:val="nil"/>
-          <w:between w:val="nil"/>
-        </w:pBdr>
-        <w:spacing w:after="0" w:line="480" w:lineRule="auto"/>
-        <w:ind w:firstLine="720"/>
-        <w:jc w:val="both"/>
-        <w:rPr>
-          <w:rFonts w:ascii="Times New Roman" w:hAnsi="Times New Roman"/>
-          <w:color w:val="000000"/>
-          <w:sz w:val="24"/>
-        </w:rPr>
-      </w:pPr>
-    </w:p>
-    <w:p>
-      <w:pPr>
-        <w:pBdr>
-          <w:top w:val="nil"/>
-          <w:left w:val="nil"/>
-          <w:bottom w:val="nil"/>
-          <w:right w:val="nil"/>
-          <w:between w:val="nil"/>
-        </w:pBdr>
-        <w:spacing w:after="0" w:line="480" w:lineRule="auto"/>
-        <w:ind w:firstLine="720"/>
-        <w:jc w:val="both"/>
-        <w:rPr>
-          <w:rFonts w:ascii="Times New Roman" w:hAnsi="Times New Roman"/>
-          <w:color w:val="000000"/>
-          <w:sz w:val="24"/>
-        </w:rPr>
-      </w:pPr>
-    </w:p>
-    <w:p>
-      <w:pPr>
-        <w:pBdr>
-          <w:top w:val="nil"/>
-          <w:left w:val="nil"/>
-          <w:bottom w:val="nil"/>
-          <w:right w:val="nil"/>
-          <w:between w:val="nil"/>
-        </w:pBdr>
-        <w:spacing w:after="0" w:line="480" w:lineRule="auto"/>
-        <w:ind w:firstLine="720"/>
-        <w:jc w:val="both"/>
-        <w:rPr>
-          <w:rFonts w:ascii="Times New Roman" w:hAnsi="Times New Roman"/>
-          <w:color w:val="000000"/>
-          <w:sz w:val="24"/>
-        </w:rPr>
-      </w:pPr>
-    </w:p>
-    <w:p>
-      <w:pPr>
-        <w:pBdr>
-          <w:top w:val="nil"/>
-          <w:left w:val="nil"/>
-          <w:bottom w:val="nil"/>
-          <w:right w:val="nil"/>
-          <w:between w:val="nil"/>
-        </w:pBdr>
-        <w:spacing w:after="0" w:line="480" w:lineRule="auto"/>
-        <w:ind w:firstLine="720"/>
-        <w:jc w:val="both"/>
-      </w:pPr>
-    </w:p>
-    <w:p>
-      <w:pPr>
-        <w:pBdr>
-          <w:top w:val="nil"/>
-          <w:left w:val="nil"/>
-          <w:bottom w:val="nil"/>
-          <w:right w:val="nil"/>
-          <w:between w:val="nil"/>
-        </w:pBdr>
-        <w:spacing w:after="0" w:line="480" w:lineRule="auto"/>
-      </w:pPr>
-      <w:r>
-        <w:rPr>
-          <w:rFonts w:ascii="Times New Roman" w:hAnsi="Times New Roman"/>
-          <w:b/>
-          <w:color w:val="000000"/>
-          <w:sz w:val="24"/>
-        </w:rPr>
-        <w:lastRenderedPageBreak/>
-        <w:t>5.6 Cita</w:t>
-      </w:r>
-    </w:p>
-    <w:p>
-      <w:pPr>
-        <w:pBdr>
-          <w:top w:val="nil"/>
-          <w:left w:val="nil"/>
-          <w:bottom w:val="nil"/>
-          <w:right w:val="nil"/>
-          <w:between w:val="nil"/>
-        </w:pBdr>
-        <w:spacing w:after="0" w:line="480" w:lineRule="auto"/>
-        <w:ind w:firstLine="720"/>
-        <w:jc w:val="both"/>
-      </w:pPr>
-      <w:r>
-        <w:rPr>
-          <w:rFonts w:ascii="Times New Roman" w:hAnsi="Times New Roman"/>
-          <w:color w:val="000000"/>
-          <w:sz w:val="24"/>
-        </w:rPr>
-        <w:t>Es la programación previa de la atención de un paciente, con fecha, hora, profesional y procedimiento. En el sistema la cita es el punto de partida del turno, pues cuando el paciente llega y se registra su llegada, la cita programada da origen al turno con el que se le llamará.</w:t>
-      </w:r>
-    </w:p>
-    <w:p>
-      <w:pPr>
-        <w:pBdr>
-          <w:top w:val="nil"/>
-          <w:left w:val="nil"/>
-          <w:bottom w:val="nil"/>
-          <w:right w:val="nil"/>
-          <w:between w:val="nil"/>
-        </w:pBdr>
-        <w:spacing w:after="0" w:line="480" w:lineRule="auto"/>
-      </w:pPr>
-      <w:r>
-        <w:rPr>
-          <w:rFonts w:ascii="Times New Roman" w:hAnsi="Times New Roman"/>
-          <w:b/>
-          <w:color w:val="000000"/>
-          <w:sz w:val="24"/>
-        </w:rPr>
-        <w:t>5.7 Usuario</w:t>
-      </w:r>
-    </w:p>
-    <w:p>
-      <w:pPr>
-        <w:pBdr>
-          <w:top w:val="nil"/>
-          <w:left w:val="nil"/>
-          <w:bottom w:val="nil"/>
-          <w:right w:val="nil"/>
-          <w:between w:val="nil"/>
-        </w:pBdr>
-        <w:spacing w:after="0" w:line="480" w:lineRule="auto"/>
-        <w:ind w:firstLine="720"/>
-        <w:jc w:val="both"/>
-      </w:pPr>
-      <w:r>
-        <w:rPr>
-          <w:rFonts w:ascii="Times New Roman" w:hAnsi="Times New Roman"/>
-          <w:color w:val="000000"/>
-          <w:sz w:val="24"/>
-        </w:rPr>
-        <w:t>El término se utiliza en dos sentidos que conviene diferenciar. Por un lado está el usuario del servicio de salud, que es el paciente que acude al hospital a su cita, y por otro lado está el usuario del sistema, que es el funcionario que ingresa con su cuenta a la aplicación. Dentro de los usuarios del sistema se manejan dos roles, el administrador, que configura el sistema y tiene acceso a todas las secciones, y el operador, que trabaja en la atención diaria y solo ve las secciones que se le habilitan.</w:t>
-      </w:r>
-    </w:p>
-    <w:p>
-      <w:pPr>
-        <w:pBdr>
-          <w:top w:val="nil"/>
-          <w:left w:val="nil"/>
-          <w:bottom w:val="nil"/>
-          <w:right w:val="nil"/>
-          <w:between w:val="nil"/>
-        </w:pBdr>
-        <w:spacing w:after="0" w:line="480" w:lineRule="auto"/>
-      </w:pPr>
-      <w:r>
-        <w:rPr>
-          <w:rFonts w:ascii="Times New Roman" w:hAnsi="Times New Roman"/>
-          <w:b/>
-          <w:color w:val="000000"/>
-          <w:sz w:val="24"/>
-        </w:rPr>
-        <w:t>5.8 Módulo o consultorio</w:t>
-      </w:r>
-    </w:p>
-    <w:p>
-      <w:pPr>
-        <w:pBdr>
-          <w:top w:val="nil"/>
-          <w:left w:val="nil"/>
-          <w:bottom w:val="nil"/>
-          <w:right w:val="nil"/>
-          <w:between w:val="nil"/>
-        </w:pBdr>
-        <w:spacing w:after="0" w:line="480" w:lineRule="auto"/>
-        <w:ind w:firstLine="720"/>
-        <w:jc w:val="both"/>
-      </w:pPr>
-      <w:r>
-        <w:rPr>
-          <w:rFonts w:ascii="Times New Roman" w:hAnsi="Times New Roman"/>
-          <w:color w:val="000000"/>
-          <w:sz w:val="24"/>
-        </w:rPr>
-        <w:t>Es el punto físico hacia donde se dirige el paciente cuando su turno es llamado, ya sea una ventanilla de atención o un consultorio de un servicio. Cada llamado asocia el turno con un módulo, porque de nada sirve saber que ya le corresponde pasar si el paciente no sabe hacia dónde debe dirigirse.</w:t>
-      </w:r>
-    </w:p>
-    <w:p>
-      <w:pPr>
-        <w:pBdr>
-          <w:top w:val="nil"/>
-          <w:left w:val="nil"/>
-          <w:bottom w:val="nil"/>
-          <w:right w:val="nil"/>
-          <w:between w:val="nil"/>
-        </w:pBdr>
-        <w:spacing w:after="0" w:line="480" w:lineRule="auto"/>
-      </w:pPr>
-      <w:r>
-        <w:rPr>
-          <w:rFonts w:ascii="Times New Roman" w:hAnsi="Times New Roman"/>
-          <w:b/>
-          <w:color w:val="000000"/>
-          <w:sz w:val="24"/>
-        </w:rPr>
-        <w:t>5.9 Servicio</w:t>
-      </w:r>
-    </w:p>
-    <w:p>
-      <w:pPr>
-        <w:pBdr>
-          <w:top w:val="nil"/>
-          <w:left w:val="nil"/>
-          <w:bottom w:val="nil"/>
-          <w:right w:val="nil"/>
-          <w:between w:val="nil"/>
-        </w:pBdr>
-        <w:spacing w:after="0" w:line="480" w:lineRule="auto"/>
-        <w:ind w:firstLine="720"/>
-        <w:jc w:val="both"/>
-      </w:pPr>
-      <w:r>
-        <w:rPr>
-          <w:rFonts w:ascii="Times New Roman" w:hAnsi="Times New Roman"/>
-          <w:color w:val="000000"/>
-          <w:sz w:val="24"/>
-        </w:rPr>
-        <w:t>Corresponde a cada una de las áreas de atención del hospital que manejan turno propio, como odontología o consulta externa. Cada servicio tiene su prefijo, que es la letra con la que empiezan sus turnos, y su forma de organizar la fila.</w:t>
-      </w:r>
-    </w:p>
-    <w:p>
-      <w:pPr>
-        <w:pBdr>
-          <w:top w:val="nil"/>
-          <w:left w:val="nil"/>
-          <w:bottom w:val="nil"/>
-          <w:right w:val="nil"/>
-          <w:between w:val="nil"/>
-        </w:pBdr>
-        <w:spacing w:after="0" w:line="480" w:lineRule="auto"/>
-      </w:pPr>
-      <w:r>
-        <w:rPr>
-          <w:rFonts w:ascii="Times New Roman" w:hAnsi="Times New Roman"/>
-          <w:b/>
-          <w:color w:val="000000"/>
-          <w:sz w:val="24"/>
-        </w:rPr>
-        <w:t>5.10 Tiempo real</w:t>
-      </w:r>
-    </w:p>
-    <w:p>
-      <w:pPr>
-        <w:pBdr>
-          <w:top w:val="nil"/>
-          <w:left w:val="nil"/>
-          <w:bottom w:val="nil"/>
-          <w:right w:val="nil"/>
-          <w:between w:val="nil"/>
-        </w:pBdr>
-        <w:spacing w:after="0" w:line="480" w:lineRule="auto"/>
-        <w:ind w:firstLine="720"/>
-        <w:jc w:val="both"/>
-      </w:pPr>
-      <w:r>
-        <w:rPr>
-          <w:rFonts w:ascii="Times New Roman" w:hAnsi="Times New Roman"/>
-          <w:color w:val="000000"/>
-          <w:sz w:val="24"/>
-        </w:rPr>
-        <w:lastRenderedPageBreak/>
-        <w:t>Se refiere a que la pantalla de la sala de espera se actualiza sola en el momento en que ocurre un llamado, sin que nadie tenga que recargar la página, lo que se logra manteniendo una conexión abierta entre el servidor y la pantalla, por la que el servidor envía los cambios apenas se producen.</w:t>
-      </w:r>
-    </w:p>
-    <w:p>
-      <w:pPr>
-        <w:pBdr>
-          <w:top w:val="nil"/>
-          <w:left w:val="nil"/>
-          <w:bottom w:val="nil"/>
-          <w:right w:val="nil"/>
-          <w:between w:val="nil"/>
-        </w:pBdr>
-        <w:spacing w:after="0" w:line="480" w:lineRule="auto"/>
-      </w:pPr>
-      <w:r>
-        <w:rPr>
-          <w:rFonts w:ascii="Times New Roman" w:hAnsi="Times New Roman"/>
-          <w:b/>
-          <w:color w:val="000000"/>
-          <w:sz w:val="24"/>
-        </w:rPr>
-        <w:t>5.11 Trazabilidad</w:t>
-      </w:r>
-    </w:p>
-    <w:p>
-      <w:pPr>
-        <w:pBdr>
-          <w:top w:val="nil"/>
-          <w:left w:val="nil"/>
-          <w:bottom w:val="nil"/>
-          <w:right w:val="nil"/>
-          <w:between w:val="nil"/>
-        </w:pBdr>
-        <w:spacing w:after="0" w:line="480" w:lineRule="auto"/>
-        <w:ind w:firstLine="720"/>
-        <w:jc w:val="both"/>
-      </w:pPr>
-      <w:r>
-        <w:rPr>
-          <w:rFonts w:ascii="Times New Roman" w:hAnsi="Times New Roman"/>
-          <w:color w:val="000000"/>
-          <w:sz w:val="24"/>
-        </w:rPr>
-        <w:t>Es la posibilidad de reconstruir después lo que pasó, es decir, saber qué turno se llamó, quién lo llamó, a qué hora y cómo terminó. En el sistema la trazabilidad se apoya en el histórico de turnos y en el registro de la actividad de los funcionarios.</w:t>
-      </w:r>
-    </w:p>
-    <w:p>
-      <w:pPr>
-        <w:pBdr>
-          <w:top w:val="nil"/>
-          <w:left w:val="nil"/>
-          <w:bottom w:val="nil"/>
-          <w:right w:val="nil"/>
-          <w:between w:val="nil"/>
-        </w:pBdr>
-        <w:spacing w:after="0" w:line="480" w:lineRule="auto"/>
-      </w:pPr>
-      <w:r>
-        <w:rPr>
-          <w:rFonts w:ascii="Times New Roman" w:hAnsi="Times New Roman"/>
-          <w:b/>
-          <w:color w:val="000000"/>
-          <w:sz w:val="24"/>
-        </w:rPr>
-        <w:t>5.12 Minimización de datos</w:t>
-      </w:r>
-    </w:p>
-    <w:p>
-      <w:pPr>
-        <w:pBdr>
-          <w:top w:val="nil"/>
-          <w:left w:val="nil"/>
-          <w:bottom w:val="nil"/>
-          <w:right w:val="nil"/>
-          <w:between w:val="nil"/>
-        </w:pBdr>
-        <w:spacing w:after="0" w:line="480" w:lineRule="auto"/>
-        <w:ind w:firstLine="720"/>
-        <w:jc w:val="both"/>
-      </w:pPr>
-      <w:r>
-        <w:rPr>
-          <w:rFonts w:ascii="Times New Roman" w:hAnsi="Times New Roman"/>
-          <w:color w:val="000000"/>
-          <w:sz w:val="24"/>
-        </w:rPr>
-        <w:t>Es el principio según el cual solo deben guardarse los datos personales que realmente se necesitan para cumplir la finalidad del tratamiento. En este proyecto se aplica de forma explícita, ya que aunque el reporte de citas del hospital trae información adicional del paciente, el sistema solo conserva lo indispensable para llamarlo y ubicarlo, y no almacena información clínica.</w:t>
-      </w:r>
+          <w:rFonts w:ascii="Times New Roman" w:hAnsi="Times New Roman" w:cs="Times New Roman"/>
+        </w:rPr>
+      </w:pPr>
     </w:p>
     <w:p>
       <w:pPr>
@@ -2126,6 +2066,7 @@
         </w:pBdr>
         <w:spacing w:after="0" w:line="240" w:lineRule="auto"/>
         <w:rPr>
+          <w:rFonts w:ascii="Times New Roman" w:hAnsi="Times New Roman" w:cs="Times New Roman"/>
           <w:b/>
           <w:color w:val="000000"/>
           <w:sz w:val="24"/>
@@ -2134,6 +2075,7 @@
       </w:pPr>
       <w:r>
         <w:rPr>
+          <w:rFonts w:ascii="Times New Roman" w:hAnsi="Times New Roman" w:cs="Times New Roman"/>
           <w:b/>
           <w:color w:val="000000"/>
           <w:sz w:val="24"/>
@@ -2154,14 +2096,17 @@
         <w:spacing w:after="0" w:line="480" w:lineRule="auto"/>
         <w:ind w:firstLine="720"/>
         <w:jc w:val="both"/>
+        <w:rPr>
+          <w:rFonts w:ascii="Times New Roman" w:hAnsi="Times New Roman" w:cs="Times New Roman"/>
+        </w:rPr>
       </w:pPr>
       <w:r>
         <w:rPr>
-          <w:rFonts w:ascii="Times New Roman" w:hAnsi="Times New Roman"/>
-          <w:color w:val="000000"/>
-          <w:sz w:val="24"/>
-        </w:rPr>
-        <w:t>Para el desarrollo del proyecto se seleccionó Scrum como metodología ágil, adaptada a un escenario de desarrollo individual, ya que los requerimientos entregados por el hospital se han ido precisando en la medida en que se conoce el funcionamiento real del servicio, por lo que una metodología rígida, que exija cerrar todo el análisis antes de programar, habría obligado a rehacer trabajo cada vez que apareciera un detalle nuevo del proceso de atención, mientras que Scrum permite construir el sistema por sprints, entregando al cierre de cada uno una parte funcional del producto que puede mostrarse, probarse y corregirse con la retroalimentación del supervisor de práctica y de los funcionarios que usarán la herramienta.</w:t>
+          <w:rFonts w:ascii="Times New Roman" w:hAnsi="Times New Roman" w:cs="Times New Roman"/>
+          <w:color w:val="000000"/>
+          <w:sz w:val="24"/>
+        </w:rPr>
+        <w:t>El desarrollo del proyecto se abordó bajo el marco de trabajo Scrum, seleccionado por su naturaleza iterativa e incremental, adecuada para construir el sistema por módulos e ir validando cada entrega con los funcionarios del proceso antes de avanzar a la siguiente funcionalidad. Los sprints se definieron con una duración de una semana cada uno, por tratarse de un proyecto corto, desarrollado entre el 20 de agosto y el 10 de octubre.</w:t>
       </w:r>
     </w:p>
     <w:p>
@@ -2176,14 +2121,58 @@
         <w:spacing w:after="0" w:line="480" w:lineRule="auto"/>
         <w:ind w:firstLine="720"/>
         <w:jc w:val="both"/>
+        <w:rPr>
+          <w:rFonts w:ascii="Times New Roman" w:hAnsi="Times New Roman" w:cs="Times New Roman"/>
+        </w:rPr>
       </w:pPr>
       <w:r>
         <w:rPr>
-          <w:rFonts w:ascii="Times New Roman" w:hAnsi="Times New Roman"/>
-          <w:color w:val="000000"/>
-          <w:sz w:val="24"/>
-        </w:rPr>
-        <w:t>La adaptación que se hace del marco de trabajo consiste en conservar las prácticas que aportan valor en un trabajo individual y no simular los roles que no existen, de manera que no se habla de Scrum Master ni de equipo de desarrollo, porque el desarrollo lo realiza un solo estudiante, y la función de validación del producto, que en un equipo cumpliría el Product Owner, la asumen el supervisor de práctica en el hospital y los funcionarios que operan el proceso de atención, quienes revisan lo entregado al final de cada sprint y señalan qué debe ajustarse, mientras que las prácticas que sí se mantienen son la lista priorizada de requerimientos, la planificación al inicio de cada sprint, el trabajo en ciclos cortos, la entrega de funcionalidad utilizable al cierre de cada ciclo y la revisión de lo construido antes de iniciar el siguiente.</w:t>
+          <w:rFonts w:ascii="Times New Roman" w:hAnsi="Times New Roman" w:cs="Times New Roman"/>
+          <w:b/>
+          <w:color w:val="000000"/>
+          <w:sz w:val="24"/>
+        </w:rPr>
+        <w:t xml:space="preserve">Roles del equipo Scrum: </w:t>
+      </w:r>
+      <w:r>
+        <w:rPr>
+          <w:rFonts w:ascii="Times New Roman" w:hAnsi="Times New Roman" w:cs="Times New Roman"/>
+          <w:color w:val="000000"/>
+          <w:sz w:val="24"/>
+        </w:rPr>
+        <w:t>el supervisor de práctica en el hospital actuó como Product Owner, priorizando el product backlog según las necesidades reales del proceso de atención al usuario; el estudiante en práctica asumió los roles de Scrum Master y equipo de desarrollo, encargado de planificar, estimar y construir cada incremento; y los funcionarios de admisiones junto con los profesionales de consulta externa participaron como interesados (stakeholders), siendo consultados en las revisiones de sprint.</w:t>
+      </w:r>
+    </w:p>
+    <w:p>
+      <w:pPr>
+        <w:pBdr>
+          <w:top w:val="nil"/>
+          <w:left w:val="nil"/>
+          <w:bottom w:val="nil"/>
+          <w:right w:val="nil"/>
+          <w:between w:val="nil"/>
+        </w:pBdr>
+        <w:spacing w:after="0" w:line="480" w:lineRule="auto"/>
+        <w:rPr>
+          <w:rFonts w:ascii="Times New Roman" w:hAnsi="Times New Roman" w:cs="Times New Roman"/>
+        </w:rPr>
+      </w:pPr>
+      <w:r>
+        <w:rPr>
+          <w:rFonts w:ascii="Times New Roman" w:hAnsi="Times New Roman" w:cs="Times New Roman"/>
+          <w:b/>
+          <w:color w:val="000000"/>
+          <w:sz w:val="24"/>
+        </w:rPr>
+        <w:t xml:space="preserve">Product backlog: </w:t>
+      </w:r>
+      <w:r>
+        <w:rPr>
+          <w:rFonts w:ascii="Times New Roman" w:hAnsi="Times New Roman" w:cs="Times New Roman"/>
+          <w:color w:val="000000"/>
+          <w:sz w:val="24"/>
+        </w:rPr>
+        <w:t>se construyó a partir del documento de requerimientos entregado por el hospital y de la observación del proceso de atención en consulta externa, descomponiendo el recorrido del paciente (carga de la agenda, registro de la llegada, generación del turno, llamado desde el consultorio y cierre de la atención) en historias de usuario priorizadas por el Product Owner.</w:t>
       </w:r>
     </w:p>
     <w:p>
@@ -2198,14 +2187,26 @@
         <w:spacing w:after="0" w:line="480" w:lineRule="auto"/>
         <w:ind w:firstLine="720"/>
         <w:jc w:val="both"/>
+        <w:rPr>
+          <w:rFonts w:ascii="Times New Roman" w:hAnsi="Times New Roman" w:cs="Times New Roman"/>
+        </w:rPr>
       </w:pPr>
       <w:r>
         <w:rPr>
-          <w:rFonts w:ascii="Times New Roman" w:hAnsi="Times New Roman"/>
-          <w:color w:val="000000"/>
-          <w:sz w:val="24"/>
-        </w:rPr>
-        <w:t>Los sprints se definieron con una duración de una semana, porque el proyecto se desarrolla en un período corto, comprendido entre el 20 de agosto y el 10 de octubre, y ciclos más largos dejarían muy pocas oportunidades de revisión y corrección dentro del tiempo de la práctica, de modo que la construcción de los módulos del sistema ocupó los primeros cinco sprints y los tres restantes se destinan a la verificación con los funcionarios, la documentación y la puesta en producción, quedando el último ajustado a la ventana en la que debe hacerse la entrega del proyecto.</w:t>
+          <w:rFonts w:ascii="Times New Roman" w:hAnsi="Times New Roman" w:cs="Times New Roman"/>
+          <w:b/>
+          <w:color w:val="000000"/>
+          <w:sz w:val="24"/>
+        </w:rPr>
+        <w:t xml:space="preserve">Ceremonias: </w:t>
+      </w:r>
+      <w:r>
+        <w:rPr>
+          <w:rFonts w:ascii="Times New Roman" w:hAnsi="Times New Roman" w:cs="Times New Roman"/>
+          <w:color w:val="000000"/>
+          <w:sz w:val="24"/>
+        </w:rPr>
+        <w:t>al inicio de cada sprint se realizó un Sprint Planning para seleccionar y detallar las historias del backlog a desarrollar; durante el sprint se hizo seguimiento periódico al avance (Daily Scrum, adaptado a un equipo de desarrollo de una persona); al cierre se realizó un Sprint Review con el supervisor de práctica y, cuando fue posible, con los funcionarios del servicio, para validar el incremento entregado y ajustar el backlog; y una Sprint Retrospective para identificar mejoras a aplicar en el siguiente sprint.</w:t>
       </w:r>
     </w:p>
     <w:p>
@@ -2218,625 +2219,1363 @@
           <w:between w:val="nil"/>
         </w:pBdr>
         <w:spacing w:after="0" w:line="480" w:lineRule="auto"/>
+        <w:rPr>
+          <w:rFonts w:ascii="Times New Roman" w:hAnsi="Times New Roman" w:cs="Times New Roman"/>
+        </w:rPr>
       </w:pPr>
       <w:r>
         <w:rPr>
-          <w:rFonts w:ascii="Times New Roman" w:hAnsi="Times New Roman"/>
+          <w:rFonts w:ascii="Times New Roman" w:hAnsi="Times New Roman" w:cs="Times New Roman"/>
           <w:b/>
           <w:color w:val="000000"/>
           <w:sz w:val="24"/>
         </w:rPr>
-        <w:t>6.1 Planificación de actividades</w:t>
+        <w:t>Sprints ejecutados y planificados (proyecto de 8 semanas):</w:t>
       </w:r>
     </w:p>
-    <w:p>
-      <w:pPr>
-        <w:pBdr>
-          <w:top w:val="nil"/>
-          <w:left w:val="nil"/>
-          <w:bottom w:val="nil"/>
-          <w:right w:val="nil"/>
-          <w:between w:val="nil"/>
-        </w:pBdr>
-        <w:spacing w:after="0" w:line="480" w:lineRule="auto"/>
-        <w:ind w:firstLine="720"/>
-        <w:jc w:val="both"/>
-      </w:pPr>
-      <w:r>
-        <w:rPr>
-          <w:rFonts w:ascii="Times New Roman" w:hAnsi="Times New Roman"/>
-          <w:color w:val="000000"/>
-          <w:sz w:val="24"/>
-        </w:rPr>
-        <w:t>El trabajo parte de una lista general de requerimientos construida a partir del documento de requerimientos del sistema entregado por el hospital y de lo observado en el servicio de consulta externa, en la que cada elemento describe una funcionalidad concreta y verificable, y de esa lista se toman, al comenzar cada sprint, las actividades que se van a desarrollar, estimando de manera sencilla el esfuerzo según el tiempo disponible de la práctica y dejando el resto pendiente para los sprints siguientes.</w:t>
-      </w:r>
-    </w:p>
-    <w:p>
-      <w:pPr>
-        <w:pBdr>
-          <w:top w:val="nil"/>
-          <w:left w:val="nil"/>
-          <w:bottom w:val="nil"/>
-          <w:right w:val="nil"/>
-          <w:between w:val="nil"/>
-        </w:pBdr>
-        <w:spacing w:after="0" w:line="480" w:lineRule="auto"/>
-      </w:pPr>
-      <w:r>
-        <w:rPr>
-          <w:rFonts w:ascii="Times New Roman" w:hAnsi="Times New Roman"/>
-          <w:b/>
-          <w:color w:val="000000"/>
-          <w:sz w:val="24"/>
-        </w:rPr>
-        <w:t>6.2 Priorización de requerimientos</w:t>
-      </w:r>
-    </w:p>
-    <w:p>
-      <w:pPr>
-        <w:pBdr>
-          <w:top w:val="nil"/>
-          <w:left w:val="nil"/>
-          <w:bottom w:val="nil"/>
-          <w:right w:val="nil"/>
-          <w:between w:val="nil"/>
-        </w:pBdr>
-        <w:spacing w:after="0" w:line="480" w:lineRule="auto"/>
-        <w:ind w:firstLine="720"/>
-        <w:jc w:val="both"/>
-      </w:pPr>
-      <w:r>
-        <w:rPr>
-          <w:rFonts w:ascii="Times New Roman" w:hAnsi="Times New Roman"/>
-          <w:color w:val="000000"/>
-          <w:sz w:val="24"/>
-        </w:rPr>
-        <w:t>Los requerimientos se priorizan según lo que el hospital necesita primero para poder usar el sistema, dándole prioridad al camino completo de un paciente, es decir, cargar la agenda del día, registrar la llegada, generar el turno, llamarlo y cerrarlo, de manera que las funcionalidades de configuración, consulta y estadísticas se abordan en sprints posteriores, porque aunque son necesarias, el sistema no depende de ellas para operar.</w:t>
-      </w:r>
-    </w:p>
-    <w:p>
-      <w:pPr>
-        <w:pBdr>
-          <w:top w:val="nil"/>
-          <w:left w:val="nil"/>
-          <w:bottom w:val="nil"/>
-          <w:right w:val="nil"/>
-          <w:between w:val="nil"/>
-        </w:pBdr>
-        <w:spacing w:after="0" w:line="480" w:lineRule="auto"/>
-      </w:pPr>
-      <w:r>
-        <w:rPr>
-          <w:rFonts w:ascii="Times New Roman" w:hAnsi="Times New Roman"/>
-          <w:b/>
-          <w:color w:val="000000"/>
-          <w:sz w:val="24"/>
-        </w:rPr>
-        <w:t>6.3 Sprints del proyecto</w:t>
-      </w:r>
-    </w:p>
-    <w:p>
-      <w:pPr>
-        <w:pBdr>
-          <w:top w:val="nil"/>
-          <w:left w:val="nil"/>
-          <w:bottom w:val="nil"/>
-          <w:right w:val="nil"/>
-          <w:between w:val="nil"/>
-        </w:pBdr>
-        <w:spacing w:after="0" w:line="480" w:lineRule="auto"/>
-        <w:ind w:firstLine="720"/>
-        <w:jc w:val="both"/>
-      </w:pPr>
-      <w:r>
-        <w:rPr>
-          <w:rFonts w:ascii="Times New Roman" w:hAnsi="Times New Roman"/>
-          <w:color w:val="000000"/>
-          <w:sz w:val="24"/>
-        </w:rPr>
-        <w:t>El desarrollo se organizó en ocho sprints de aproximadamente una semana, cada uno enfocado en un conjunto reducido de funcionalidades relacionadas entre sí, de manera que al cerrar el sprint existiera una parte del sistema que se pudiera mostrar y probar, ajustándose la duración de dos de ellos a hitos concretos del proyecto, el quinto, que se cerró al quedar terminada la construcción de los módulos, y el octavo, que se acomoda a la ventana definida para la entrega, y a continuación se relacionan todos los sprints con su estado, entendiendo por completado aquel cuyos objetivos ya fueron alcanzados y por proyectado el que está planificado y aún no ha iniciado.</w:t>
-      </w:r>
-    </w:p>
-    <w:p>
-      <w:pPr>
-        <w:pBdr>
-          <w:top w:val="nil"/>
-          <w:left w:val="nil"/>
-          <w:bottom w:val="nil"/>
-          <w:right w:val="nil"/>
-          <w:between w:val="nil"/>
-        </w:pBdr>
-        <w:spacing w:after="0" w:line="480" w:lineRule="auto"/>
-        <w:ind w:left="720" w:hanging="340"/>
-        <w:jc w:val="both"/>
-      </w:pPr>
-      <w:r>
-        <w:rPr>
-          <w:rFonts w:ascii="Times New Roman" w:hAnsi="Times New Roman"/>
-          <w:b/>
-          <w:color w:val="000000"/>
-          <w:sz w:val="24"/>
-        </w:rPr>
-        <w:t xml:space="preserve">•  Sprint 1, del 20 al 26 de agosto, completado. </w:t>
-      </w:r>
-      <w:r>
-        <w:rPr>
-          <w:rFonts w:ascii="Times New Roman" w:hAnsi="Times New Roman"/>
-          <w:b w:val="0"/>
-          <w:color w:val="000000"/>
-          <w:sz w:val="24"/>
-        </w:rPr>
-        <w:t>Análisis de los requerimientos entregados por el hospital y del proceso de atención en consulta externa, definición de las reglas del dominio de turnos, diseño del modelo de datos y montaje de la estructura base del proyecto, dejando separadas desde el inicio las reglas del negocio de los detalles de almacenamiento e interfaz, de manera que el sistema pudiera crecer sin rehacer lo construido.</w:t>
-      </w:r>
-    </w:p>
-    <w:p>
-      <w:pPr>
-        <w:pBdr>
-          <w:top w:val="nil"/>
-          <w:left w:val="nil"/>
-          <w:bottom w:val="nil"/>
-          <w:right w:val="nil"/>
-          <w:between w:val="nil"/>
-        </w:pBdr>
-        <w:spacing w:after="0" w:line="480" w:lineRule="auto"/>
-        <w:ind w:left="720" w:hanging="340"/>
-        <w:jc w:val="both"/>
-      </w:pPr>
-      <w:r>
-        <w:rPr>
-          <w:rFonts w:ascii="Times New Roman" w:hAnsi="Times New Roman"/>
-          <w:b/>
-          <w:color w:val="000000"/>
-          <w:sz w:val="24"/>
-        </w:rPr>
-        <w:t xml:space="preserve">•  Sprint 2, del 27 de agosto al 2 de septiembre, completado. </w:t>
-      </w:r>
-      <w:r>
-        <w:rPr>
-          <w:rFonts w:ascii="Times New Roman" w:hAnsi="Times New Roman"/>
-          <w:b w:val="0"/>
-          <w:color w:val="000000"/>
-          <w:sz w:val="24"/>
-        </w:rPr>
-        <w:t>Publicación de la primera versión operativa del sistema de turnos en el repositorio de control de versiones, junto con la autenticación de los funcionarios, el manejo de roles y el control de acceso a las secciones según el perfil de cada usuario, además del diseño inicial de la pantalla pública de sala de espera y de un panel de pruebas que permitiera simular la operación sin depender de una jornada real del hospital.</w:t>
-      </w:r>
-    </w:p>
-    <w:p>
-      <w:pPr>
-        <w:pBdr>
-          <w:top w:val="nil"/>
-          <w:left w:val="nil"/>
-          <w:bottom w:val="nil"/>
-          <w:right w:val="nil"/>
-          <w:between w:val="nil"/>
-        </w:pBdr>
-        <w:spacing w:after="0" w:line="480" w:lineRule="auto"/>
-        <w:ind w:left="720" w:hanging="340"/>
-        <w:jc w:val="both"/>
-      </w:pPr>
-      <w:r>
-        <w:rPr>
-          <w:rFonts w:ascii="Times New Roman" w:hAnsi="Times New Roman"/>
-          <w:b/>
-          <w:color w:val="000000"/>
-          <w:sz w:val="24"/>
-        </w:rPr>
-        <w:t xml:space="preserve">•  Sprint 3, del 3 al 9 de septiembre, completado. </w:t>
-      </w:r>
-      <w:r>
-        <w:rPr>
-          <w:rFonts w:ascii="Times New Roman" w:hAnsi="Times New Roman"/>
-          <w:b w:val="0"/>
-          <w:color w:val="000000"/>
-          <w:sz w:val="24"/>
-        </w:rPr>
-        <w:t>Implementación de la carga de la agenda diaria a partir del reporte de citas asignadas que el hospital exporta desde SaludPlus, conservando únicamente los datos necesarios para operar el turno y evitando que una misma cita se registre dos veces, junto con el módulo de admisiones, donde se registra la llegada del paciente y se genera su turno con el código propio de cada servicio, contemplando los turnos prioritarios.</w:t>
-      </w:r>
-    </w:p>
-    <w:p>
-      <w:pPr>
-        <w:pBdr>
-          <w:top w:val="nil"/>
-          <w:left w:val="nil"/>
-          <w:bottom w:val="nil"/>
-          <w:right w:val="nil"/>
-          <w:between w:val="nil"/>
-        </w:pBdr>
-        <w:spacing w:after="0" w:line="480" w:lineRule="auto"/>
-        <w:ind w:left="720" w:hanging="340"/>
-        <w:jc w:val="both"/>
-      </w:pPr>
-      <w:r>
-        <w:rPr>
-          <w:rFonts w:ascii="Times New Roman" w:hAnsi="Times New Roman"/>
-          <w:b/>
-          <w:color w:val="000000"/>
-          <w:sz w:val="24"/>
-        </w:rPr>
-        <w:t xml:space="preserve">•  Sprint 4, del 10 al 16 de septiembre, completado. </w:t>
-      </w:r>
-      <w:r>
-        <w:rPr>
-          <w:rFonts w:ascii="Times New Roman" w:hAnsi="Times New Roman"/>
-          <w:b w:val="0"/>
-          <w:color w:val="000000"/>
-          <w:sz w:val="24"/>
-        </w:rPr>
-        <w:t>Desarrollo del llamado de turnos desde el puesto del funcionario y desde el consultorio mediante un enlace propio del profesional, con la posibilidad de repetir el llamado y de cerrar el turno como atendido o ausente, y puesta en funcionamiento de la pantalla de sala de espera en tiempo real, que muestra el turno llamado y el consultorio al que debe dirigirse el paciente acompañando cada llamado con un aviso sonoro.</w:t>
-      </w:r>
-    </w:p>
-    <w:p>
-      <w:pPr>
-        <w:pBdr>
-          <w:top w:val="nil"/>
-          <w:left w:val="nil"/>
-          <w:bottom w:val="nil"/>
-          <w:right w:val="nil"/>
-          <w:between w:val="nil"/>
-        </w:pBdr>
-        <w:spacing w:after="0" w:line="480" w:lineRule="auto"/>
-        <w:ind w:left="720" w:hanging="340"/>
-        <w:jc w:val="both"/>
-      </w:pPr>
-      <w:r>
-        <w:rPr>
-          <w:rFonts w:ascii="Times New Roman" w:hAnsi="Times New Roman"/>
-          <w:b/>
-          <w:color w:val="000000"/>
-          <w:sz w:val="24"/>
-        </w:rPr>
-        <w:t xml:space="preserve">•  Sprint 5, del 17 al 20 de septiembre, completado. </w:t>
-      </w:r>
-      <w:r>
-        <w:rPr>
-          <w:rFonts w:ascii="Times New Roman" w:hAnsi="Times New Roman"/>
-          <w:b w:val="0"/>
-          <w:color w:val="000000"/>
-          <w:sz w:val="24"/>
-        </w:rPr>
-        <w:t>Construcción de los módulos de administración del sistema, que permiten gestionar servicios, consultorios, profesionales, usuarios y sus permisos, además del histórico de turnos, las estadísticas de atención y el registro de la actividad realizada por los funcionarios, trabajo que se cerró con una revisión completa de la seguridad, la trazabilidad y la integridad de los datos almacenados, con lo cual quedó terminada la construcción de todos los módulos previstos para el sistema.</w:t>
-      </w:r>
-    </w:p>
-    <w:p>
-      <w:pPr>
-        <w:pBdr>
-          <w:top w:val="nil"/>
-          <w:left w:val="nil"/>
-          <w:bottom w:val="nil"/>
-          <w:right w:val="nil"/>
-          <w:between w:val="nil"/>
-        </w:pBdr>
-        <w:spacing w:after="0" w:line="480" w:lineRule="auto"/>
-        <w:ind w:left="720" w:hanging="340"/>
-        <w:jc w:val="both"/>
-      </w:pPr>
-      <w:r>
-        <w:rPr>
-          <w:rFonts w:ascii="Times New Roman" w:hAnsi="Times New Roman"/>
-          <w:b/>
-          <w:color w:val="000000"/>
-          <w:sz w:val="24"/>
-        </w:rPr>
-        <w:t xml:space="preserve">•  Sprint 6, del 21 al 27 de septiembre, proyectado. </w:t>
-      </w:r>
-      <w:r>
-        <w:rPr>
-          <w:rFonts w:ascii="Times New Roman" w:hAnsi="Times New Roman"/>
-          <w:b w:val="0"/>
-          <w:color w:val="000000"/>
-          <w:sz w:val="24"/>
-        </w:rPr>
-        <w:t>Realización de las pruebas de uso con los funcionarios del hospital, recorriendo el proceso completo tal como ocurriría en una jornada normal de consulta externa, corrección de los hallazgos que resulten de esas pruebas y ampliación de las pruebas automatizadas sobre los casos que se identifiquen, dando prioridad a los errores que impidan operar el sistema sobre los de presentación o comodidad.</w:t>
-      </w:r>
-    </w:p>
-    <w:p>
-      <w:pPr>
-        <w:pBdr>
-          <w:top w:val="nil"/>
-          <w:left w:val="nil"/>
-          <w:bottom w:val="nil"/>
-          <w:right w:val="nil"/>
-          <w:between w:val="nil"/>
-        </w:pBdr>
-        <w:spacing w:after="0" w:line="480" w:lineRule="auto"/>
-        <w:ind w:left="720" w:hanging="340"/>
-        <w:jc w:val="both"/>
-      </w:pPr>
-      <w:r>
-        <w:rPr>
-          <w:rFonts w:ascii="Times New Roman" w:hAnsi="Times New Roman"/>
-          <w:b/>
-          <w:color w:val="000000"/>
-          <w:sz w:val="24"/>
-        </w:rPr>
-        <w:t xml:space="preserve">•  Sprint 7, del 28 de septiembre al 4 de octubre, proyectado. </w:t>
-      </w:r>
-      <w:r>
-        <w:rPr>
-          <w:rFonts w:ascii="Times New Roman" w:hAnsi="Times New Roman"/>
-          <w:b w:val="0"/>
-          <w:color w:val="000000"/>
-          <w:sz w:val="24"/>
-        </w:rPr>
-        <w:t>Elaboración de la documentación técnica y de uso del sistema, que comprende la guía de carga de la agenda diaria, la configuración de la pantalla del televisor de la sala de espera y el procedimiento de puesta en marcha del servidor, junto con la preparación del entorno de producción y las pruebas de despliegue previas a la instalación definitiva.</w:t>
-      </w:r>
-    </w:p>
-    <w:p>
-      <w:pPr>
-        <w:pBdr>
-          <w:top w:val="nil"/>
-          <w:left w:val="nil"/>
-          <w:bottom w:val="nil"/>
-          <w:right w:val="nil"/>
-          <w:between w:val="nil"/>
-        </w:pBdr>
-        <w:spacing w:after="0" w:line="480" w:lineRule="auto"/>
-        <w:ind w:left="720" w:hanging="340"/>
-        <w:jc w:val="both"/>
-      </w:pPr>
-      <w:r>
-        <w:rPr>
-          <w:rFonts w:ascii="Times New Roman" w:hAnsi="Times New Roman"/>
-          <w:b/>
-          <w:color w:val="000000"/>
-          <w:sz w:val="24"/>
-        </w:rPr>
-        <w:t xml:space="preserve">•  Sprint 8, del 5 al 10 de octubre, proyectado. </w:t>
-      </w:r>
-      <w:r>
-        <w:rPr>
-          <w:rFonts w:ascii="Times New Roman" w:hAnsi="Times New Roman"/>
-          <w:b w:val="0"/>
-          <w:color w:val="000000"/>
-          <w:sz w:val="24"/>
-        </w:rPr>
-        <w:t>Puesta en producción del sistema en el servidor del hospital, acompañamiento a los funcionarios durante el primer uso de la herramienta en una jornada real de atención, atención de los ajustes menores que surjan de ese acompañamiento y entrega final del proyecto y de su documentación a la institución.</w:t>
-      </w:r>
-    </w:p>
-    <w:p>
-      <w:pPr>
-        <w:pBdr>
-          <w:top w:val="nil"/>
-          <w:left w:val="nil"/>
-          <w:bottom w:val="nil"/>
-          <w:right w:val="nil"/>
-          <w:between w:val="nil"/>
-        </w:pBdr>
-        <w:spacing w:after="0" w:line="480" w:lineRule="auto"/>
-        <w:ind w:firstLine="720"/>
-        <w:jc w:val="both"/>
-      </w:pPr>
-      <w:r>
-        <w:rPr>
-          <w:rFonts w:ascii="Times New Roman" w:hAnsi="Times New Roman"/>
-          <w:color w:val="000000"/>
-          <w:sz w:val="24"/>
-        </w:rPr>
-        <w:t>Al momento de elaborar este documento se encuentran completados los cinco primeros sprints, con los cuales quedó construida la totalidad de los módulos del sistema, es decir, la carga de la agenda, el módulo de admisiones, la generación y el llamado de turnos desde el puesto del funcionario y desde el consultorio, la pantalla de sala de espera en tiempo real y los módulos de administración, histórico, estadísticas y registro de actividad, de modo que los tres sprints proyectados no agregan funcionalidades nuevas, sino que se concentran en verificar el sistema con los funcionarios del hospital, documentarlo y ponerlo en producción en el servidor de la institución dentro de la fecha prevista para la entrega.</w:t>
-      </w:r>
-    </w:p>
-    <w:p>
-      <w:pPr>
-        <w:pBdr>
-          <w:top w:val="nil"/>
-          <w:left w:val="nil"/>
-          <w:bottom w:val="nil"/>
-          <w:right w:val="nil"/>
-          <w:between w:val="nil"/>
-        </w:pBdr>
-        <w:spacing w:after="0" w:line="480" w:lineRule="auto"/>
-      </w:pPr>
-      <w:r>
-        <w:rPr>
-          <w:rFonts w:ascii="Times New Roman" w:hAnsi="Times New Roman"/>
-          <w:b/>
-          <w:color w:val="000000"/>
-          <w:sz w:val="24"/>
-        </w:rPr>
-        <w:t>6.4 Desarrollo progresivo de funcionalidades</w:t>
-      </w:r>
-    </w:p>
-    <w:p>
-      <w:pPr>
-        <w:pBdr>
-          <w:top w:val="nil"/>
-          <w:left w:val="nil"/>
-          <w:bottom w:val="nil"/>
-          <w:right w:val="nil"/>
-          <w:between w:val="nil"/>
-        </w:pBdr>
-        <w:spacing w:after="0" w:line="480" w:lineRule="auto"/>
-        <w:ind w:firstLine="720"/>
-        <w:jc w:val="both"/>
-      </w:pPr>
-      <w:r>
-        <w:rPr>
-          <w:rFonts w:ascii="Times New Roman" w:hAnsi="Times New Roman"/>
-          <w:color w:val="000000"/>
-          <w:sz w:val="24"/>
-        </w:rPr>
-        <w:t>Cada funcionalidad se construye sobre lo ya existente, sin dejar partes a medias que bloqueen el uso del sistema, y manteniendo separadas las reglas del negocio de los detalles técnicos de almacenamiento e interfaz, lo que ha permitido cambiar la forma de guardar los datos sin tener que reescribir la lógica de los turnos.</w:t>
-      </w:r>
-    </w:p>
-    <w:p>
-      <w:pPr>
-        <w:pBdr>
-          <w:top w:val="nil"/>
-          <w:left w:val="nil"/>
-          <w:bottom w:val="nil"/>
-          <w:right w:val="nil"/>
-          <w:between w:val="nil"/>
-        </w:pBdr>
-        <w:spacing w:after="0" w:line="480" w:lineRule="auto"/>
-      </w:pPr>
-      <w:r>
-        <w:rPr>
-          <w:rFonts w:ascii="Times New Roman" w:hAnsi="Times New Roman"/>
-          <w:b/>
-          <w:color w:val="000000"/>
-          <w:sz w:val="24"/>
-        </w:rPr>
-        <w:t>6.5 Pruebas y revisión</w:t>
-      </w:r>
-    </w:p>
-    <w:p>
-      <w:pPr>
-        <w:pBdr>
-          <w:top w:val="nil"/>
-          <w:left w:val="nil"/>
-          <w:bottom w:val="nil"/>
-          <w:right w:val="nil"/>
-          <w:between w:val="nil"/>
-        </w:pBdr>
-        <w:spacing w:after="0" w:line="480" w:lineRule="auto"/>
-        <w:ind w:firstLine="720"/>
-        <w:jc w:val="both"/>
-      </w:pPr>
-      <w:r>
-        <w:rPr>
-          <w:rFonts w:ascii="Times New Roman" w:hAnsi="Times New Roman"/>
-          <w:color w:val="000000"/>
-          <w:sz w:val="24"/>
-        </w:rPr>
-        <w:t>La verificación se hace en dos niveles, ya que por un lado están las pruebas automatizadas, que acompañan cada flujo importante del sistema y se ejecutan junto con la revisión de estilo de código, la verificación de tipos y la compilación del proyecto, de modo que un cambio no se da por terminado si alguna de estas revisiones falla, y por otro lado están las pruebas de uso con los funcionarios, en las que se recorre el proceso completo tal como ocurriría en una jornada normal, y de las que suelen salir los ajustes más útiles, porque muestran detalles del proceso real que no aparecen en el documento de requerimientos.</w:t>
-      </w:r>
-      <w:r>
-        <w:rPr>
-          <w:rFonts w:ascii="Times New Roman" w:hAnsi="Times New Roman"/>
-          <w:color w:val="000000"/>
-          <w:sz w:val="24"/>
-        </w:rPr>
-      </w:r>
-    </w:p>
-    <w:p>
-      <w:pPr>
-        <w:pBdr>
-          <w:top w:val="nil"/>
-          <w:left w:val="nil"/>
-          <w:bottom w:val="nil"/>
-          <w:right w:val="nil"/>
-          <w:between w:val="nil"/>
-        </w:pBdr>
-        <w:spacing w:after="0" w:line="480" w:lineRule="auto"/>
-      </w:pPr>
-      <w:r>
-        <w:rPr>
-          <w:rFonts w:ascii="Times New Roman" w:hAnsi="Times New Roman"/>
-          <w:b/>
-          <w:color w:val="000000"/>
-          <w:sz w:val="24"/>
-        </w:rPr>
-        <w:t>6.6 Corrección de errores</w:t>
-      </w:r>
-    </w:p>
-    <w:p>
-      <w:pPr>
-        <w:pBdr>
-          <w:top w:val="nil"/>
-          <w:left w:val="nil"/>
-          <w:bottom w:val="nil"/>
-          <w:right w:val="nil"/>
-          <w:between w:val="nil"/>
-        </w:pBdr>
-        <w:spacing w:after="0" w:line="480" w:lineRule="auto"/>
-        <w:ind w:firstLine="720"/>
-        <w:jc w:val="both"/>
-      </w:pPr>
-      <w:r>
-        <w:rPr>
-          <w:rFonts w:ascii="Times New Roman" w:hAnsi="Times New Roman"/>
-          <w:color w:val="000000"/>
-          <w:sz w:val="24"/>
-        </w:rPr>
-        <w:t>Los errores detectados se registran y se clasifican según su impacto, atendiendo primero los que impiden operar el sistema y luego los de presentación o comodidad. Cuando se corrige un error que afecta una regla del negocio se agrega una prueba automatizada que cubra ese caso, para evitar que el mismo problema vuelva a presentarse más adelante.</w:t>
-      </w:r>
-    </w:p>
-    <w:p>
-      <w:pPr>
-        <w:pBdr>
-          <w:top w:val="nil"/>
-          <w:left w:val="nil"/>
-          <w:bottom w:val="nil"/>
-          <w:right w:val="nil"/>
-          <w:between w:val="nil"/>
-        </w:pBdr>
-        <w:spacing w:after="0" w:line="480" w:lineRule="auto"/>
-      </w:pPr>
-      <w:r>
-        <w:rPr>
-          <w:rFonts w:ascii="Times New Roman" w:hAnsi="Times New Roman"/>
-          <w:b/>
-          <w:color w:val="000000"/>
-          <w:sz w:val="24"/>
-        </w:rPr>
-        <w:t>6.7 Seguimiento de avances</w:t>
-      </w:r>
-    </w:p>
-    <w:p>
-      <w:pPr>
-        <w:pBdr>
-          <w:top w:val="nil"/>
-          <w:left w:val="nil"/>
-          <w:bottom w:val="nil"/>
-          <w:right w:val="nil"/>
-          <w:between w:val="nil"/>
-        </w:pBdr>
-        <w:spacing w:after="0" w:line="480" w:lineRule="auto"/>
-        <w:ind w:firstLine="720"/>
-        <w:jc w:val="both"/>
-      </w:pPr>
-      <w:r>
-        <w:rPr>
-          <w:rFonts w:ascii="Times New Roman" w:hAnsi="Times New Roman"/>
-          <w:color w:val="000000"/>
-          <w:sz w:val="24"/>
-        </w:rPr>
-        <w:t>El seguimiento se apoya en el control de versiones del proyecto, donde cada avance queda registrado con su fecha y su descripción, lo que permite reconstruir en cualquier momento qué se hizo en cada sprint, y en las reuniones periódicas con el supervisor de práctica en el hospital y con el tutor asignado por la universidad, en las que se muestra lo construido, se revisa el cumplimiento de lo planeado y se acuerda el trabajo del sprint siguiente.</w:t>
-      </w:r>
-    </w:p>
-    <w:p>
-      <w:pPr>
-        <w:pBdr>
-          <w:top w:val="nil"/>
-          <w:left w:val="nil"/>
-          <w:bottom w:val="nil"/>
-          <w:right w:val="nil"/>
-          <w:between w:val="nil"/>
-        </w:pBdr>
-        <w:spacing w:after="0" w:line="480" w:lineRule="auto"/>
-      </w:pPr>
-      <w:r>
-        <w:rPr>
-          <w:rFonts w:ascii="Times New Roman" w:hAnsi="Times New Roman"/>
-          <w:b/>
-          <w:color w:val="000000"/>
-          <w:sz w:val="24"/>
-        </w:rPr>
-        <w:t>6.8 Entrega progresiva del sistema</w:t>
-      </w:r>
-    </w:p>
-    <w:p>
-      <w:pPr>
-        <w:pBdr>
-          <w:top w:val="nil"/>
-          <w:left w:val="nil"/>
-          <w:bottom w:val="nil"/>
-          <w:right w:val="nil"/>
-          <w:between w:val="nil"/>
-        </w:pBdr>
-        <w:spacing w:after="0" w:line="480" w:lineRule="auto"/>
-        <w:ind w:firstLine="720"/>
-        <w:jc w:val="both"/>
-      </w:pPr>
-      <w:r>
-        <w:rPr>
-          <w:rFonts w:ascii="Times New Roman" w:hAnsi="Times New Roman"/>
-          <w:color w:val="000000"/>
-          <w:sz w:val="24"/>
-        </w:rPr>
-        <w:t>La entrega no se deja para el final, sino que a medida que las funcionalidades quedan listas se ponen a disposición del hospital para su revisión, acompañadas de la documentación de uso correspondiente, lo que permite que los funcionarios se familiaricen con la herramienta antes de su puesta en marcha definitiva y que las correcciones lleguen a tiempo y no cuando el sistema ya esté en operación.</w:t>
-      </w:r>
-    </w:p>
+    <w:tbl>
+      <w:tblPr>
+        <w:tblStyle w:val="Tablanormal1"/>
+        <w:tblW w:w="0" w:type="auto"/>
+        <w:jc w:val="center"/>
+        <w:tblLook w:val="04A0" w:firstRow="1" w:lastRow="0" w:firstColumn="1" w:lastColumn="0" w:noHBand="0" w:noVBand="1"/>
+      </w:tblPr>
+      <w:tblGrid>
+        <w:gridCol w:w="1696"/>
+        <w:gridCol w:w="1701"/>
+        <w:gridCol w:w="4696"/>
+        <w:gridCol w:w="2697"/>
+      </w:tblGrid>
+      <w:tr>
+        <w:trPr>
+          <w:cnfStyle w:val="100000000000" w:firstRow="1" w:lastRow="0" w:firstColumn="0" w:lastColumn="0" w:oddVBand="0" w:evenVBand="0" w:oddHBand="0" w:evenHBand="0" w:firstRowFirstColumn="0" w:firstRowLastColumn="0" w:lastRowFirstColumn="0" w:lastRowLastColumn="0"/>
+          <w:jc w:val="center"/>
+        </w:trPr>
+        <w:tc>
+          <w:tcPr>
+            <w:cnfStyle w:val="001000000000" w:firstRow="0" w:lastRow="0" w:firstColumn="1" w:lastColumn="0" w:oddVBand="0" w:evenVBand="0" w:oddHBand="0" w:evenHBand="0" w:firstRowFirstColumn="0" w:firstRowLastColumn="0" w:lastRowFirstColumn="0" w:lastRowLastColumn="0"/>
+            <w:tcW w:w="1696" w:type="dxa"/>
+          </w:tcPr>
+          <w:p>
+            <w:pPr>
+              <w:rPr>
+                <w:rFonts w:ascii="Times New Roman" w:hAnsi="Times New Roman" w:cs="Times New Roman"/>
+              </w:rPr>
+            </w:pPr>
+            <w:r>
+              <w:rPr>
+                <w:rFonts w:ascii="Times New Roman" w:hAnsi="Times New Roman" w:cs="Times New Roman"/>
+                <w:sz w:val="18"/>
+              </w:rPr>
+              <w:lastRenderedPageBreak/>
+              <w:t>Sprint / Fechas</w:t>
+            </w:r>
+          </w:p>
+        </w:tc>
+        <w:tc>
+          <w:tcPr>
+            <w:tcW w:w="1701" w:type="dxa"/>
+          </w:tcPr>
+          <w:p>
+            <w:pPr>
+              <w:cnfStyle w:val="100000000000" w:firstRow="1" w:lastRow="0" w:firstColumn="0" w:lastColumn="0" w:oddVBand="0" w:evenVBand="0" w:oddHBand="0" w:evenHBand="0" w:firstRowFirstColumn="0" w:firstRowLastColumn="0" w:lastRowFirstColumn="0" w:lastRowLastColumn="0"/>
+              <w:rPr>
+                <w:rFonts w:ascii="Times New Roman" w:hAnsi="Times New Roman" w:cs="Times New Roman"/>
+              </w:rPr>
+            </w:pPr>
+            <w:r>
+              <w:rPr>
+                <w:rFonts w:ascii="Times New Roman" w:hAnsi="Times New Roman" w:cs="Times New Roman"/>
+                <w:sz w:val="18"/>
+              </w:rPr>
+              <w:t>Objetivo del sprint</w:t>
+            </w:r>
+          </w:p>
+        </w:tc>
+        <w:tc>
+          <w:tcPr>
+            <w:tcW w:w="4696" w:type="dxa"/>
+          </w:tcPr>
+          <w:p>
+            <w:pPr>
+              <w:cnfStyle w:val="100000000000" w:firstRow="1" w:lastRow="0" w:firstColumn="0" w:lastColumn="0" w:oddVBand="0" w:evenVBand="0" w:oddHBand="0" w:evenHBand="0" w:firstRowFirstColumn="0" w:firstRowLastColumn="0" w:lastRowFirstColumn="0" w:lastRowLastColumn="0"/>
+              <w:rPr>
+                <w:rFonts w:ascii="Times New Roman" w:hAnsi="Times New Roman" w:cs="Times New Roman"/>
+              </w:rPr>
+            </w:pPr>
+            <w:r>
+              <w:rPr>
+                <w:rFonts w:ascii="Times New Roman" w:hAnsi="Times New Roman" w:cs="Times New Roman"/>
+                <w:sz w:val="18"/>
+              </w:rPr>
+              <w:t>Historias de usuario</w:t>
+            </w:r>
+          </w:p>
+        </w:tc>
+        <w:tc>
+          <w:tcPr>
+            <w:tcW w:w="2697" w:type="dxa"/>
+          </w:tcPr>
+          <w:p>
+            <w:pPr>
+              <w:cnfStyle w:val="100000000000" w:firstRow="1" w:lastRow="0" w:firstColumn="0" w:lastColumn="0" w:oddVBand="0" w:evenVBand="0" w:oddHBand="0" w:evenHBand="0" w:firstRowFirstColumn="0" w:firstRowLastColumn="0" w:lastRowFirstColumn="0" w:lastRowLastColumn="0"/>
+              <w:rPr>
+                <w:rFonts w:ascii="Times New Roman" w:hAnsi="Times New Roman" w:cs="Times New Roman"/>
+              </w:rPr>
+            </w:pPr>
+            <w:r>
+              <w:rPr>
+                <w:rFonts w:ascii="Times New Roman" w:hAnsi="Times New Roman" w:cs="Times New Roman"/>
+                <w:sz w:val="18"/>
+              </w:rPr>
+              <w:t>Estado / Entregable</w:t>
+            </w:r>
+          </w:p>
+        </w:tc>
+      </w:tr>
+      <w:tr>
+        <w:trPr>
+          <w:cnfStyle w:val="000000100000" w:firstRow="0" w:lastRow="0" w:firstColumn="0" w:lastColumn="0" w:oddVBand="0" w:evenVBand="0" w:oddHBand="1" w:evenHBand="0" w:firstRowFirstColumn="0" w:firstRowLastColumn="0" w:lastRowFirstColumn="0" w:lastRowLastColumn="0"/>
+          <w:jc w:val="center"/>
+        </w:trPr>
+        <w:tc>
+          <w:tcPr>
+            <w:cnfStyle w:val="001000000000" w:firstRow="0" w:lastRow="0" w:firstColumn="1" w:lastColumn="0" w:oddVBand="0" w:evenVBand="0" w:oddHBand="0" w:evenHBand="0" w:firstRowFirstColumn="0" w:firstRowLastColumn="0" w:lastRowFirstColumn="0" w:lastRowLastColumn="0"/>
+            <w:tcW w:w="1696" w:type="dxa"/>
+          </w:tcPr>
+          <w:p>
+            <w:pPr>
+              <w:rPr>
+                <w:rFonts w:ascii="Times New Roman" w:hAnsi="Times New Roman" w:cs="Times New Roman"/>
+              </w:rPr>
+            </w:pPr>
+            <w:r>
+              <w:rPr>
+                <w:rFonts w:ascii="Times New Roman" w:hAnsi="Times New Roman" w:cs="Times New Roman"/>
+                <w:sz w:val="18"/>
+              </w:rPr>
+              <w:t>Sprint 1</w:t>
+            </w:r>
+          </w:p>
+          <w:p>
+            <w:pPr>
+              <w:rPr>
+                <w:rFonts w:ascii="Times New Roman" w:hAnsi="Times New Roman" w:cs="Times New Roman"/>
+              </w:rPr>
+            </w:pPr>
+            <w:r>
+              <w:rPr>
+                <w:rFonts w:ascii="Times New Roman" w:hAnsi="Times New Roman" w:cs="Times New Roman"/>
+                <w:sz w:val="18"/>
+              </w:rPr>
+              <w:t>20 – 26 de agosto</w:t>
+            </w:r>
+          </w:p>
+        </w:tc>
+        <w:tc>
+          <w:tcPr>
+            <w:tcW w:w="1701" w:type="dxa"/>
+          </w:tcPr>
+          <w:p>
+            <w:pPr>
+              <w:cnfStyle w:val="000000100000" w:firstRow="0" w:lastRow="0" w:firstColumn="0" w:lastColumn="0" w:oddVBand="0" w:evenVBand="0" w:oddHBand="1" w:evenHBand="0" w:firstRowFirstColumn="0" w:firstRowLastColumn="0" w:lastRowFirstColumn="0" w:lastRowLastColumn="0"/>
+              <w:rPr>
+                <w:rFonts w:ascii="Times New Roman" w:hAnsi="Times New Roman" w:cs="Times New Roman"/>
+              </w:rPr>
+            </w:pPr>
+            <w:r>
+              <w:rPr>
+                <w:rFonts w:ascii="Times New Roman" w:hAnsi="Times New Roman" w:cs="Times New Roman"/>
+                <w:sz w:val="18"/>
+              </w:rPr>
+              <w:t>Análisis del proceso de atención y modelado de datos</w:t>
+            </w:r>
+          </w:p>
+        </w:tc>
+        <w:tc>
+          <w:tcPr>
+            <w:tcW w:w="4696" w:type="dxa"/>
+          </w:tcPr>
+          <w:p>
+            <w:pPr>
+              <w:pStyle w:val="Prrafodelista"/>
+              <w:numPr>
+                <w:ilvl w:val="0"/>
+                <w:numId w:val="2"/>
+              </w:numPr>
+              <w:cnfStyle w:val="000000100000" w:firstRow="0" w:lastRow="0" w:firstColumn="0" w:lastColumn="0" w:oddVBand="0" w:evenVBand="0" w:oddHBand="1" w:evenHBand="0" w:firstRowFirstColumn="0" w:firstRowLastColumn="0" w:lastRowFirstColumn="0" w:lastRowLastColumn="0"/>
+              <w:rPr>
+                <w:rFonts w:ascii="Times New Roman" w:hAnsi="Times New Roman" w:cs="Times New Roman"/>
+              </w:rPr>
+            </w:pPr>
+            <w:r>
+              <w:rPr>
+                <w:rFonts w:ascii="Times New Roman" w:hAnsi="Times New Roman" w:cs="Times New Roman"/>
+                <w:sz w:val="18"/>
+              </w:rPr>
+              <w:t>Como equipo de desarrollo, quiero analizar los requerimientos entregados por el hospital y el proceso de consulta externa, para identificar los roles, los servicios y la información necesaria para operar un turno.</w:t>
+            </w:r>
+          </w:p>
+          <w:p>
+            <w:pPr>
+              <w:pStyle w:val="Prrafodelista"/>
+              <w:numPr>
+                <w:ilvl w:val="0"/>
+                <w:numId w:val="2"/>
+              </w:numPr>
+              <w:cnfStyle w:val="000000100000" w:firstRow="0" w:lastRow="0" w:firstColumn="0" w:lastColumn="0" w:oddVBand="0" w:evenVBand="0" w:oddHBand="1" w:evenHBand="0" w:firstRowFirstColumn="0" w:firstRowLastColumn="0" w:lastRowFirstColumn="0" w:lastRowLastColumn="0"/>
+              <w:rPr>
+                <w:rFonts w:ascii="Times New Roman" w:hAnsi="Times New Roman" w:cs="Times New Roman"/>
+              </w:rPr>
+            </w:pPr>
+            <w:r>
+              <w:rPr>
+                <w:rFonts w:ascii="Times New Roman" w:hAnsi="Times New Roman" w:cs="Times New Roman"/>
+                <w:sz w:val="18"/>
+              </w:rPr>
+              <w:t>Como Product Owner, quiero validar el modelo de datos y las reglas del turno, para asegurar que reflejan el proceso real de la institución.</w:t>
+            </w:r>
+          </w:p>
+          <w:p>
+            <w:pPr>
+              <w:pStyle w:val="Prrafodelista"/>
+              <w:numPr>
+                <w:ilvl w:val="0"/>
+                <w:numId w:val="2"/>
+              </w:numPr>
+              <w:cnfStyle w:val="000000100000" w:firstRow="0" w:lastRow="0" w:firstColumn="0" w:lastColumn="0" w:oddVBand="0" w:evenVBand="0" w:oddHBand="1" w:evenHBand="0" w:firstRowFirstColumn="0" w:firstRowLastColumn="0" w:lastRowFirstColumn="0" w:lastRowLastColumn="0"/>
+              <w:rPr>
+                <w:rFonts w:ascii="Times New Roman" w:hAnsi="Times New Roman" w:cs="Times New Roman"/>
+              </w:rPr>
+            </w:pPr>
+            <w:r>
+              <w:rPr>
+                <w:rFonts w:ascii="Times New Roman" w:hAnsi="Times New Roman" w:cs="Times New Roman"/>
+                <w:sz w:val="18"/>
+              </w:rPr>
+              <w:t>Como equipo de desarrollo, quiero definir la arquitectura base del sistema, para separar las reglas del dominio de turnos del almacenamiento y de la interfaz.</w:t>
+            </w:r>
+          </w:p>
+        </w:tc>
+        <w:tc>
+          <w:tcPr>
+            <w:tcW w:w="2697" w:type="dxa"/>
+          </w:tcPr>
+          <w:p>
+            <w:pPr>
+              <w:cnfStyle w:val="000000100000" w:firstRow="0" w:lastRow="0" w:firstColumn="0" w:lastColumn="0" w:oddVBand="0" w:evenVBand="0" w:oddHBand="1" w:evenHBand="0" w:firstRowFirstColumn="0" w:firstRowLastColumn="0" w:lastRowFirstColumn="0" w:lastRowLastColumn="0"/>
+              <w:rPr>
+                <w:rFonts w:ascii="Times New Roman" w:hAnsi="Times New Roman" w:cs="Times New Roman"/>
+              </w:rPr>
+            </w:pPr>
+            <w:r>
+              <w:rPr>
+                <w:rFonts w:ascii="Times New Roman" w:hAnsi="Times New Roman" w:cs="Times New Roman"/>
+                <w:sz w:val="18"/>
+              </w:rPr>
+              <w:t>Completado — modelo de datos y arquitectura validados en Sprint Review</w:t>
+            </w:r>
+          </w:p>
+        </w:tc>
+      </w:tr>
+      <w:tr>
+        <w:trPr>
+          <w:jc w:val="center"/>
+        </w:trPr>
+        <w:tc>
+          <w:tcPr>
+            <w:cnfStyle w:val="001000000000" w:firstRow="0" w:lastRow="0" w:firstColumn="1" w:lastColumn="0" w:oddVBand="0" w:evenVBand="0" w:oddHBand="0" w:evenHBand="0" w:firstRowFirstColumn="0" w:firstRowLastColumn="0" w:lastRowFirstColumn="0" w:lastRowLastColumn="0"/>
+            <w:tcW w:w="1696" w:type="dxa"/>
+          </w:tcPr>
+          <w:p>
+            <w:pPr>
+              <w:rPr>
+                <w:rFonts w:ascii="Times New Roman" w:hAnsi="Times New Roman" w:cs="Times New Roman"/>
+              </w:rPr>
+            </w:pPr>
+            <w:r>
+              <w:rPr>
+                <w:rFonts w:ascii="Times New Roman" w:hAnsi="Times New Roman" w:cs="Times New Roman"/>
+                <w:sz w:val="18"/>
+              </w:rPr>
+              <w:t>Sprint 2</w:t>
+            </w:r>
+          </w:p>
+          <w:p>
+            <w:pPr>
+              <w:rPr>
+                <w:rFonts w:ascii="Times New Roman" w:hAnsi="Times New Roman" w:cs="Times New Roman"/>
+              </w:rPr>
+            </w:pPr>
+            <w:r>
+              <w:rPr>
+                <w:rFonts w:ascii="Times New Roman" w:hAnsi="Times New Roman" w:cs="Times New Roman"/>
+                <w:sz w:val="18"/>
+              </w:rPr>
+              <w:t>27 de agosto – 2 de septiembre</w:t>
+            </w:r>
+          </w:p>
+        </w:tc>
+        <w:tc>
+          <w:tcPr>
+            <w:tcW w:w="1701" w:type="dxa"/>
+          </w:tcPr>
+          <w:p>
+            <w:pPr>
+              <w:cnfStyle w:val="000000000000" w:firstRow="0" w:lastRow="0" w:firstColumn="0" w:lastColumn="0" w:oddVBand="0" w:evenVBand="0" w:oddHBand="0" w:evenHBand="0" w:firstRowFirstColumn="0" w:firstRowLastColumn="0" w:lastRowFirstColumn="0" w:lastRowLastColumn="0"/>
+              <w:rPr>
+                <w:rFonts w:ascii="Times New Roman" w:hAnsi="Times New Roman" w:cs="Times New Roman"/>
+              </w:rPr>
+            </w:pPr>
+            <w:r>
+              <w:rPr>
+                <w:rFonts w:ascii="Times New Roman" w:hAnsi="Times New Roman" w:cs="Times New Roman"/>
+                <w:sz w:val="18"/>
+              </w:rPr>
+              <w:t>Acceso al sistema y configuración base</w:t>
+            </w:r>
+          </w:p>
+        </w:tc>
+        <w:tc>
+          <w:tcPr>
+            <w:tcW w:w="4696" w:type="dxa"/>
+          </w:tcPr>
+          <w:p>
+            <w:pPr>
+              <w:pStyle w:val="Prrafodelista"/>
+              <w:numPr>
+                <w:ilvl w:val="0"/>
+                <w:numId w:val="3"/>
+              </w:numPr>
+              <w:jc w:val="both"/>
+              <w:cnfStyle w:val="000000000000" w:firstRow="0" w:lastRow="0" w:firstColumn="0" w:lastColumn="0" w:oddVBand="0" w:evenVBand="0" w:oddHBand="0" w:evenHBand="0" w:firstRowFirstColumn="0" w:firstRowLastColumn="0" w:lastRowFirstColumn="0" w:lastRowLastColumn="0"/>
+              <w:rPr>
+                <w:rFonts w:ascii="Times New Roman" w:hAnsi="Times New Roman" w:cs="Times New Roman"/>
+              </w:rPr>
+            </w:pPr>
+            <w:r>
+              <w:rPr>
+                <w:rFonts w:ascii="Times New Roman" w:hAnsi="Times New Roman" w:cs="Times New Roman"/>
+                <w:sz w:val="18"/>
+              </w:rPr>
+              <w:t>Como funcionario, quiero ingresar con mi usuario y contraseña, para acceder únicamente a las secciones que me corresponden.</w:t>
+            </w:r>
+          </w:p>
+          <w:p>
+            <w:pPr>
+              <w:pStyle w:val="Prrafodelista"/>
+              <w:numPr>
+                <w:ilvl w:val="0"/>
+                <w:numId w:val="3"/>
+              </w:numPr>
+              <w:jc w:val="both"/>
+              <w:cnfStyle w:val="000000000000" w:firstRow="0" w:lastRow="0" w:firstColumn="0" w:lastColumn="0" w:oddVBand="0" w:evenVBand="0" w:oddHBand="0" w:evenHBand="0" w:firstRowFirstColumn="0" w:firstRowLastColumn="0" w:lastRowFirstColumn="0" w:lastRowLastColumn="0"/>
+              <w:rPr>
+                <w:rFonts w:ascii="Times New Roman" w:hAnsi="Times New Roman" w:cs="Times New Roman"/>
+              </w:rPr>
+            </w:pPr>
+            <w:r>
+              <w:rPr>
+                <w:rFonts w:ascii="Times New Roman" w:hAnsi="Times New Roman" w:cs="Times New Roman"/>
+                <w:sz w:val="18"/>
+              </w:rPr>
+              <w:t>Como administrador, quiero crear las cuentas de los funcionarios y habilitarles secciones, para controlar qué puede hacer cada uno sin cambiarle el rol.</w:t>
+            </w:r>
+          </w:p>
+          <w:p>
+            <w:pPr>
+              <w:pStyle w:val="Prrafodelista"/>
+              <w:numPr>
+                <w:ilvl w:val="0"/>
+                <w:numId w:val="3"/>
+              </w:numPr>
+              <w:jc w:val="both"/>
+              <w:cnfStyle w:val="000000000000" w:firstRow="0" w:lastRow="0" w:firstColumn="0" w:lastColumn="0" w:oddVBand="0" w:evenVBand="0" w:oddHBand="0" w:evenHBand="0" w:firstRowFirstColumn="0" w:firstRowLastColumn="0" w:lastRowFirstColumn="0" w:lastRowLastColumn="0"/>
+              <w:rPr>
+                <w:rFonts w:ascii="Times New Roman" w:hAnsi="Times New Roman" w:cs="Times New Roman"/>
+              </w:rPr>
+            </w:pPr>
+            <w:r>
+              <w:rPr>
+                <w:rFonts w:ascii="Times New Roman" w:hAnsi="Times New Roman" w:cs="Times New Roman"/>
+                <w:sz w:val="18"/>
+              </w:rPr>
+              <w:t>Como administrador, quiero registrar los servicios con su prefijo de turno, para que los turnos se generen con un código legible como O-014.</w:t>
+            </w:r>
+          </w:p>
+          <w:p>
+            <w:pPr>
+              <w:pStyle w:val="Prrafodelista"/>
+              <w:numPr>
+                <w:ilvl w:val="0"/>
+                <w:numId w:val="3"/>
+              </w:numPr>
+              <w:jc w:val="both"/>
+              <w:cnfStyle w:val="000000000000" w:firstRow="0" w:lastRow="0" w:firstColumn="0" w:lastColumn="0" w:oddVBand="0" w:evenVBand="0" w:oddHBand="0" w:evenHBand="0" w:firstRowFirstColumn="0" w:firstRowLastColumn="0" w:lastRowFirstColumn="0" w:lastRowLastColumn="0"/>
+              <w:rPr>
+                <w:rFonts w:ascii="Times New Roman" w:hAnsi="Times New Roman" w:cs="Times New Roman"/>
+              </w:rPr>
+            </w:pPr>
+            <w:r>
+              <w:rPr>
+                <w:rFonts w:ascii="Times New Roman" w:hAnsi="Times New Roman" w:cs="Times New Roman"/>
+                <w:sz w:val="18"/>
+              </w:rPr>
+              <w:t>Como administrador, quiero registrar los consultorios y ventanillas, para indicarle al paciente a qué punto debe dirigirse.</w:t>
+            </w:r>
+          </w:p>
+        </w:tc>
+        <w:tc>
+          <w:tcPr>
+            <w:tcW w:w="2697" w:type="dxa"/>
+          </w:tcPr>
+          <w:p>
+            <w:pPr>
+              <w:cnfStyle w:val="000000000000" w:firstRow="0" w:lastRow="0" w:firstColumn="0" w:lastColumn="0" w:oddVBand="0" w:evenVBand="0" w:oddHBand="0" w:evenHBand="0" w:firstRowFirstColumn="0" w:firstRowLastColumn="0" w:lastRowFirstColumn="0" w:lastRowLastColumn="0"/>
+              <w:rPr>
+                <w:rFonts w:ascii="Times New Roman" w:hAnsi="Times New Roman" w:cs="Times New Roman"/>
+              </w:rPr>
+            </w:pPr>
+            <w:r>
+              <w:rPr>
+                <w:rFonts w:ascii="Times New Roman" w:hAnsi="Times New Roman" w:cs="Times New Roman"/>
+                <w:sz w:val="18"/>
+              </w:rPr>
+              <w:t>Completado — autenticación, usuarios, servicios y módulos de atención</w:t>
+            </w:r>
+          </w:p>
+        </w:tc>
+      </w:tr>
+      <w:tr>
+        <w:trPr>
+          <w:cnfStyle w:val="000000100000" w:firstRow="0" w:lastRow="0" w:firstColumn="0" w:lastColumn="0" w:oddVBand="0" w:evenVBand="0" w:oddHBand="1" w:evenHBand="0" w:firstRowFirstColumn="0" w:firstRowLastColumn="0" w:lastRowFirstColumn="0" w:lastRowLastColumn="0"/>
+          <w:jc w:val="center"/>
+        </w:trPr>
+        <w:tc>
+          <w:tcPr>
+            <w:cnfStyle w:val="001000000000" w:firstRow="0" w:lastRow="0" w:firstColumn="1" w:lastColumn="0" w:oddVBand="0" w:evenVBand="0" w:oddHBand="0" w:evenHBand="0" w:firstRowFirstColumn="0" w:firstRowLastColumn="0" w:lastRowFirstColumn="0" w:lastRowLastColumn="0"/>
+            <w:tcW w:w="1696" w:type="dxa"/>
+          </w:tcPr>
+          <w:p>
+            <w:pPr>
+              <w:rPr>
+                <w:rFonts w:ascii="Times New Roman" w:hAnsi="Times New Roman" w:cs="Times New Roman"/>
+              </w:rPr>
+            </w:pPr>
+            <w:r>
+              <w:rPr>
+                <w:rFonts w:ascii="Times New Roman" w:hAnsi="Times New Roman" w:cs="Times New Roman"/>
+                <w:sz w:val="18"/>
+              </w:rPr>
+              <w:t>Sprint 3</w:t>
+            </w:r>
+          </w:p>
+          <w:p>
+            <w:pPr>
+              <w:rPr>
+                <w:rFonts w:ascii="Times New Roman" w:hAnsi="Times New Roman" w:cs="Times New Roman"/>
+              </w:rPr>
+            </w:pPr>
+            <w:r>
+              <w:rPr>
+                <w:rFonts w:ascii="Times New Roman" w:hAnsi="Times New Roman" w:cs="Times New Roman"/>
+                <w:sz w:val="18"/>
+              </w:rPr>
+              <w:t>3 – 9 de septiembre</w:t>
+            </w:r>
+          </w:p>
+        </w:tc>
+        <w:tc>
+          <w:tcPr>
+            <w:tcW w:w="1701" w:type="dxa"/>
+          </w:tcPr>
+          <w:p>
+            <w:pPr>
+              <w:cnfStyle w:val="000000100000" w:firstRow="0" w:lastRow="0" w:firstColumn="0" w:lastColumn="0" w:oddVBand="0" w:evenVBand="0" w:oddHBand="1" w:evenHBand="0" w:firstRowFirstColumn="0" w:firstRowLastColumn="0" w:lastRowFirstColumn="0" w:lastRowLastColumn="0"/>
+              <w:rPr>
+                <w:rFonts w:ascii="Times New Roman" w:hAnsi="Times New Roman" w:cs="Times New Roman"/>
+              </w:rPr>
+            </w:pPr>
+            <w:r>
+              <w:rPr>
+                <w:rFonts w:ascii="Times New Roman" w:hAnsi="Times New Roman" w:cs="Times New Roman"/>
+                <w:sz w:val="18"/>
+              </w:rPr>
+              <w:t>Carga de la agenda diaria y registro de llegada</w:t>
+            </w:r>
+          </w:p>
+        </w:tc>
+        <w:tc>
+          <w:tcPr>
+            <w:tcW w:w="4696" w:type="dxa"/>
+          </w:tcPr>
+          <w:p>
+            <w:pPr>
+              <w:pStyle w:val="Prrafodelista"/>
+              <w:numPr>
+                <w:ilvl w:val="0"/>
+                <w:numId w:val="4"/>
+              </w:numPr>
+              <w:jc w:val="both"/>
+              <w:cnfStyle w:val="000000100000" w:firstRow="0" w:lastRow="0" w:firstColumn="0" w:lastColumn="0" w:oddVBand="0" w:evenVBand="0" w:oddHBand="1" w:evenHBand="0" w:firstRowFirstColumn="0" w:firstRowLastColumn="0" w:lastRowFirstColumn="0" w:lastRowLastColumn="0"/>
+              <w:rPr>
+                <w:rFonts w:ascii="Times New Roman" w:hAnsi="Times New Roman" w:cs="Times New Roman"/>
+              </w:rPr>
+            </w:pPr>
+            <w:r>
+              <w:rPr>
+                <w:rFonts w:ascii="Times New Roman" w:hAnsi="Times New Roman" w:cs="Times New Roman"/>
+                <w:sz w:val="18"/>
+              </w:rPr>
+              <w:t>Como administrador, quiero cargar la agenda del día desde el reporte de citas de SaludPlus, para no digitar las citas manualmente ni registrarlas dos veces.</w:t>
+            </w:r>
+          </w:p>
+          <w:p>
+            <w:pPr>
+              <w:pStyle w:val="Prrafodelista"/>
+              <w:numPr>
+                <w:ilvl w:val="0"/>
+                <w:numId w:val="4"/>
+              </w:numPr>
+              <w:jc w:val="both"/>
+              <w:cnfStyle w:val="000000100000" w:firstRow="0" w:lastRow="0" w:firstColumn="0" w:lastColumn="0" w:oddVBand="0" w:evenVBand="0" w:oddHBand="1" w:evenHBand="0" w:firstRowFirstColumn="0" w:firstRowLastColumn="0" w:lastRowFirstColumn="0" w:lastRowLastColumn="0"/>
+              <w:rPr>
+                <w:rFonts w:ascii="Times New Roman" w:hAnsi="Times New Roman" w:cs="Times New Roman"/>
+              </w:rPr>
+            </w:pPr>
+            <w:r>
+              <w:rPr>
+                <w:rFonts w:ascii="Times New Roman" w:hAnsi="Times New Roman" w:cs="Times New Roman"/>
+                <w:sz w:val="18"/>
+              </w:rPr>
+              <w:t>Como operador, quiero registrar al paciente y asignarle profesional, para dejar la cita lista antes de su llegada.</w:t>
+            </w:r>
+          </w:p>
+          <w:p>
+            <w:pPr>
+              <w:pStyle w:val="Prrafodelista"/>
+              <w:numPr>
+                <w:ilvl w:val="0"/>
+                <w:numId w:val="4"/>
+              </w:numPr>
+              <w:jc w:val="both"/>
+              <w:cnfStyle w:val="000000100000" w:firstRow="0" w:lastRow="0" w:firstColumn="0" w:lastColumn="0" w:oddVBand="0" w:evenVBand="0" w:oddHBand="1" w:evenHBand="0" w:firstRowFirstColumn="0" w:firstRowLastColumn="0" w:lastRowFirstColumn="0" w:lastRowLastColumn="0"/>
+              <w:rPr>
+                <w:rFonts w:ascii="Times New Roman" w:hAnsi="Times New Roman" w:cs="Times New Roman"/>
+              </w:rPr>
+            </w:pPr>
+            <w:r>
+              <w:rPr>
+                <w:rFonts w:ascii="Times New Roman" w:hAnsi="Times New Roman" w:cs="Times New Roman"/>
+                <w:sz w:val="18"/>
+              </w:rPr>
+              <w:t>Como operador, quiero buscar al paciente por su número de documento y confirmar que llegó, para generar su turno y ubicarlo en la fila de su profesional.</w:t>
+            </w:r>
+          </w:p>
+          <w:p>
+            <w:pPr>
+              <w:pStyle w:val="Prrafodelista"/>
+              <w:numPr>
+                <w:ilvl w:val="0"/>
+                <w:numId w:val="4"/>
+              </w:numPr>
+              <w:jc w:val="both"/>
+              <w:cnfStyle w:val="000000100000" w:firstRow="0" w:lastRow="0" w:firstColumn="0" w:lastColumn="0" w:oddVBand="0" w:evenVBand="0" w:oddHBand="1" w:evenHBand="0" w:firstRowFirstColumn="0" w:firstRowLastColumn="0" w:lastRowFirstColumn="0" w:lastRowLastColumn="0"/>
+              <w:rPr>
+                <w:rFonts w:ascii="Times New Roman" w:hAnsi="Times New Roman" w:cs="Times New Roman"/>
+              </w:rPr>
+            </w:pPr>
+            <w:r>
+              <w:rPr>
+                <w:rFonts w:ascii="Times New Roman" w:hAnsi="Times New Roman" w:cs="Times New Roman"/>
+                <w:sz w:val="18"/>
+              </w:rPr>
+              <w:t>Como administrador, quiero consultar qué profesional atiende cada día con su jornada y consultorio, para corregir su ficha cuando sea necesario.</w:t>
+            </w:r>
+          </w:p>
+        </w:tc>
+        <w:tc>
+          <w:tcPr>
+            <w:tcW w:w="2697" w:type="dxa"/>
+          </w:tcPr>
+          <w:p>
+            <w:pPr>
+              <w:cnfStyle w:val="000000100000" w:firstRow="0" w:lastRow="0" w:firstColumn="0" w:lastColumn="0" w:oddVBand="0" w:evenVBand="0" w:oddHBand="1" w:evenHBand="0" w:firstRowFirstColumn="0" w:firstRowLastColumn="0" w:lastRowFirstColumn="0" w:lastRowLastColumn="0"/>
+              <w:rPr>
+                <w:rFonts w:ascii="Times New Roman" w:hAnsi="Times New Roman" w:cs="Times New Roman"/>
+              </w:rPr>
+            </w:pPr>
+            <w:r>
+              <w:rPr>
+                <w:rFonts w:ascii="Times New Roman" w:hAnsi="Times New Roman" w:cs="Times New Roman"/>
+                <w:sz w:val="18"/>
+              </w:rPr>
+              <w:t>Completado — citas, agenda de citas y registro de llegada</w:t>
+            </w:r>
+          </w:p>
+        </w:tc>
+      </w:tr>
+      <w:tr>
+        <w:trPr>
+          <w:jc w:val="center"/>
+        </w:trPr>
+        <w:tc>
+          <w:tcPr>
+            <w:cnfStyle w:val="001000000000" w:firstRow="0" w:lastRow="0" w:firstColumn="1" w:lastColumn="0" w:oddVBand="0" w:evenVBand="0" w:oddHBand="0" w:evenHBand="0" w:firstRowFirstColumn="0" w:firstRowLastColumn="0" w:lastRowFirstColumn="0" w:lastRowLastColumn="0"/>
+            <w:tcW w:w="1696" w:type="dxa"/>
+          </w:tcPr>
+          <w:p>
+            <w:pPr>
+              <w:rPr>
+                <w:rFonts w:ascii="Times New Roman" w:hAnsi="Times New Roman" w:cs="Times New Roman"/>
+              </w:rPr>
+            </w:pPr>
+            <w:r>
+              <w:rPr>
+                <w:rFonts w:ascii="Times New Roman" w:hAnsi="Times New Roman" w:cs="Times New Roman"/>
+                <w:sz w:val="18"/>
+              </w:rPr>
+              <w:t>Sprint 4</w:t>
+            </w:r>
+          </w:p>
+          <w:p>
+            <w:pPr>
+              <w:rPr>
+                <w:rFonts w:ascii="Times New Roman" w:hAnsi="Times New Roman" w:cs="Times New Roman"/>
+              </w:rPr>
+            </w:pPr>
+            <w:r>
+              <w:rPr>
+                <w:rFonts w:ascii="Times New Roman" w:hAnsi="Times New Roman" w:cs="Times New Roman"/>
+                <w:sz w:val="18"/>
+              </w:rPr>
+              <w:t>10 – 16 de septiembre</w:t>
+            </w:r>
+          </w:p>
+        </w:tc>
+        <w:tc>
+          <w:tcPr>
+            <w:tcW w:w="1701" w:type="dxa"/>
+          </w:tcPr>
+          <w:p>
+            <w:pPr>
+              <w:cnfStyle w:val="000000000000" w:firstRow="0" w:lastRow="0" w:firstColumn="0" w:lastColumn="0" w:oddVBand="0" w:evenVBand="0" w:oddHBand="0" w:evenHBand="0" w:firstRowFirstColumn="0" w:firstRowLastColumn="0" w:lastRowFirstColumn="0" w:lastRowLastColumn="0"/>
+              <w:rPr>
+                <w:rFonts w:ascii="Times New Roman" w:hAnsi="Times New Roman" w:cs="Times New Roman"/>
+              </w:rPr>
+            </w:pPr>
+            <w:r>
+              <w:rPr>
+                <w:rFonts w:ascii="Times New Roman" w:hAnsi="Times New Roman" w:cs="Times New Roman"/>
+                <w:sz w:val="18"/>
+              </w:rPr>
+              <w:t>Llamado de turnos y pantalla de sala de espera</w:t>
+            </w:r>
+          </w:p>
+        </w:tc>
+        <w:tc>
+          <w:tcPr>
+            <w:tcW w:w="4696" w:type="dxa"/>
+          </w:tcPr>
+          <w:p>
+            <w:pPr>
+              <w:pStyle w:val="Prrafodelista"/>
+              <w:numPr>
+                <w:ilvl w:val="0"/>
+                <w:numId w:val="5"/>
+              </w:numPr>
+              <w:jc w:val="both"/>
+              <w:cnfStyle w:val="000000000000" w:firstRow="0" w:lastRow="0" w:firstColumn="0" w:lastColumn="0" w:oddVBand="0" w:evenVBand="0" w:oddHBand="0" w:evenHBand="0" w:firstRowFirstColumn="0" w:firstRowLastColumn="0" w:lastRowFirstColumn="0" w:lastRowLastColumn="0"/>
+              <w:rPr>
+                <w:rFonts w:ascii="Times New Roman" w:hAnsi="Times New Roman" w:cs="Times New Roman"/>
+              </w:rPr>
+            </w:pPr>
+            <w:r>
+              <w:rPr>
+                <w:rFonts w:ascii="Times New Roman" w:hAnsi="Times New Roman" w:cs="Times New Roman"/>
+                <w:sz w:val="18"/>
+              </w:rPr>
+              <w:t>Como administrador, quiero generar y repartir el enlace de acceso de cada profesional, para que entre a llamar a sus pacientes sin necesidad de una cuenta.</w:t>
+            </w:r>
+          </w:p>
+          <w:p>
+            <w:pPr>
+              <w:pStyle w:val="Prrafodelista"/>
+              <w:numPr>
+                <w:ilvl w:val="0"/>
+                <w:numId w:val="5"/>
+              </w:numPr>
+              <w:jc w:val="both"/>
+              <w:cnfStyle w:val="000000000000" w:firstRow="0" w:lastRow="0" w:firstColumn="0" w:lastColumn="0" w:oddVBand="0" w:evenVBand="0" w:oddHBand="0" w:evenHBand="0" w:firstRowFirstColumn="0" w:firstRowLastColumn="0" w:lastRowFirstColumn="0" w:lastRowLastColumn="0"/>
+              <w:rPr>
+                <w:rFonts w:ascii="Times New Roman" w:hAnsi="Times New Roman" w:cs="Times New Roman"/>
+              </w:rPr>
+            </w:pPr>
+            <w:r>
+              <w:rPr>
+                <w:rFonts w:ascii="Times New Roman" w:hAnsi="Times New Roman" w:cs="Times New Roman"/>
+                <w:sz w:val="18"/>
+              </w:rPr>
+              <w:t>Como profesional, quiero llamar al próximo paciente en espera desde mi consultorio y registrar el resultado de la atención, para no depender de que otro funcionario lo haga por mí.</w:t>
+            </w:r>
+          </w:p>
+          <w:p>
+            <w:pPr>
+              <w:pStyle w:val="Prrafodelista"/>
+              <w:numPr>
+                <w:ilvl w:val="0"/>
+                <w:numId w:val="5"/>
+              </w:numPr>
+              <w:jc w:val="both"/>
+              <w:cnfStyle w:val="000000000000" w:firstRow="0" w:lastRow="0" w:firstColumn="0" w:lastColumn="0" w:oddVBand="0" w:evenVBand="0" w:oddHBand="0" w:evenHBand="0" w:firstRowFirstColumn="0" w:firstRowLastColumn="0" w:lastRowFirstColumn="0" w:lastRowLastColumn="0"/>
+              <w:rPr>
+                <w:rFonts w:ascii="Times New Roman" w:hAnsi="Times New Roman" w:cs="Times New Roman"/>
+              </w:rPr>
+            </w:pPr>
+            <w:r>
+              <w:rPr>
+                <w:rFonts w:ascii="Times New Roman" w:hAnsi="Times New Roman" w:cs="Times New Roman"/>
+                <w:sz w:val="18"/>
+              </w:rPr>
+              <w:t>Como paciente, quiero ver en la pantalla de la sala de espera el turno llamado y el consultorio, para saber cuándo y hacia dónde debo dirigirme.</w:t>
+            </w:r>
+          </w:p>
+          <w:p>
+            <w:pPr>
+              <w:pStyle w:val="Prrafodelista"/>
+              <w:numPr>
+                <w:ilvl w:val="0"/>
+                <w:numId w:val="5"/>
+              </w:numPr>
+              <w:jc w:val="both"/>
+              <w:cnfStyle w:val="000000000000" w:firstRow="0" w:lastRow="0" w:firstColumn="0" w:lastColumn="0" w:oddVBand="0" w:evenVBand="0" w:oddHBand="0" w:evenHBand="0" w:firstRowFirstColumn="0" w:firstRowLastColumn="0" w:lastRowFirstColumn="0" w:lastRowLastColumn="0"/>
+              <w:rPr>
+                <w:rFonts w:ascii="Times New Roman" w:hAnsi="Times New Roman" w:cs="Times New Roman"/>
+              </w:rPr>
+            </w:pPr>
+            <w:r>
+              <w:rPr>
+                <w:rFonts w:ascii="Times New Roman" w:hAnsi="Times New Roman" w:cs="Times New Roman"/>
+                <w:sz w:val="18"/>
+              </w:rPr>
+              <w:lastRenderedPageBreak/>
+              <w:t>Como operador, quiero poner en marcha el televisor al iniciar la jornada, para que la sala de espera muestre los llamados.</w:t>
+            </w:r>
+          </w:p>
+        </w:tc>
+        <w:tc>
+          <w:tcPr>
+            <w:tcW w:w="2697" w:type="dxa"/>
+          </w:tcPr>
+          <w:p>
+            <w:pPr>
+              <w:cnfStyle w:val="000000000000" w:firstRow="0" w:lastRow="0" w:firstColumn="0" w:lastColumn="0" w:oddVBand="0" w:evenVBand="0" w:oddHBand="0" w:evenHBand="0" w:firstRowFirstColumn="0" w:firstRowLastColumn="0" w:lastRowFirstColumn="0" w:lastRowLastColumn="0"/>
+              <w:rPr>
+                <w:rFonts w:ascii="Times New Roman" w:hAnsi="Times New Roman" w:cs="Times New Roman"/>
+              </w:rPr>
+            </w:pPr>
+            <w:r>
+              <w:rPr>
+                <w:rFonts w:ascii="Times New Roman" w:hAnsi="Times New Roman" w:cs="Times New Roman"/>
+                <w:sz w:val="18"/>
+              </w:rPr>
+              <w:lastRenderedPageBreak/>
+              <w:t>Completado — enlaces de consultorio, llamado y pantalla en tiempo real con aviso sonoro</w:t>
+            </w:r>
+          </w:p>
+        </w:tc>
+      </w:tr>
+      <w:tr>
+        <w:trPr>
+          <w:cnfStyle w:val="000000100000" w:firstRow="0" w:lastRow="0" w:firstColumn="0" w:lastColumn="0" w:oddVBand="0" w:evenVBand="0" w:oddHBand="1" w:evenHBand="0" w:firstRowFirstColumn="0" w:firstRowLastColumn="0" w:lastRowFirstColumn="0" w:lastRowLastColumn="0"/>
+          <w:jc w:val="center"/>
+        </w:trPr>
+        <w:tc>
+          <w:tcPr>
+            <w:cnfStyle w:val="001000000000" w:firstRow="0" w:lastRow="0" w:firstColumn="1" w:lastColumn="0" w:oddVBand="0" w:evenVBand="0" w:oddHBand="0" w:evenHBand="0" w:firstRowFirstColumn="0" w:firstRowLastColumn="0" w:lastRowFirstColumn="0" w:lastRowLastColumn="0"/>
+            <w:tcW w:w="1696" w:type="dxa"/>
+          </w:tcPr>
+          <w:p>
+            <w:pPr>
+              <w:rPr>
+                <w:rFonts w:ascii="Times New Roman" w:hAnsi="Times New Roman" w:cs="Times New Roman"/>
+              </w:rPr>
+            </w:pPr>
+            <w:r>
+              <w:rPr>
+                <w:rFonts w:ascii="Times New Roman" w:hAnsi="Times New Roman" w:cs="Times New Roman"/>
+                <w:sz w:val="18"/>
+              </w:rPr>
+              <w:t>Sprint 5</w:t>
+            </w:r>
+          </w:p>
+          <w:p>
+            <w:pPr>
+              <w:rPr>
+                <w:rFonts w:ascii="Times New Roman" w:hAnsi="Times New Roman" w:cs="Times New Roman"/>
+              </w:rPr>
+            </w:pPr>
+            <w:r>
+              <w:rPr>
+                <w:rFonts w:ascii="Times New Roman" w:hAnsi="Times New Roman" w:cs="Times New Roman"/>
+                <w:sz w:val="18"/>
+              </w:rPr>
+              <w:t>17 – 20 de septiembre</w:t>
+            </w:r>
+          </w:p>
+        </w:tc>
+        <w:tc>
+          <w:tcPr>
+            <w:tcW w:w="1701" w:type="dxa"/>
+          </w:tcPr>
+          <w:p>
+            <w:pPr>
+              <w:cnfStyle w:val="000000100000" w:firstRow="0" w:lastRow="0" w:firstColumn="0" w:lastColumn="0" w:oddVBand="0" w:evenVBand="0" w:oddHBand="1" w:evenHBand="0" w:firstRowFirstColumn="0" w:firstRowLastColumn="0" w:lastRowFirstColumn="0" w:lastRowLastColumn="0"/>
+              <w:rPr>
+                <w:rFonts w:ascii="Times New Roman" w:hAnsi="Times New Roman" w:cs="Times New Roman"/>
+              </w:rPr>
+            </w:pPr>
+            <w:r>
+              <w:rPr>
+                <w:rFonts w:ascii="Times New Roman" w:hAnsi="Times New Roman" w:cs="Times New Roman"/>
+                <w:sz w:val="18"/>
+              </w:rPr>
+              <w:t>Supervisión de la operación y trazabilidad</w:t>
+            </w:r>
+          </w:p>
+        </w:tc>
+        <w:tc>
+          <w:tcPr>
+            <w:tcW w:w="4696" w:type="dxa"/>
+          </w:tcPr>
+          <w:p>
+            <w:pPr>
+              <w:pStyle w:val="Prrafodelista"/>
+              <w:numPr>
+                <w:ilvl w:val="0"/>
+                <w:numId w:val="6"/>
+              </w:numPr>
+              <w:jc w:val="both"/>
+              <w:cnfStyle w:val="000000100000" w:firstRow="0" w:lastRow="0" w:firstColumn="0" w:lastColumn="0" w:oddVBand="0" w:evenVBand="0" w:oddHBand="1" w:evenHBand="0" w:firstRowFirstColumn="0" w:firstRowLastColumn="0" w:lastRowFirstColumn="0" w:lastRowLastColumn="0"/>
+              <w:rPr>
+                <w:rFonts w:ascii="Times New Roman" w:hAnsi="Times New Roman" w:cs="Times New Roman"/>
+              </w:rPr>
+            </w:pPr>
+            <w:r>
+              <w:rPr>
+                <w:rFonts w:ascii="Times New Roman" w:hAnsi="Times New Roman" w:cs="Times New Roman"/>
+                <w:sz w:val="18"/>
+              </w:rPr>
+              <w:t>Como administrador, quiero ver el estado de la operación en vivo, para saber quién está siendo atendido en cada punto y cuántos pacientes esperan por servicio.</w:t>
+            </w:r>
+          </w:p>
+          <w:p>
+            <w:pPr>
+              <w:pStyle w:val="Prrafodelista"/>
+              <w:numPr>
+                <w:ilvl w:val="0"/>
+                <w:numId w:val="6"/>
+              </w:numPr>
+              <w:jc w:val="both"/>
+              <w:cnfStyle w:val="000000100000" w:firstRow="0" w:lastRow="0" w:firstColumn="0" w:lastColumn="0" w:oddVBand="0" w:evenVBand="0" w:oddHBand="1" w:evenHBand="0" w:firstRowFirstColumn="0" w:firstRowLastColumn="0" w:lastRowFirstColumn="0" w:lastRowLastColumn="0"/>
+              <w:rPr>
+                <w:rFonts w:ascii="Times New Roman" w:hAnsi="Times New Roman" w:cs="Times New Roman"/>
+              </w:rPr>
+            </w:pPr>
+            <w:r>
+              <w:rPr>
+                <w:rFonts w:ascii="Times New Roman" w:hAnsi="Times New Roman" w:cs="Times New Roman"/>
+                <w:sz w:val="18"/>
+              </w:rPr>
+              <w:t>Como administrador, quiero consultar quién hizo qué y cuándo, para auditar los inicios de sesión, los cambios de cuentas y el recorrido de las citas y los turnos.</w:t>
+            </w:r>
+          </w:p>
+          <w:p>
+            <w:pPr>
+              <w:pStyle w:val="Prrafodelista"/>
+              <w:numPr>
+                <w:ilvl w:val="0"/>
+                <w:numId w:val="6"/>
+              </w:numPr>
+              <w:jc w:val="both"/>
+              <w:cnfStyle w:val="000000100000" w:firstRow="0" w:lastRow="0" w:firstColumn="0" w:lastColumn="0" w:oddVBand="0" w:evenVBand="0" w:oddHBand="1" w:evenHBand="0" w:firstRowFirstColumn="0" w:firstRowLastColumn="0" w:lastRowFirstColumn="0" w:lastRowLastColumn="0"/>
+              <w:rPr>
+                <w:rFonts w:ascii="Times New Roman" w:hAnsi="Times New Roman" w:cs="Times New Roman"/>
+              </w:rPr>
+            </w:pPr>
+            <w:r>
+              <w:rPr>
+                <w:rFonts w:ascii="Times New Roman" w:hAnsi="Times New Roman" w:cs="Times New Roman"/>
+                <w:sz w:val="18"/>
+              </w:rPr>
+              <w:t>Como administrador, quiero que el registro de actividad quede almacenado de forma permanente, para que la trazabilidad no se pierda al reiniciar el sistema.</w:t>
+            </w:r>
+          </w:p>
+        </w:tc>
+        <w:tc>
+          <w:tcPr>
+            <w:tcW w:w="2697" w:type="dxa"/>
+          </w:tcPr>
+          <w:p>
+            <w:pPr>
+              <w:cnfStyle w:val="000000100000" w:firstRow="0" w:lastRow="0" w:firstColumn="0" w:lastColumn="0" w:oddVBand="0" w:evenVBand="0" w:oddHBand="1" w:evenHBand="0" w:firstRowFirstColumn="0" w:firstRowLastColumn="0" w:lastRowFirstColumn="0" w:lastRowLastColumn="0"/>
+              <w:rPr>
+                <w:rFonts w:ascii="Times New Roman" w:hAnsi="Times New Roman" w:cs="Times New Roman"/>
+              </w:rPr>
+            </w:pPr>
+            <w:r>
+              <w:rPr>
+                <w:rFonts w:ascii="Times New Roman" w:hAnsi="Times New Roman" w:cs="Times New Roman"/>
+                <w:sz w:val="18"/>
+              </w:rPr>
+              <w:t>Completado — construcción de los módulos finalizada y auditoría interna aplicada</w:t>
+            </w:r>
+          </w:p>
+        </w:tc>
+      </w:tr>
+      <w:tr>
+        <w:trPr>
+          <w:jc w:val="center"/>
+        </w:trPr>
+        <w:tc>
+          <w:tcPr>
+            <w:cnfStyle w:val="001000000000" w:firstRow="0" w:lastRow="0" w:firstColumn="1" w:lastColumn="0" w:oddVBand="0" w:evenVBand="0" w:oddHBand="0" w:evenHBand="0" w:firstRowFirstColumn="0" w:firstRowLastColumn="0" w:lastRowFirstColumn="0" w:lastRowLastColumn="0"/>
+            <w:tcW w:w="1696" w:type="dxa"/>
+          </w:tcPr>
+          <w:p>
+            <w:pPr>
+              <w:rPr>
+                <w:rFonts w:ascii="Times New Roman" w:hAnsi="Times New Roman" w:cs="Times New Roman"/>
+              </w:rPr>
+            </w:pPr>
+            <w:r>
+              <w:rPr>
+                <w:rFonts w:ascii="Times New Roman" w:hAnsi="Times New Roman" w:cs="Times New Roman"/>
+                <w:sz w:val="18"/>
+              </w:rPr>
+              <w:t>Sprint 6</w:t>
+            </w:r>
+          </w:p>
+          <w:p>
+            <w:pPr>
+              <w:rPr>
+                <w:rFonts w:ascii="Times New Roman" w:hAnsi="Times New Roman" w:cs="Times New Roman"/>
+              </w:rPr>
+            </w:pPr>
+            <w:r>
+              <w:rPr>
+                <w:rFonts w:ascii="Times New Roman" w:hAnsi="Times New Roman" w:cs="Times New Roman"/>
+                <w:sz w:val="18"/>
+              </w:rPr>
+              <w:t>21 – 27 de septiembre</w:t>
+            </w:r>
+          </w:p>
+        </w:tc>
+        <w:tc>
+          <w:tcPr>
+            <w:tcW w:w="1701" w:type="dxa"/>
+          </w:tcPr>
+          <w:p>
+            <w:pPr>
+              <w:cnfStyle w:val="000000000000" w:firstRow="0" w:lastRow="0" w:firstColumn="0" w:lastColumn="0" w:oddVBand="0" w:evenVBand="0" w:oddHBand="0" w:evenHBand="0" w:firstRowFirstColumn="0" w:firstRowLastColumn="0" w:lastRowFirstColumn="0" w:lastRowLastColumn="0"/>
+              <w:rPr>
+                <w:rFonts w:ascii="Times New Roman" w:hAnsi="Times New Roman" w:cs="Times New Roman"/>
+              </w:rPr>
+            </w:pPr>
+            <w:r>
+              <w:rPr>
+                <w:rFonts w:ascii="Times New Roman" w:hAnsi="Times New Roman" w:cs="Times New Roman"/>
+                <w:sz w:val="18"/>
+              </w:rPr>
+              <w:t>Validación con los funcionarios del hospital</w:t>
+            </w:r>
+          </w:p>
+        </w:tc>
+        <w:tc>
+          <w:tcPr>
+            <w:tcW w:w="4696" w:type="dxa"/>
+          </w:tcPr>
+          <w:p>
+            <w:pPr>
+              <w:pStyle w:val="Prrafodelista"/>
+              <w:numPr>
+                <w:ilvl w:val="0"/>
+                <w:numId w:val="7"/>
+              </w:numPr>
+              <w:jc w:val="both"/>
+              <w:cnfStyle w:val="000000000000" w:firstRow="0" w:lastRow="0" w:firstColumn="0" w:lastColumn="0" w:oddVBand="0" w:evenVBand="0" w:oddHBand="0" w:evenHBand="0" w:firstRowFirstColumn="0" w:firstRowLastColumn="0" w:lastRowFirstColumn="0" w:lastRowLastColumn="0"/>
+              <w:rPr>
+                <w:rFonts w:ascii="Times New Roman" w:hAnsi="Times New Roman" w:cs="Times New Roman"/>
+              </w:rPr>
+            </w:pPr>
+            <w:r>
+              <w:rPr>
+                <w:rFonts w:ascii="Times New Roman" w:hAnsi="Times New Roman" w:cs="Times New Roman"/>
+                <w:sz w:val="18"/>
+              </w:rPr>
+              <w:t>Como supervisor de práctica, quiero recorrer con los funcionarios una jornada completa de atención, para verificar que el sistema responde al proceso real.</w:t>
+            </w:r>
+          </w:p>
+          <w:p>
+            <w:pPr>
+              <w:pStyle w:val="Prrafodelista"/>
+              <w:numPr>
+                <w:ilvl w:val="0"/>
+                <w:numId w:val="7"/>
+              </w:numPr>
+              <w:jc w:val="both"/>
+              <w:cnfStyle w:val="000000000000" w:firstRow="0" w:lastRow="0" w:firstColumn="0" w:lastColumn="0" w:oddVBand="0" w:evenVBand="0" w:oddHBand="0" w:evenHBand="0" w:firstRowFirstColumn="0" w:firstRowLastColumn="0" w:lastRowFirstColumn="0" w:lastRowLastColumn="0"/>
+              <w:rPr>
+                <w:rFonts w:ascii="Times New Roman" w:hAnsi="Times New Roman" w:cs="Times New Roman"/>
+              </w:rPr>
+            </w:pPr>
+            <w:r>
+              <w:rPr>
+                <w:rFonts w:ascii="Times New Roman" w:hAnsi="Times New Roman" w:cs="Times New Roman"/>
+                <w:sz w:val="18"/>
+              </w:rPr>
+              <w:t>Como operador, quiero reportar las dificultades que encuentre durante las pruebas, para que se corrijan antes de la puesta en marcha.</w:t>
+            </w:r>
+          </w:p>
+          <w:p>
+            <w:pPr>
+              <w:pStyle w:val="Prrafodelista"/>
+              <w:numPr>
+                <w:ilvl w:val="0"/>
+                <w:numId w:val="7"/>
+              </w:numPr>
+              <w:jc w:val="both"/>
+              <w:cnfStyle w:val="000000000000" w:firstRow="0" w:lastRow="0" w:firstColumn="0" w:lastColumn="0" w:oddVBand="0" w:evenVBand="0" w:oddHBand="0" w:evenHBand="0" w:firstRowFirstColumn="0" w:firstRowLastColumn="0" w:lastRowFirstColumn="0" w:lastRowLastColumn="0"/>
+              <w:rPr>
+                <w:rFonts w:ascii="Times New Roman" w:hAnsi="Times New Roman" w:cs="Times New Roman"/>
+              </w:rPr>
+            </w:pPr>
+            <w:r>
+              <w:rPr>
+                <w:rFonts w:ascii="Times New Roman" w:hAnsi="Times New Roman" w:cs="Times New Roman"/>
+                <w:sz w:val="18"/>
+              </w:rPr>
+              <w:t>Como equipo de desarrollo, quiero ampliar las pruebas automatizadas sobre los casos detectados, para evitar que los errores corregidos vuelvan a presentarse.</w:t>
+            </w:r>
+          </w:p>
+        </w:tc>
+        <w:tc>
+          <w:tcPr>
+            <w:tcW w:w="2697" w:type="dxa"/>
+          </w:tcPr>
+          <w:p>
+            <w:pPr>
+              <w:cnfStyle w:val="000000000000" w:firstRow="0" w:lastRow="0" w:firstColumn="0" w:lastColumn="0" w:oddVBand="0" w:evenVBand="0" w:oddHBand="0" w:evenHBand="0" w:firstRowFirstColumn="0" w:firstRowLastColumn="0" w:lastRowFirstColumn="0" w:lastRowLastColumn="0"/>
+              <w:rPr>
+                <w:rFonts w:ascii="Times New Roman" w:hAnsi="Times New Roman" w:cs="Times New Roman"/>
+              </w:rPr>
+            </w:pPr>
+            <w:r>
+              <w:rPr>
+                <w:rFonts w:ascii="Times New Roman" w:hAnsi="Times New Roman" w:cs="Times New Roman"/>
+                <w:sz w:val="18"/>
+              </w:rPr>
+              <w:t>Planificado</w:t>
+            </w:r>
+          </w:p>
+        </w:tc>
+      </w:tr>
+      <w:tr>
+        <w:trPr>
+          <w:cnfStyle w:val="000000100000" w:firstRow="0" w:lastRow="0" w:firstColumn="0" w:lastColumn="0" w:oddVBand="0" w:evenVBand="0" w:oddHBand="1" w:evenHBand="0" w:firstRowFirstColumn="0" w:firstRowLastColumn="0" w:lastRowFirstColumn="0" w:lastRowLastColumn="0"/>
+          <w:jc w:val="center"/>
+        </w:trPr>
+        <w:tc>
+          <w:tcPr>
+            <w:cnfStyle w:val="001000000000" w:firstRow="0" w:lastRow="0" w:firstColumn="1" w:lastColumn="0" w:oddVBand="0" w:evenVBand="0" w:oddHBand="0" w:evenHBand="0" w:firstRowFirstColumn="0" w:firstRowLastColumn="0" w:lastRowFirstColumn="0" w:lastRowLastColumn="0"/>
+            <w:tcW w:w="1696" w:type="dxa"/>
+          </w:tcPr>
+          <w:p>
+            <w:pPr>
+              <w:rPr>
+                <w:rFonts w:ascii="Times New Roman" w:hAnsi="Times New Roman" w:cs="Times New Roman"/>
+              </w:rPr>
+            </w:pPr>
+            <w:r>
+              <w:rPr>
+                <w:rFonts w:ascii="Times New Roman" w:hAnsi="Times New Roman" w:cs="Times New Roman"/>
+                <w:sz w:val="18"/>
+              </w:rPr>
+              <w:t>Sprint 7</w:t>
+            </w:r>
+          </w:p>
+          <w:p>
+            <w:pPr>
+              <w:rPr>
+                <w:rFonts w:ascii="Times New Roman" w:hAnsi="Times New Roman" w:cs="Times New Roman"/>
+              </w:rPr>
+            </w:pPr>
+            <w:r>
+              <w:rPr>
+                <w:rFonts w:ascii="Times New Roman" w:hAnsi="Times New Roman" w:cs="Times New Roman"/>
+                <w:sz w:val="18"/>
+              </w:rPr>
+              <w:t>28 de septiembre – 4 de octubre</w:t>
+            </w:r>
+          </w:p>
+        </w:tc>
+        <w:tc>
+          <w:tcPr>
+            <w:tcW w:w="1701" w:type="dxa"/>
+          </w:tcPr>
+          <w:p>
+            <w:pPr>
+              <w:cnfStyle w:val="000000100000" w:firstRow="0" w:lastRow="0" w:firstColumn="0" w:lastColumn="0" w:oddVBand="0" w:evenVBand="0" w:oddHBand="1" w:evenHBand="0" w:firstRowFirstColumn="0" w:firstRowLastColumn="0" w:lastRowFirstColumn="0" w:lastRowLastColumn="0"/>
+              <w:rPr>
+                <w:rFonts w:ascii="Times New Roman" w:hAnsi="Times New Roman" w:cs="Times New Roman"/>
+              </w:rPr>
+            </w:pPr>
+            <w:r>
+              <w:rPr>
+                <w:rFonts w:ascii="Times New Roman" w:hAnsi="Times New Roman" w:cs="Times New Roman"/>
+                <w:sz w:val="18"/>
+              </w:rPr>
+              <w:t>Documentación y preparación del despliegue</w:t>
+            </w:r>
+          </w:p>
+        </w:tc>
+        <w:tc>
+          <w:tcPr>
+            <w:tcW w:w="4696" w:type="dxa"/>
+          </w:tcPr>
+          <w:p>
+            <w:pPr>
+              <w:pStyle w:val="Prrafodelista"/>
+              <w:numPr>
+                <w:ilvl w:val="0"/>
+                <w:numId w:val="8"/>
+              </w:numPr>
+              <w:jc w:val="both"/>
+              <w:cnfStyle w:val="000000100000" w:firstRow="0" w:lastRow="0" w:firstColumn="0" w:lastColumn="0" w:oddVBand="0" w:evenVBand="0" w:oddHBand="1" w:evenHBand="0" w:firstRowFirstColumn="0" w:firstRowLastColumn="0" w:lastRowFirstColumn="0" w:lastRowLastColumn="0"/>
+              <w:rPr>
+                <w:rFonts w:ascii="Times New Roman" w:hAnsi="Times New Roman" w:cs="Times New Roman"/>
+              </w:rPr>
+            </w:pPr>
+            <w:r>
+              <w:rPr>
+                <w:rFonts w:ascii="Times New Roman" w:hAnsi="Times New Roman" w:cs="Times New Roman"/>
+                <w:sz w:val="18"/>
+              </w:rPr>
+              <w:t>Como funcionario, quiero contar con una guía de carga de la agenda diaria, para realizar el procedimiento sin depender del desarrollador.</w:t>
+            </w:r>
+          </w:p>
+          <w:p>
+            <w:pPr>
+              <w:pStyle w:val="Prrafodelista"/>
+              <w:numPr>
+                <w:ilvl w:val="0"/>
+                <w:numId w:val="8"/>
+              </w:numPr>
+              <w:jc w:val="both"/>
+              <w:cnfStyle w:val="000000100000" w:firstRow="0" w:lastRow="0" w:firstColumn="0" w:lastColumn="0" w:oddVBand="0" w:evenVBand="0" w:oddHBand="1" w:evenHBand="0" w:firstRowFirstColumn="0" w:firstRowLastColumn="0" w:lastRowFirstColumn="0" w:lastRowLastColumn="0"/>
+              <w:rPr>
+                <w:rFonts w:ascii="Times New Roman" w:hAnsi="Times New Roman" w:cs="Times New Roman"/>
+              </w:rPr>
+            </w:pPr>
+            <w:r>
+              <w:rPr>
+                <w:rFonts w:ascii="Times New Roman" w:hAnsi="Times New Roman" w:cs="Times New Roman"/>
+                <w:sz w:val="18"/>
+              </w:rPr>
+              <w:t>Como administrador, quiero contar con el instructivo de configuración de la pantalla del televisor, para ponerla en marcha cuando sea necesario.</w:t>
+            </w:r>
+          </w:p>
+          <w:p>
+            <w:pPr>
+              <w:pStyle w:val="Prrafodelista"/>
+              <w:numPr>
+                <w:ilvl w:val="0"/>
+                <w:numId w:val="8"/>
+              </w:numPr>
+              <w:jc w:val="both"/>
+              <w:cnfStyle w:val="000000100000" w:firstRow="0" w:lastRow="0" w:firstColumn="0" w:lastColumn="0" w:oddVBand="0" w:evenVBand="0" w:oddHBand="1" w:evenHBand="0" w:firstRowFirstColumn="0" w:firstRowLastColumn="0" w:lastRowFirstColumn="0" w:lastRowLastColumn="0"/>
+              <w:rPr>
+                <w:rFonts w:ascii="Times New Roman" w:hAnsi="Times New Roman" w:cs="Times New Roman"/>
+              </w:rPr>
+            </w:pPr>
+            <w:r>
+              <w:rPr>
+                <w:rFonts w:ascii="Times New Roman" w:hAnsi="Times New Roman" w:cs="Times New Roman"/>
+                <w:sz w:val="18"/>
+              </w:rPr>
+              <w:t>Como equipo de desarrollo, quiero preparar el entorno de producción en la red del hospital y probar el despliegue, para reducir el riesgo de la instalación definitiva.</w:t>
+            </w:r>
+          </w:p>
+        </w:tc>
+        <w:tc>
+          <w:tcPr>
+            <w:tcW w:w="2697" w:type="dxa"/>
+          </w:tcPr>
+          <w:p>
+            <w:pPr>
+              <w:cnfStyle w:val="000000100000" w:firstRow="0" w:lastRow="0" w:firstColumn="0" w:lastColumn="0" w:oddVBand="0" w:evenVBand="0" w:oddHBand="1" w:evenHBand="0" w:firstRowFirstColumn="0" w:firstRowLastColumn="0" w:lastRowFirstColumn="0" w:lastRowLastColumn="0"/>
+              <w:rPr>
+                <w:rFonts w:ascii="Times New Roman" w:hAnsi="Times New Roman" w:cs="Times New Roman"/>
+              </w:rPr>
+            </w:pPr>
+            <w:r>
+              <w:rPr>
+                <w:rFonts w:ascii="Times New Roman" w:hAnsi="Times New Roman" w:cs="Times New Roman"/>
+                <w:sz w:val="18"/>
+              </w:rPr>
+              <w:t>Planificado</w:t>
+            </w:r>
+          </w:p>
+        </w:tc>
+      </w:tr>
+      <w:tr>
+        <w:trPr>
+          <w:jc w:val="center"/>
+        </w:trPr>
+        <w:tc>
+          <w:tcPr>
+            <w:cnfStyle w:val="001000000000" w:firstRow="0" w:lastRow="0" w:firstColumn="1" w:lastColumn="0" w:oddVBand="0" w:evenVBand="0" w:oddHBand="0" w:evenHBand="0" w:firstRowFirstColumn="0" w:firstRowLastColumn="0" w:lastRowFirstColumn="0" w:lastRowLastColumn="0"/>
+            <w:tcW w:w="1696" w:type="dxa"/>
+          </w:tcPr>
+          <w:p>
+            <w:pPr>
+              <w:rPr>
+                <w:rFonts w:ascii="Times New Roman" w:hAnsi="Times New Roman" w:cs="Times New Roman"/>
+              </w:rPr>
+            </w:pPr>
+            <w:r>
+              <w:rPr>
+                <w:rFonts w:ascii="Times New Roman" w:hAnsi="Times New Roman" w:cs="Times New Roman"/>
+                <w:sz w:val="18"/>
+              </w:rPr>
+              <w:t>Sprint 8</w:t>
+            </w:r>
+          </w:p>
+          <w:p>
+            <w:pPr>
+              <w:rPr>
+                <w:rFonts w:ascii="Times New Roman" w:hAnsi="Times New Roman" w:cs="Times New Roman"/>
+              </w:rPr>
+            </w:pPr>
+            <w:r>
+              <w:rPr>
+                <w:rFonts w:ascii="Times New Roman" w:hAnsi="Times New Roman" w:cs="Times New Roman"/>
+                <w:sz w:val="18"/>
+              </w:rPr>
+              <w:t>5 – 10 de octubre</w:t>
+            </w:r>
+          </w:p>
+        </w:tc>
+        <w:tc>
+          <w:tcPr>
+            <w:tcW w:w="1701" w:type="dxa"/>
+          </w:tcPr>
+          <w:p>
+            <w:pPr>
+              <w:cnfStyle w:val="000000000000" w:firstRow="0" w:lastRow="0" w:firstColumn="0" w:lastColumn="0" w:oddVBand="0" w:evenVBand="0" w:oddHBand="0" w:evenHBand="0" w:firstRowFirstColumn="0" w:firstRowLastColumn="0" w:lastRowFirstColumn="0" w:lastRowLastColumn="0"/>
+              <w:rPr>
+                <w:rFonts w:ascii="Times New Roman" w:hAnsi="Times New Roman" w:cs="Times New Roman"/>
+              </w:rPr>
+            </w:pPr>
+            <w:r>
+              <w:rPr>
+                <w:rFonts w:ascii="Times New Roman" w:hAnsi="Times New Roman" w:cs="Times New Roman"/>
+                <w:sz w:val="18"/>
+              </w:rPr>
+              <w:t>Puesta en producción y entrega</w:t>
+            </w:r>
+          </w:p>
+        </w:tc>
+        <w:tc>
+          <w:tcPr>
+            <w:tcW w:w="4696" w:type="dxa"/>
+          </w:tcPr>
+          <w:p>
+            <w:pPr>
+              <w:pStyle w:val="Prrafodelista"/>
+              <w:numPr>
+                <w:ilvl w:val="0"/>
+                <w:numId w:val="9"/>
+              </w:numPr>
+              <w:jc w:val="both"/>
+              <w:cnfStyle w:val="000000000000" w:firstRow="0" w:lastRow="0" w:firstColumn="0" w:lastColumn="0" w:oddVBand="0" w:evenVBand="0" w:oddHBand="0" w:evenHBand="0" w:firstRowFirstColumn="0" w:firstRowLastColumn="0" w:lastRowFirstColumn="0" w:lastRowLastColumn="0"/>
+              <w:rPr>
+                <w:rFonts w:ascii="Times New Roman" w:hAnsi="Times New Roman" w:cs="Times New Roman"/>
+              </w:rPr>
+            </w:pPr>
+            <w:r>
+              <w:rPr>
+                <w:rFonts w:ascii="Times New Roman" w:hAnsi="Times New Roman" w:cs="Times New Roman"/>
+                <w:sz w:val="18"/>
+              </w:rPr>
+              <w:t>Como hospital, quiero contar con el sistema instalado en el servidor de la institución, para usarlo en la operación diaria de consulta externa.</w:t>
+            </w:r>
+          </w:p>
+          <w:p>
+            <w:pPr>
+              <w:pStyle w:val="Prrafodelista"/>
+              <w:numPr>
+                <w:ilvl w:val="0"/>
+                <w:numId w:val="9"/>
+              </w:numPr>
+              <w:jc w:val="both"/>
+              <w:cnfStyle w:val="000000000000" w:firstRow="0" w:lastRow="0" w:firstColumn="0" w:lastColumn="0" w:oddVBand="0" w:evenVBand="0" w:oddHBand="0" w:evenHBand="0" w:firstRowFirstColumn="0" w:firstRowLastColumn="0" w:lastRowFirstColumn="0" w:lastRowLastColumn="0"/>
+              <w:rPr>
+                <w:rFonts w:ascii="Times New Roman" w:hAnsi="Times New Roman" w:cs="Times New Roman"/>
+              </w:rPr>
+            </w:pPr>
+            <w:r>
+              <w:rPr>
+                <w:rFonts w:ascii="Times New Roman" w:hAnsi="Times New Roman" w:cs="Times New Roman"/>
+                <w:sz w:val="18"/>
+              </w:rPr>
+              <w:t>Como funcionario, quiero recibir acompañamiento durante la primera jornada real con la herramienta, para resolver dudas mientras atiendo a los usuarios.</w:t>
+            </w:r>
+          </w:p>
+          <w:p>
+            <w:pPr>
+              <w:pStyle w:val="Prrafodelista"/>
+              <w:numPr>
+                <w:ilvl w:val="0"/>
+                <w:numId w:val="9"/>
+              </w:numPr>
+              <w:jc w:val="both"/>
+              <w:cnfStyle w:val="000000000000" w:firstRow="0" w:lastRow="0" w:firstColumn="0" w:lastColumn="0" w:oddVBand="0" w:evenVBand="0" w:oddHBand="0" w:evenHBand="0" w:firstRowFirstColumn="0" w:firstRowLastColumn="0" w:lastRowFirstColumn="0" w:lastRowLastColumn="0"/>
+              <w:rPr>
+                <w:rFonts w:ascii="Times New Roman" w:hAnsi="Times New Roman" w:cs="Times New Roman"/>
+              </w:rPr>
+            </w:pPr>
+            <w:r>
+              <w:rPr>
+                <w:rFonts w:ascii="Times New Roman" w:hAnsi="Times New Roman" w:cs="Times New Roman"/>
+                <w:sz w:val="18"/>
+              </w:rPr>
+              <w:t>Como supervisor de práctica, quiero recibir el proyecto y su documentación, para dar por cerrada la práctica profesional.</w:t>
+            </w:r>
+          </w:p>
+        </w:tc>
+        <w:tc>
+          <w:tcPr>
+            <w:tcW w:w="2697" w:type="dxa"/>
+          </w:tcPr>
+          <w:p>
+            <w:pPr>
+              <w:cnfStyle w:val="000000000000" w:firstRow="0" w:lastRow="0" w:firstColumn="0" w:lastColumn="0" w:oddVBand="0" w:evenVBand="0" w:oddHBand="0" w:evenHBand="0" w:firstRowFirstColumn="0" w:firstRowLastColumn="0" w:lastRowFirstColumn="0" w:lastRowLastColumn="0"/>
+              <w:rPr>
+                <w:rFonts w:ascii="Times New Roman" w:hAnsi="Times New Roman" w:cs="Times New Roman"/>
+              </w:rPr>
+            </w:pPr>
+            <w:r>
+              <w:rPr>
+                <w:rFonts w:ascii="Times New Roman" w:hAnsi="Times New Roman" w:cs="Times New Roman"/>
+                <w:sz w:val="18"/>
+              </w:rPr>
+              <w:t>Planificado</w:t>
+            </w:r>
+          </w:p>
+        </w:tc>
+      </w:tr>
+    </w:tbl>
     <w:p>
       <w:pPr>
         <w:numPr>
@@ -2852,6 +3591,7 @@
         </w:pBdr>
         <w:spacing w:after="0" w:line="240" w:lineRule="auto"/>
         <w:rPr>
+          <w:rFonts w:ascii="Times New Roman" w:hAnsi="Times New Roman" w:cs="Times New Roman"/>
           <w:b/>
           <w:color w:val="000000"/>
           <w:sz w:val="24"/>
@@ -2860,6 +3600,7 @@
       </w:pPr>
       <w:r>
         <w:rPr>
+          <w:rFonts w:ascii="Times New Roman" w:hAnsi="Times New Roman" w:cs="Times New Roman"/>
           <w:b/>
           <w:color w:val="000000"/>
           <w:sz w:val="24"/>
@@ -2883,6 +3624,7 @@
         </w:pBdr>
         <w:spacing w:after="0" w:line="240" w:lineRule="auto"/>
         <w:rPr>
+          <w:rFonts w:ascii="Times New Roman" w:hAnsi="Times New Roman" w:cs="Times New Roman"/>
           <w:b/>
           <w:color w:val="000000"/>
           <w:sz w:val="24"/>
@@ -2891,6 +3633,7 @@
       </w:pPr>
       <w:r>
         <w:rPr>
+          <w:rFonts w:ascii="Times New Roman" w:hAnsi="Times New Roman" w:cs="Times New Roman"/>
           <w:b/>
           <w:color w:val="000000"/>
           <w:sz w:val="24"/>
@@ -2914,6 +3657,7 @@
         </w:pBdr>
         <w:spacing w:after="0" w:line="240" w:lineRule="auto"/>
         <w:rPr>
+          <w:rFonts w:ascii="Times New Roman" w:hAnsi="Times New Roman" w:cs="Times New Roman"/>
           <w:b/>
           <w:color w:val="000000"/>
           <w:sz w:val="24"/>
@@ -2922,6 +3666,7 @@
       </w:pPr>
       <w:r>
         <w:rPr>
+          <w:rFonts w:ascii="Times New Roman" w:hAnsi="Times New Roman" w:cs="Times New Roman"/>
           <w:b/>
           <w:color w:val="000000"/>
           <w:sz w:val="24"/>
@@ -2931,6 +3676,7 @@
       </w:r>
       <w:r>
         <w:rPr>
+          <w:rFonts w:ascii="Times New Roman" w:hAnsi="Times New Roman" w:cs="Times New Roman"/>
           <w:color w:val="000000"/>
           <w:sz w:val="24"/>
           <w:szCs w:val="24"/>
@@ -2953,6 +3699,7 @@
         </w:pBdr>
         <w:spacing w:after="0" w:line="240" w:lineRule="auto"/>
         <w:rPr>
+          <w:rFonts w:ascii="Times New Roman" w:hAnsi="Times New Roman" w:cs="Times New Roman"/>
           <w:b/>
           <w:color w:val="000000"/>
           <w:sz w:val="24"/>
@@ -2961,6 +3708,7 @@
       </w:pPr>
       <w:r>
         <w:rPr>
+          <w:rFonts w:ascii="Times New Roman" w:hAnsi="Times New Roman" w:cs="Times New Roman"/>
           <w:b/>
           <w:color w:val="000000"/>
           <w:sz w:val="24"/>
@@ -2984,6 +3732,7 @@
         </w:pBdr>
         <w:spacing w:line="240" w:lineRule="auto"/>
         <w:rPr>
+          <w:rFonts w:ascii="Times New Roman" w:hAnsi="Times New Roman" w:cs="Times New Roman"/>
           <w:b/>
           <w:color w:val="000000"/>
           <w:sz w:val="24"/>
@@ -2992,12 +3741,12 @@
       </w:pPr>
       <w:r>
         <w:rPr>
+          <w:rFonts w:ascii="Times New Roman" w:hAnsi="Times New Roman" w:cs="Times New Roman"/>
           <w:b/>
           <w:color w:val="000000"/>
           <w:sz w:val="24"/>
           <w:szCs w:val="24"/>
         </w:rPr>
-        <w:lastRenderedPageBreak/>
         <w:t xml:space="preserve"> REFERENCIAS BIBLIOGRÁFICAS</w:t>
       </w:r>
     </w:p>
@@ -3005,6 +3754,7 @@
       <w:pPr>
         <w:spacing w:after="0" w:line="240" w:lineRule="auto"/>
         <w:rPr>
+          <w:rFonts w:ascii="Times New Roman" w:hAnsi="Times New Roman" w:cs="Times New Roman"/>
           <w:b/>
         </w:rPr>
       </w:pPr>
@@ -3015,6 +3765,7 @@
       <w:pPr>
         <w:spacing w:after="0" w:line="240" w:lineRule="auto"/>
         <w:rPr>
+          <w:rFonts w:ascii="Times New Roman" w:hAnsi="Times New Roman" w:cs="Times New Roman"/>
           <w:b/>
         </w:rPr>
       </w:pPr>
@@ -3023,12 +3774,14 @@
       <w:pPr>
         <w:spacing w:after="0" w:line="240" w:lineRule="auto"/>
         <w:rPr>
+          <w:rFonts w:ascii="Times New Roman" w:hAnsi="Times New Roman" w:cs="Times New Roman"/>
           <w:b/>
           <w:i/>
         </w:rPr>
       </w:pPr>
       <w:r>
         <w:rPr>
+          <w:rFonts w:ascii="Times New Roman" w:hAnsi="Times New Roman" w:cs="Times New Roman"/>
           <w:b/>
           <w:i/>
         </w:rPr>
@@ -3215,7 +3968,7 @@
               <w:noProof/>
             </w:rPr>
             <w:drawing>
-              <wp:anchor distT="0" distB="0" distL="114300" distR="114300" simplePos="0" relativeHeight="251665408" behindDoc="0" locked="0" layoutInCell="1" hidden="0" allowOverlap="1" wp14:anchorId="148ACFF3" wp14:editId="2C584C09">
+              <wp:anchor distT="0" distB="0" distL="114300" distR="114300" simplePos="0" relativeHeight="251665408" behindDoc="0" locked="0" layoutInCell="1" hidden="0" allowOverlap="1" wp14:anchorId="6B302CDE" wp14:editId="32362C66">
                 <wp:simplePos x="0" y="0"/>
                 <wp:positionH relativeFrom="column">
                   <wp:posOffset>100330</wp:posOffset>
@@ -3506,6 +4259,571 @@
 <file path=word/numbering.xml><?xml version="1.0" encoding="utf-8"?>
 <w:numbering xmlns:wpc="http://schemas.microsoft.com/office/word/2010/wordprocessingCanvas" xmlns:cx="http://schemas.microsoft.com/office/drawing/2014/chartex" xmlns:cx1="http://schemas.microsoft.com/office/drawing/2015/9/8/chartex" xmlns:cx2="http://schemas.microsoft.com/office/drawing/2015/10/21/chartex" xmlns:cx3="http://schemas.microsoft.com/office/drawing/2016/5/9/chartex" xmlns:cx4="http://schemas.microsoft.com/office/drawing/2016/5/10/chartex" xmlns:cx5="http://schemas.microsoft.com/office/drawing/2016/5/11/chartex" xmlns:cx6="http://schemas.microsoft.com/office/drawing/2016/5/12/chartex" xmlns:cx7="http://schemas.microsoft.com/office/drawing/2016/5/13/chartex" xmlns:cx8="http://schemas.microsoft.com/office/drawing/2016/5/14/chartex" xmlns:mc="http://schemas.openxmlformats.org/markup-compatibility/2006" xmlns:aink="http://schemas.microsoft.com/office/drawing/2016/ink" xmlns:am3d="http://schemas.microsoft.com/office/drawing/2017/model3d" xmlns:o="urn:schemas-microsoft-com:office:office" xmlns:r="http://schemas.openxmlformats.org/officeDocument/2006/relationships" xmlns:m="http://schemas.openxmlformats.org/officeDocument/2006/math" xmlns:v="urn:schemas-microsoft-com:vml" xmlns:wp14="http://schemas.microsoft.com/office/word/2010/wordprocessingDrawing" xmlns:wp="http://schemas.openxmlformats.org/drawingml/2006/wordprocessingDrawing" xmlns:w10="urn:schemas-microsoft-com:office:word" xmlns:w="http://schemas.openxmlformats.org/wordprocessingml/2006/main" xmlns:w14="http://schemas.microsoft.com/office/word/2010/wordml" xmlns:w15="http://schemas.microsoft.com/office/word/2012/wordml" xmlns:w16cex="http://schemas.microsoft.com/office/word/2018/wordml/cex" xmlns:w16cid="http://schemas.microsoft.com/office/word/2016/wordml/cid" xmlns:w16="http://schemas.microsoft.com/office/word/2018/wordml" xmlns:w16sdtdh="http://schemas.microsoft.com/office/word/2020/wordml/sdtdatahash" xmlns:w16se="http://schemas.microsoft.com/office/word/2015/wordml/symex" xmlns:wpg="http://schemas.microsoft.com/office/word/2010/wordprocessingGroup" xmlns:wpi="http://schemas.microsoft.com/office/word/2010/wordprocessingInk" xmlns:wne="http://schemas.microsoft.com/office/word/2006/wordml" xmlns:wps="http://schemas.microsoft.com/office/word/2010/wordprocessingShape" mc:Ignorable="w14 w15 w16se w16cid w16 w16cex w16sdtdh wp14">
   <w:abstractNum w:abstractNumId="0" w15:restartNumberingAfterBreak="0">
+    <w:nsid w:val="06FD4E29"/>
+    <w:multiLevelType w:val="hybridMultilevel"/>
+    <w:tmpl w:val="6404531C"/>
+    <w:lvl w:ilvl="0" w:tplc="240A0001">
+      <w:start w:val="1"/>
+      <w:numFmt w:val="bullet"/>
+      <w:lvlText w:val=""/>
+      <w:lvlJc w:val="left"/>
+      <w:pPr>
+        <w:ind w:left="720" w:hanging="360"/>
+      </w:pPr>
+      <w:rPr>
+        <w:rFonts w:ascii="Symbol" w:hAnsi="Symbol" w:hint="default"/>
+      </w:rPr>
+    </w:lvl>
+    <w:lvl w:ilvl="1" w:tplc="240A0003" w:tentative="1">
+      <w:start w:val="1"/>
+      <w:numFmt w:val="bullet"/>
+      <w:lvlText w:val="o"/>
+      <w:lvlJc w:val="left"/>
+      <w:pPr>
+        <w:ind w:left="1440" w:hanging="360"/>
+      </w:pPr>
+      <w:rPr>
+        <w:rFonts w:ascii="Courier New" w:hAnsi="Courier New" w:cs="Courier New" w:hint="default"/>
+      </w:rPr>
+    </w:lvl>
+    <w:lvl w:ilvl="2" w:tplc="240A0005" w:tentative="1">
+      <w:start w:val="1"/>
+      <w:numFmt w:val="bullet"/>
+      <w:lvlText w:val=""/>
+      <w:lvlJc w:val="left"/>
+      <w:pPr>
+        <w:ind w:left="2160" w:hanging="360"/>
+      </w:pPr>
+      <w:rPr>
+        <w:rFonts w:ascii="Wingdings" w:hAnsi="Wingdings" w:hint="default"/>
+      </w:rPr>
+    </w:lvl>
+    <w:lvl w:ilvl="3" w:tplc="240A0001" w:tentative="1">
+      <w:start w:val="1"/>
+      <w:numFmt w:val="bullet"/>
+      <w:lvlText w:val=""/>
+      <w:lvlJc w:val="left"/>
+      <w:pPr>
+        <w:ind w:left="2880" w:hanging="360"/>
+      </w:pPr>
+      <w:rPr>
+        <w:rFonts w:ascii="Symbol" w:hAnsi="Symbol" w:hint="default"/>
+      </w:rPr>
+    </w:lvl>
+    <w:lvl w:ilvl="4" w:tplc="240A0003" w:tentative="1">
+      <w:start w:val="1"/>
+      <w:numFmt w:val="bullet"/>
+      <w:lvlText w:val="o"/>
+      <w:lvlJc w:val="left"/>
+      <w:pPr>
+        <w:ind w:left="3600" w:hanging="360"/>
+      </w:pPr>
+      <w:rPr>
+        <w:rFonts w:ascii="Courier New" w:hAnsi="Courier New" w:cs="Courier New" w:hint="default"/>
+      </w:rPr>
+    </w:lvl>
+    <w:lvl w:ilvl="5" w:tplc="240A0005" w:tentative="1">
+      <w:start w:val="1"/>
+      <w:numFmt w:val="bullet"/>
+      <w:lvlText w:val=""/>
+      <w:lvlJc w:val="left"/>
+      <w:pPr>
+        <w:ind w:left="4320" w:hanging="360"/>
+      </w:pPr>
+      <w:rPr>
+        <w:rFonts w:ascii="Wingdings" w:hAnsi="Wingdings" w:hint="default"/>
+      </w:rPr>
+    </w:lvl>
+    <w:lvl w:ilvl="6" w:tplc="240A0001" w:tentative="1">
+      <w:start w:val="1"/>
+      <w:numFmt w:val="bullet"/>
+      <w:lvlText w:val=""/>
+      <w:lvlJc w:val="left"/>
+      <w:pPr>
+        <w:ind w:left="5040" w:hanging="360"/>
+      </w:pPr>
+      <w:rPr>
+        <w:rFonts w:ascii="Symbol" w:hAnsi="Symbol" w:hint="default"/>
+      </w:rPr>
+    </w:lvl>
+    <w:lvl w:ilvl="7" w:tplc="240A0003" w:tentative="1">
+      <w:start w:val="1"/>
+      <w:numFmt w:val="bullet"/>
+      <w:lvlText w:val="o"/>
+      <w:lvlJc w:val="left"/>
+      <w:pPr>
+        <w:ind w:left="5760" w:hanging="360"/>
+      </w:pPr>
+      <w:rPr>
+        <w:rFonts w:ascii="Courier New" w:hAnsi="Courier New" w:cs="Courier New" w:hint="default"/>
+      </w:rPr>
+    </w:lvl>
+    <w:lvl w:ilvl="8" w:tplc="240A0005" w:tentative="1">
+      <w:start w:val="1"/>
+      <w:numFmt w:val="bullet"/>
+      <w:lvlText w:val=""/>
+      <w:lvlJc w:val="left"/>
+      <w:pPr>
+        <w:ind w:left="6480" w:hanging="360"/>
+      </w:pPr>
+      <w:rPr>
+        <w:rFonts w:ascii="Wingdings" w:hAnsi="Wingdings" w:hint="default"/>
+      </w:rPr>
+    </w:lvl>
+  </w:abstractNum>
+  <w:abstractNum w:abstractNumId="1" w15:restartNumberingAfterBreak="0">
+    <w:nsid w:val="1A1717EA"/>
+    <w:multiLevelType w:val="hybridMultilevel"/>
+    <w:tmpl w:val="6630C140"/>
+    <w:lvl w:ilvl="0" w:tplc="240A0001">
+      <w:start w:val="1"/>
+      <w:numFmt w:val="bullet"/>
+      <w:lvlText w:val=""/>
+      <w:lvlJc w:val="left"/>
+      <w:pPr>
+        <w:ind w:left="720" w:hanging="360"/>
+      </w:pPr>
+      <w:rPr>
+        <w:rFonts w:ascii="Symbol" w:hAnsi="Symbol" w:hint="default"/>
+      </w:rPr>
+    </w:lvl>
+    <w:lvl w:ilvl="1" w:tplc="240A0003" w:tentative="1">
+      <w:start w:val="1"/>
+      <w:numFmt w:val="bullet"/>
+      <w:lvlText w:val="o"/>
+      <w:lvlJc w:val="left"/>
+      <w:pPr>
+        <w:ind w:left="1440" w:hanging="360"/>
+      </w:pPr>
+      <w:rPr>
+        <w:rFonts w:ascii="Courier New" w:hAnsi="Courier New" w:cs="Courier New" w:hint="default"/>
+      </w:rPr>
+    </w:lvl>
+    <w:lvl w:ilvl="2" w:tplc="240A0005" w:tentative="1">
+      <w:start w:val="1"/>
+      <w:numFmt w:val="bullet"/>
+      <w:lvlText w:val=""/>
+      <w:lvlJc w:val="left"/>
+      <w:pPr>
+        <w:ind w:left="2160" w:hanging="360"/>
+      </w:pPr>
+      <w:rPr>
+        <w:rFonts w:ascii="Wingdings" w:hAnsi="Wingdings" w:hint="default"/>
+      </w:rPr>
+    </w:lvl>
+    <w:lvl w:ilvl="3" w:tplc="240A0001" w:tentative="1">
+      <w:start w:val="1"/>
+      <w:numFmt w:val="bullet"/>
+      <w:lvlText w:val=""/>
+      <w:lvlJc w:val="left"/>
+      <w:pPr>
+        <w:ind w:left="2880" w:hanging="360"/>
+      </w:pPr>
+      <w:rPr>
+        <w:rFonts w:ascii="Symbol" w:hAnsi="Symbol" w:hint="default"/>
+      </w:rPr>
+    </w:lvl>
+    <w:lvl w:ilvl="4" w:tplc="240A0003" w:tentative="1">
+      <w:start w:val="1"/>
+      <w:numFmt w:val="bullet"/>
+      <w:lvlText w:val="o"/>
+      <w:lvlJc w:val="left"/>
+      <w:pPr>
+        <w:ind w:left="3600" w:hanging="360"/>
+      </w:pPr>
+      <w:rPr>
+        <w:rFonts w:ascii="Courier New" w:hAnsi="Courier New" w:cs="Courier New" w:hint="default"/>
+      </w:rPr>
+    </w:lvl>
+    <w:lvl w:ilvl="5" w:tplc="240A0005" w:tentative="1">
+      <w:start w:val="1"/>
+      <w:numFmt w:val="bullet"/>
+      <w:lvlText w:val=""/>
+      <w:lvlJc w:val="left"/>
+      <w:pPr>
+        <w:ind w:left="4320" w:hanging="360"/>
+      </w:pPr>
+      <w:rPr>
+        <w:rFonts w:ascii="Wingdings" w:hAnsi="Wingdings" w:hint="default"/>
+      </w:rPr>
+    </w:lvl>
+    <w:lvl w:ilvl="6" w:tplc="240A0001" w:tentative="1">
+      <w:start w:val="1"/>
+      <w:numFmt w:val="bullet"/>
+      <w:lvlText w:val=""/>
+      <w:lvlJc w:val="left"/>
+      <w:pPr>
+        <w:ind w:left="5040" w:hanging="360"/>
+      </w:pPr>
+      <w:rPr>
+        <w:rFonts w:ascii="Symbol" w:hAnsi="Symbol" w:hint="default"/>
+      </w:rPr>
+    </w:lvl>
+    <w:lvl w:ilvl="7" w:tplc="240A0003" w:tentative="1">
+      <w:start w:val="1"/>
+      <w:numFmt w:val="bullet"/>
+      <w:lvlText w:val="o"/>
+      <w:lvlJc w:val="left"/>
+      <w:pPr>
+        <w:ind w:left="5760" w:hanging="360"/>
+      </w:pPr>
+      <w:rPr>
+        <w:rFonts w:ascii="Courier New" w:hAnsi="Courier New" w:cs="Courier New" w:hint="default"/>
+      </w:rPr>
+    </w:lvl>
+    <w:lvl w:ilvl="8" w:tplc="240A0005" w:tentative="1">
+      <w:start w:val="1"/>
+      <w:numFmt w:val="bullet"/>
+      <w:lvlText w:val=""/>
+      <w:lvlJc w:val="left"/>
+      <w:pPr>
+        <w:ind w:left="6480" w:hanging="360"/>
+      </w:pPr>
+      <w:rPr>
+        <w:rFonts w:ascii="Wingdings" w:hAnsi="Wingdings" w:hint="default"/>
+      </w:rPr>
+    </w:lvl>
+  </w:abstractNum>
+  <w:abstractNum w:abstractNumId="2" w15:restartNumberingAfterBreak="0">
+    <w:nsid w:val="2C435253"/>
+    <w:multiLevelType w:val="hybridMultilevel"/>
+    <w:tmpl w:val="EAFC6480"/>
+    <w:lvl w:ilvl="0" w:tplc="240A0001">
+      <w:start w:val="1"/>
+      <w:numFmt w:val="bullet"/>
+      <w:lvlText w:val=""/>
+      <w:lvlJc w:val="left"/>
+      <w:pPr>
+        <w:ind w:left="720" w:hanging="360"/>
+      </w:pPr>
+      <w:rPr>
+        <w:rFonts w:ascii="Symbol" w:hAnsi="Symbol" w:hint="default"/>
+      </w:rPr>
+    </w:lvl>
+    <w:lvl w:ilvl="1" w:tplc="240A0003" w:tentative="1">
+      <w:start w:val="1"/>
+      <w:numFmt w:val="bullet"/>
+      <w:lvlText w:val="o"/>
+      <w:lvlJc w:val="left"/>
+      <w:pPr>
+        <w:ind w:left="1440" w:hanging="360"/>
+      </w:pPr>
+      <w:rPr>
+        <w:rFonts w:ascii="Courier New" w:hAnsi="Courier New" w:cs="Courier New" w:hint="default"/>
+      </w:rPr>
+    </w:lvl>
+    <w:lvl w:ilvl="2" w:tplc="240A0005" w:tentative="1">
+      <w:start w:val="1"/>
+      <w:numFmt w:val="bullet"/>
+      <w:lvlText w:val=""/>
+      <w:lvlJc w:val="left"/>
+      <w:pPr>
+        <w:ind w:left="2160" w:hanging="360"/>
+      </w:pPr>
+      <w:rPr>
+        <w:rFonts w:ascii="Wingdings" w:hAnsi="Wingdings" w:hint="default"/>
+      </w:rPr>
+    </w:lvl>
+    <w:lvl w:ilvl="3" w:tplc="240A0001" w:tentative="1">
+      <w:start w:val="1"/>
+      <w:numFmt w:val="bullet"/>
+      <w:lvlText w:val=""/>
+      <w:lvlJc w:val="left"/>
+      <w:pPr>
+        <w:ind w:left="2880" w:hanging="360"/>
+      </w:pPr>
+      <w:rPr>
+        <w:rFonts w:ascii="Symbol" w:hAnsi="Symbol" w:hint="default"/>
+      </w:rPr>
+    </w:lvl>
+    <w:lvl w:ilvl="4" w:tplc="240A0003" w:tentative="1">
+      <w:start w:val="1"/>
+      <w:numFmt w:val="bullet"/>
+      <w:lvlText w:val="o"/>
+      <w:lvlJc w:val="left"/>
+      <w:pPr>
+        <w:ind w:left="3600" w:hanging="360"/>
+      </w:pPr>
+      <w:rPr>
+        <w:rFonts w:ascii="Courier New" w:hAnsi="Courier New" w:cs="Courier New" w:hint="default"/>
+      </w:rPr>
+    </w:lvl>
+    <w:lvl w:ilvl="5" w:tplc="240A0005" w:tentative="1">
+      <w:start w:val="1"/>
+      <w:numFmt w:val="bullet"/>
+      <w:lvlText w:val=""/>
+      <w:lvlJc w:val="left"/>
+      <w:pPr>
+        <w:ind w:left="4320" w:hanging="360"/>
+      </w:pPr>
+      <w:rPr>
+        <w:rFonts w:ascii="Wingdings" w:hAnsi="Wingdings" w:hint="default"/>
+      </w:rPr>
+    </w:lvl>
+    <w:lvl w:ilvl="6" w:tplc="240A0001" w:tentative="1">
+      <w:start w:val="1"/>
+      <w:numFmt w:val="bullet"/>
+      <w:lvlText w:val=""/>
+      <w:lvlJc w:val="left"/>
+      <w:pPr>
+        <w:ind w:left="5040" w:hanging="360"/>
+      </w:pPr>
+      <w:rPr>
+        <w:rFonts w:ascii="Symbol" w:hAnsi="Symbol" w:hint="default"/>
+      </w:rPr>
+    </w:lvl>
+    <w:lvl w:ilvl="7" w:tplc="240A0003" w:tentative="1">
+      <w:start w:val="1"/>
+      <w:numFmt w:val="bullet"/>
+      <w:lvlText w:val="o"/>
+      <w:lvlJc w:val="left"/>
+      <w:pPr>
+        <w:ind w:left="5760" w:hanging="360"/>
+      </w:pPr>
+      <w:rPr>
+        <w:rFonts w:ascii="Courier New" w:hAnsi="Courier New" w:cs="Courier New" w:hint="default"/>
+      </w:rPr>
+    </w:lvl>
+    <w:lvl w:ilvl="8" w:tplc="240A0005" w:tentative="1">
+      <w:start w:val="1"/>
+      <w:numFmt w:val="bullet"/>
+      <w:lvlText w:val=""/>
+      <w:lvlJc w:val="left"/>
+      <w:pPr>
+        <w:ind w:left="6480" w:hanging="360"/>
+      </w:pPr>
+      <w:rPr>
+        <w:rFonts w:ascii="Wingdings" w:hAnsi="Wingdings" w:hint="default"/>
+      </w:rPr>
+    </w:lvl>
+  </w:abstractNum>
+  <w:abstractNum w:abstractNumId="3" w15:restartNumberingAfterBreak="0">
+    <w:nsid w:val="32BC10A6"/>
+    <w:multiLevelType w:val="hybridMultilevel"/>
+    <w:tmpl w:val="C41C0AD4"/>
+    <w:lvl w:ilvl="0" w:tplc="240A0001">
+      <w:start w:val="1"/>
+      <w:numFmt w:val="bullet"/>
+      <w:lvlText w:val=""/>
+      <w:lvlJc w:val="left"/>
+      <w:pPr>
+        <w:ind w:left="720" w:hanging="360"/>
+      </w:pPr>
+      <w:rPr>
+        <w:rFonts w:ascii="Symbol" w:hAnsi="Symbol" w:hint="default"/>
+      </w:rPr>
+    </w:lvl>
+    <w:lvl w:ilvl="1" w:tplc="240A0003" w:tentative="1">
+      <w:start w:val="1"/>
+      <w:numFmt w:val="bullet"/>
+      <w:lvlText w:val="o"/>
+      <w:lvlJc w:val="left"/>
+      <w:pPr>
+        <w:ind w:left="1440" w:hanging="360"/>
+      </w:pPr>
+      <w:rPr>
+        <w:rFonts w:ascii="Courier New" w:hAnsi="Courier New" w:cs="Courier New" w:hint="default"/>
+      </w:rPr>
+    </w:lvl>
+    <w:lvl w:ilvl="2" w:tplc="240A0005" w:tentative="1">
+      <w:start w:val="1"/>
+      <w:numFmt w:val="bullet"/>
+      <w:lvlText w:val=""/>
+      <w:lvlJc w:val="left"/>
+      <w:pPr>
+        <w:ind w:left="2160" w:hanging="360"/>
+      </w:pPr>
+      <w:rPr>
+        <w:rFonts w:ascii="Wingdings" w:hAnsi="Wingdings" w:hint="default"/>
+      </w:rPr>
+    </w:lvl>
+    <w:lvl w:ilvl="3" w:tplc="240A0001" w:tentative="1">
+      <w:start w:val="1"/>
+      <w:numFmt w:val="bullet"/>
+      <w:lvlText w:val=""/>
+      <w:lvlJc w:val="left"/>
+      <w:pPr>
+        <w:ind w:left="2880" w:hanging="360"/>
+      </w:pPr>
+      <w:rPr>
+        <w:rFonts w:ascii="Symbol" w:hAnsi="Symbol" w:hint="default"/>
+      </w:rPr>
+    </w:lvl>
+    <w:lvl w:ilvl="4" w:tplc="240A0003" w:tentative="1">
+      <w:start w:val="1"/>
+      <w:numFmt w:val="bullet"/>
+      <w:lvlText w:val="o"/>
+      <w:lvlJc w:val="left"/>
+      <w:pPr>
+        <w:ind w:left="3600" w:hanging="360"/>
+      </w:pPr>
+      <w:rPr>
+        <w:rFonts w:ascii="Courier New" w:hAnsi="Courier New" w:cs="Courier New" w:hint="default"/>
+      </w:rPr>
+    </w:lvl>
+    <w:lvl w:ilvl="5" w:tplc="240A0005" w:tentative="1">
+      <w:start w:val="1"/>
+      <w:numFmt w:val="bullet"/>
+      <w:lvlText w:val=""/>
+      <w:lvlJc w:val="left"/>
+      <w:pPr>
+        <w:ind w:left="4320" w:hanging="360"/>
+      </w:pPr>
+      <w:rPr>
+        <w:rFonts w:ascii="Wingdings" w:hAnsi="Wingdings" w:hint="default"/>
+      </w:rPr>
+    </w:lvl>
+    <w:lvl w:ilvl="6" w:tplc="240A0001" w:tentative="1">
+      <w:start w:val="1"/>
+      <w:numFmt w:val="bullet"/>
+      <w:lvlText w:val=""/>
+      <w:lvlJc w:val="left"/>
+      <w:pPr>
+        <w:ind w:left="5040" w:hanging="360"/>
+      </w:pPr>
+      <w:rPr>
+        <w:rFonts w:ascii="Symbol" w:hAnsi="Symbol" w:hint="default"/>
+      </w:rPr>
+    </w:lvl>
+    <w:lvl w:ilvl="7" w:tplc="240A0003" w:tentative="1">
+      <w:start w:val="1"/>
+      <w:numFmt w:val="bullet"/>
+      <w:lvlText w:val="o"/>
+      <w:lvlJc w:val="left"/>
+      <w:pPr>
+        <w:ind w:left="5760" w:hanging="360"/>
+      </w:pPr>
+      <w:rPr>
+        <w:rFonts w:ascii="Courier New" w:hAnsi="Courier New" w:cs="Courier New" w:hint="default"/>
+      </w:rPr>
+    </w:lvl>
+    <w:lvl w:ilvl="8" w:tplc="240A0005" w:tentative="1">
+      <w:start w:val="1"/>
+      <w:numFmt w:val="bullet"/>
+      <w:lvlText w:val=""/>
+      <w:lvlJc w:val="left"/>
+      <w:pPr>
+        <w:ind w:left="6480" w:hanging="360"/>
+      </w:pPr>
+      <w:rPr>
+        <w:rFonts w:ascii="Wingdings" w:hAnsi="Wingdings" w:hint="default"/>
+      </w:rPr>
+    </w:lvl>
+  </w:abstractNum>
+  <w:abstractNum w:abstractNumId="4" w15:restartNumberingAfterBreak="0">
+    <w:nsid w:val="35331990"/>
+    <w:multiLevelType w:val="hybridMultilevel"/>
+    <w:tmpl w:val="AA5AE90A"/>
+    <w:lvl w:ilvl="0" w:tplc="240A0001">
+      <w:start w:val="1"/>
+      <w:numFmt w:val="bullet"/>
+      <w:lvlText w:val=""/>
+      <w:lvlJc w:val="left"/>
+      <w:pPr>
+        <w:ind w:left="720" w:hanging="360"/>
+      </w:pPr>
+      <w:rPr>
+        <w:rFonts w:ascii="Symbol" w:hAnsi="Symbol" w:hint="default"/>
+      </w:rPr>
+    </w:lvl>
+    <w:lvl w:ilvl="1" w:tplc="240A0003" w:tentative="1">
+      <w:start w:val="1"/>
+      <w:numFmt w:val="bullet"/>
+      <w:lvlText w:val="o"/>
+      <w:lvlJc w:val="left"/>
+      <w:pPr>
+        <w:ind w:left="1440" w:hanging="360"/>
+      </w:pPr>
+      <w:rPr>
+        <w:rFonts w:ascii="Courier New" w:hAnsi="Courier New" w:cs="Courier New" w:hint="default"/>
+      </w:rPr>
+    </w:lvl>
+    <w:lvl w:ilvl="2" w:tplc="240A0005" w:tentative="1">
+      <w:start w:val="1"/>
+      <w:numFmt w:val="bullet"/>
+      <w:lvlText w:val=""/>
+      <w:lvlJc w:val="left"/>
+      <w:pPr>
+        <w:ind w:left="2160" w:hanging="360"/>
+      </w:pPr>
+      <w:rPr>
+        <w:rFonts w:ascii="Wingdings" w:hAnsi="Wingdings" w:hint="default"/>
+      </w:rPr>
+    </w:lvl>
+    <w:lvl w:ilvl="3" w:tplc="240A0001" w:tentative="1">
+      <w:start w:val="1"/>
+      <w:numFmt w:val="bullet"/>
+      <w:lvlText w:val=""/>
+      <w:lvlJc w:val="left"/>
+      <w:pPr>
+        <w:ind w:left="2880" w:hanging="360"/>
+      </w:pPr>
+      <w:rPr>
+        <w:rFonts w:ascii="Symbol" w:hAnsi="Symbol" w:hint="default"/>
+      </w:rPr>
+    </w:lvl>
+    <w:lvl w:ilvl="4" w:tplc="240A0003" w:tentative="1">
+      <w:start w:val="1"/>
+      <w:numFmt w:val="bullet"/>
+      <w:lvlText w:val="o"/>
+      <w:lvlJc w:val="left"/>
+      <w:pPr>
+        <w:ind w:left="3600" w:hanging="360"/>
+      </w:pPr>
+      <w:rPr>
+        <w:rFonts w:ascii="Courier New" w:hAnsi="Courier New" w:cs="Courier New" w:hint="default"/>
+      </w:rPr>
+    </w:lvl>
+    <w:lvl w:ilvl="5" w:tplc="240A0005" w:tentative="1">
+      <w:start w:val="1"/>
+      <w:numFmt w:val="bullet"/>
+      <w:lvlText w:val=""/>
+      <w:lvlJc w:val="left"/>
+      <w:pPr>
+        <w:ind w:left="4320" w:hanging="360"/>
+      </w:pPr>
+      <w:rPr>
+        <w:rFonts w:ascii="Wingdings" w:hAnsi="Wingdings" w:hint="default"/>
+      </w:rPr>
+    </w:lvl>
+    <w:lvl w:ilvl="6" w:tplc="240A0001" w:tentative="1">
+      <w:start w:val="1"/>
+      <w:numFmt w:val="bullet"/>
+      <w:lvlText w:val=""/>
+      <w:lvlJc w:val="left"/>
+      <w:pPr>
+        <w:ind w:left="5040" w:hanging="360"/>
+      </w:pPr>
+      <w:rPr>
+        <w:rFonts w:ascii="Symbol" w:hAnsi="Symbol" w:hint="default"/>
+      </w:rPr>
+    </w:lvl>
+    <w:lvl w:ilvl="7" w:tplc="240A0003" w:tentative="1">
+      <w:start w:val="1"/>
+      <w:numFmt w:val="bullet"/>
+      <w:lvlText w:val="o"/>
+      <w:lvlJc w:val="left"/>
+      <w:pPr>
+        <w:ind w:left="5760" w:hanging="360"/>
+      </w:pPr>
+      <w:rPr>
+        <w:rFonts w:ascii="Courier New" w:hAnsi="Courier New" w:cs="Courier New" w:hint="default"/>
+      </w:rPr>
+    </w:lvl>
+    <w:lvl w:ilvl="8" w:tplc="240A0005" w:tentative="1">
+      <w:start w:val="1"/>
+      <w:numFmt w:val="bullet"/>
+      <w:lvlText w:val=""/>
+      <w:lvlJc w:val="left"/>
+      <w:pPr>
+        <w:ind w:left="6480" w:hanging="360"/>
+      </w:pPr>
+      <w:rPr>
+        <w:rFonts w:ascii="Wingdings" w:hAnsi="Wingdings" w:hint="default"/>
+      </w:rPr>
+    </w:lvl>
+  </w:abstractNum>
+  <w:abstractNum w:abstractNumId="5" w15:restartNumberingAfterBreak="0">
     <w:nsid w:val="457848D7"/>
     <w:multiLevelType w:val="multilevel"/>
     <w:tmpl w:val="34502744"/>
@@ -3591,7 +4909,370 @@
       </w:pPr>
     </w:lvl>
   </w:abstractNum>
+  <w:abstractNum w:abstractNumId="6" w15:restartNumberingAfterBreak="0">
+    <w:nsid w:val="4A0E4804"/>
+    <w:multiLevelType w:val="hybridMultilevel"/>
+    <w:tmpl w:val="14045354"/>
+    <w:lvl w:ilvl="0" w:tplc="240A0001">
+      <w:start w:val="1"/>
+      <w:numFmt w:val="bullet"/>
+      <w:lvlText w:val=""/>
+      <w:lvlJc w:val="left"/>
+      <w:pPr>
+        <w:ind w:left="720" w:hanging="360"/>
+      </w:pPr>
+      <w:rPr>
+        <w:rFonts w:ascii="Symbol" w:hAnsi="Symbol" w:hint="default"/>
+      </w:rPr>
+    </w:lvl>
+    <w:lvl w:ilvl="1" w:tplc="240A0003" w:tentative="1">
+      <w:start w:val="1"/>
+      <w:numFmt w:val="bullet"/>
+      <w:lvlText w:val="o"/>
+      <w:lvlJc w:val="left"/>
+      <w:pPr>
+        <w:ind w:left="1440" w:hanging="360"/>
+      </w:pPr>
+      <w:rPr>
+        <w:rFonts w:ascii="Courier New" w:hAnsi="Courier New" w:cs="Courier New" w:hint="default"/>
+      </w:rPr>
+    </w:lvl>
+    <w:lvl w:ilvl="2" w:tplc="240A0005" w:tentative="1">
+      <w:start w:val="1"/>
+      <w:numFmt w:val="bullet"/>
+      <w:lvlText w:val=""/>
+      <w:lvlJc w:val="left"/>
+      <w:pPr>
+        <w:ind w:left="2160" w:hanging="360"/>
+      </w:pPr>
+      <w:rPr>
+        <w:rFonts w:ascii="Wingdings" w:hAnsi="Wingdings" w:hint="default"/>
+      </w:rPr>
+    </w:lvl>
+    <w:lvl w:ilvl="3" w:tplc="240A0001" w:tentative="1">
+      <w:start w:val="1"/>
+      <w:numFmt w:val="bullet"/>
+      <w:lvlText w:val=""/>
+      <w:lvlJc w:val="left"/>
+      <w:pPr>
+        <w:ind w:left="2880" w:hanging="360"/>
+      </w:pPr>
+      <w:rPr>
+        <w:rFonts w:ascii="Symbol" w:hAnsi="Symbol" w:hint="default"/>
+      </w:rPr>
+    </w:lvl>
+    <w:lvl w:ilvl="4" w:tplc="240A0003" w:tentative="1">
+      <w:start w:val="1"/>
+      <w:numFmt w:val="bullet"/>
+      <w:lvlText w:val="o"/>
+      <w:lvlJc w:val="left"/>
+      <w:pPr>
+        <w:ind w:left="3600" w:hanging="360"/>
+      </w:pPr>
+      <w:rPr>
+        <w:rFonts w:ascii="Courier New" w:hAnsi="Courier New" w:cs="Courier New" w:hint="default"/>
+      </w:rPr>
+    </w:lvl>
+    <w:lvl w:ilvl="5" w:tplc="240A0005" w:tentative="1">
+      <w:start w:val="1"/>
+      <w:numFmt w:val="bullet"/>
+      <w:lvlText w:val=""/>
+      <w:lvlJc w:val="left"/>
+      <w:pPr>
+        <w:ind w:left="4320" w:hanging="360"/>
+      </w:pPr>
+      <w:rPr>
+        <w:rFonts w:ascii="Wingdings" w:hAnsi="Wingdings" w:hint="default"/>
+      </w:rPr>
+    </w:lvl>
+    <w:lvl w:ilvl="6" w:tplc="240A0001" w:tentative="1">
+      <w:start w:val="1"/>
+      <w:numFmt w:val="bullet"/>
+      <w:lvlText w:val=""/>
+      <w:lvlJc w:val="left"/>
+      <w:pPr>
+        <w:ind w:left="5040" w:hanging="360"/>
+      </w:pPr>
+      <w:rPr>
+        <w:rFonts w:ascii="Symbol" w:hAnsi="Symbol" w:hint="default"/>
+      </w:rPr>
+    </w:lvl>
+    <w:lvl w:ilvl="7" w:tplc="240A0003" w:tentative="1">
+      <w:start w:val="1"/>
+      <w:numFmt w:val="bullet"/>
+      <w:lvlText w:val="o"/>
+      <w:lvlJc w:val="left"/>
+      <w:pPr>
+        <w:ind w:left="5760" w:hanging="360"/>
+      </w:pPr>
+      <w:rPr>
+        <w:rFonts w:ascii="Courier New" w:hAnsi="Courier New" w:cs="Courier New" w:hint="default"/>
+      </w:rPr>
+    </w:lvl>
+    <w:lvl w:ilvl="8" w:tplc="240A0005" w:tentative="1">
+      <w:start w:val="1"/>
+      <w:numFmt w:val="bullet"/>
+      <w:lvlText w:val=""/>
+      <w:lvlJc w:val="left"/>
+      <w:pPr>
+        <w:ind w:left="6480" w:hanging="360"/>
+      </w:pPr>
+      <w:rPr>
+        <w:rFonts w:ascii="Wingdings" w:hAnsi="Wingdings" w:hint="default"/>
+      </w:rPr>
+    </w:lvl>
+  </w:abstractNum>
+  <w:abstractNum w:abstractNumId="7" w15:restartNumberingAfterBreak="0">
+    <w:nsid w:val="5AB34D3A"/>
+    <w:multiLevelType w:val="hybridMultilevel"/>
+    <w:tmpl w:val="C020290C"/>
+    <w:lvl w:ilvl="0" w:tplc="240A0001">
+      <w:start w:val="1"/>
+      <w:numFmt w:val="bullet"/>
+      <w:lvlText w:val=""/>
+      <w:lvlJc w:val="left"/>
+      <w:pPr>
+        <w:ind w:left="720" w:hanging="360"/>
+      </w:pPr>
+      <w:rPr>
+        <w:rFonts w:ascii="Symbol" w:hAnsi="Symbol" w:hint="default"/>
+      </w:rPr>
+    </w:lvl>
+    <w:lvl w:ilvl="1" w:tplc="240A0003" w:tentative="1">
+      <w:start w:val="1"/>
+      <w:numFmt w:val="bullet"/>
+      <w:lvlText w:val="o"/>
+      <w:lvlJc w:val="left"/>
+      <w:pPr>
+        <w:ind w:left="1440" w:hanging="360"/>
+      </w:pPr>
+      <w:rPr>
+        <w:rFonts w:ascii="Courier New" w:hAnsi="Courier New" w:cs="Courier New" w:hint="default"/>
+      </w:rPr>
+    </w:lvl>
+    <w:lvl w:ilvl="2" w:tplc="240A0005" w:tentative="1">
+      <w:start w:val="1"/>
+      <w:numFmt w:val="bullet"/>
+      <w:lvlText w:val=""/>
+      <w:lvlJc w:val="left"/>
+      <w:pPr>
+        <w:ind w:left="2160" w:hanging="360"/>
+      </w:pPr>
+      <w:rPr>
+        <w:rFonts w:ascii="Wingdings" w:hAnsi="Wingdings" w:hint="default"/>
+      </w:rPr>
+    </w:lvl>
+    <w:lvl w:ilvl="3" w:tplc="240A0001" w:tentative="1">
+      <w:start w:val="1"/>
+      <w:numFmt w:val="bullet"/>
+      <w:lvlText w:val=""/>
+      <w:lvlJc w:val="left"/>
+      <w:pPr>
+        <w:ind w:left="2880" w:hanging="360"/>
+      </w:pPr>
+      <w:rPr>
+        <w:rFonts w:ascii="Symbol" w:hAnsi="Symbol" w:hint="default"/>
+      </w:rPr>
+    </w:lvl>
+    <w:lvl w:ilvl="4" w:tplc="240A0003" w:tentative="1">
+      <w:start w:val="1"/>
+      <w:numFmt w:val="bullet"/>
+      <w:lvlText w:val="o"/>
+      <w:lvlJc w:val="left"/>
+      <w:pPr>
+        <w:ind w:left="3600" w:hanging="360"/>
+      </w:pPr>
+      <w:rPr>
+        <w:rFonts w:ascii="Courier New" w:hAnsi="Courier New" w:cs="Courier New" w:hint="default"/>
+      </w:rPr>
+    </w:lvl>
+    <w:lvl w:ilvl="5" w:tplc="240A0005" w:tentative="1">
+      <w:start w:val="1"/>
+      <w:numFmt w:val="bullet"/>
+      <w:lvlText w:val=""/>
+      <w:lvlJc w:val="left"/>
+      <w:pPr>
+        <w:ind w:left="4320" w:hanging="360"/>
+      </w:pPr>
+      <w:rPr>
+        <w:rFonts w:ascii="Wingdings" w:hAnsi="Wingdings" w:hint="default"/>
+      </w:rPr>
+    </w:lvl>
+    <w:lvl w:ilvl="6" w:tplc="240A0001" w:tentative="1">
+      <w:start w:val="1"/>
+      <w:numFmt w:val="bullet"/>
+      <w:lvlText w:val=""/>
+      <w:lvlJc w:val="left"/>
+      <w:pPr>
+        <w:ind w:left="5040" w:hanging="360"/>
+      </w:pPr>
+      <w:rPr>
+        <w:rFonts w:ascii="Symbol" w:hAnsi="Symbol" w:hint="default"/>
+      </w:rPr>
+    </w:lvl>
+    <w:lvl w:ilvl="7" w:tplc="240A0003" w:tentative="1">
+      <w:start w:val="1"/>
+      <w:numFmt w:val="bullet"/>
+      <w:lvlText w:val="o"/>
+      <w:lvlJc w:val="left"/>
+      <w:pPr>
+        <w:ind w:left="5760" w:hanging="360"/>
+      </w:pPr>
+      <w:rPr>
+        <w:rFonts w:ascii="Courier New" w:hAnsi="Courier New" w:cs="Courier New" w:hint="default"/>
+      </w:rPr>
+    </w:lvl>
+    <w:lvl w:ilvl="8" w:tplc="240A0005" w:tentative="1">
+      <w:start w:val="1"/>
+      <w:numFmt w:val="bullet"/>
+      <w:lvlText w:val=""/>
+      <w:lvlJc w:val="left"/>
+      <w:pPr>
+        <w:ind w:left="6480" w:hanging="360"/>
+      </w:pPr>
+      <w:rPr>
+        <w:rFonts w:ascii="Wingdings" w:hAnsi="Wingdings" w:hint="default"/>
+      </w:rPr>
+    </w:lvl>
+  </w:abstractNum>
+  <w:abstractNum w:abstractNumId="8" w15:restartNumberingAfterBreak="0">
+    <w:nsid w:val="5AF5394C"/>
+    <w:multiLevelType w:val="hybridMultilevel"/>
+    <w:tmpl w:val="A9F0FF74"/>
+    <w:lvl w:ilvl="0" w:tplc="240A0001">
+      <w:start w:val="1"/>
+      <w:numFmt w:val="bullet"/>
+      <w:lvlText w:val=""/>
+      <w:lvlJc w:val="left"/>
+      <w:pPr>
+        <w:ind w:left="720" w:hanging="360"/>
+      </w:pPr>
+      <w:rPr>
+        <w:rFonts w:ascii="Symbol" w:hAnsi="Symbol" w:hint="default"/>
+      </w:rPr>
+    </w:lvl>
+    <w:lvl w:ilvl="1" w:tplc="240A0003" w:tentative="1">
+      <w:start w:val="1"/>
+      <w:numFmt w:val="bullet"/>
+      <w:lvlText w:val="o"/>
+      <w:lvlJc w:val="left"/>
+      <w:pPr>
+        <w:ind w:left="1440" w:hanging="360"/>
+      </w:pPr>
+      <w:rPr>
+        <w:rFonts w:ascii="Courier New" w:hAnsi="Courier New" w:cs="Courier New" w:hint="default"/>
+      </w:rPr>
+    </w:lvl>
+    <w:lvl w:ilvl="2" w:tplc="240A0005" w:tentative="1">
+      <w:start w:val="1"/>
+      <w:numFmt w:val="bullet"/>
+      <w:lvlText w:val=""/>
+      <w:lvlJc w:val="left"/>
+      <w:pPr>
+        <w:ind w:left="2160" w:hanging="360"/>
+      </w:pPr>
+      <w:rPr>
+        <w:rFonts w:ascii="Wingdings" w:hAnsi="Wingdings" w:hint="default"/>
+      </w:rPr>
+    </w:lvl>
+    <w:lvl w:ilvl="3" w:tplc="240A0001" w:tentative="1">
+      <w:start w:val="1"/>
+      <w:numFmt w:val="bullet"/>
+      <w:lvlText w:val=""/>
+      <w:lvlJc w:val="left"/>
+      <w:pPr>
+        <w:ind w:left="2880" w:hanging="360"/>
+      </w:pPr>
+      <w:rPr>
+        <w:rFonts w:ascii="Symbol" w:hAnsi="Symbol" w:hint="default"/>
+      </w:rPr>
+    </w:lvl>
+    <w:lvl w:ilvl="4" w:tplc="240A0003" w:tentative="1">
+      <w:start w:val="1"/>
+      <w:numFmt w:val="bullet"/>
+      <w:lvlText w:val="o"/>
+      <w:lvlJc w:val="left"/>
+      <w:pPr>
+        <w:ind w:left="3600" w:hanging="360"/>
+      </w:pPr>
+      <w:rPr>
+        <w:rFonts w:ascii="Courier New" w:hAnsi="Courier New" w:cs="Courier New" w:hint="default"/>
+      </w:rPr>
+    </w:lvl>
+    <w:lvl w:ilvl="5" w:tplc="240A0005" w:tentative="1">
+      <w:start w:val="1"/>
+      <w:numFmt w:val="bullet"/>
+      <w:lvlText w:val=""/>
+      <w:lvlJc w:val="left"/>
+      <w:pPr>
+        <w:ind w:left="4320" w:hanging="360"/>
+      </w:pPr>
+      <w:rPr>
+        <w:rFonts w:ascii="Wingdings" w:hAnsi="Wingdings" w:hint="default"/>
+      </w:rPr>
+    </w:lvl>
+    <w:lvl w:ilvl="6" w:tplc="240A0001" w:tentative="1">
+      <w:start w:val="1"/>
+      <w:numFmt w:val="bullet"/>
+      <w:lvlText w:val=""/>
+      <w:lvlJc w:val="left"/>
+      <w:pPr>
+        <w:ind w:left="5040" w:hanging="360"/>
+      </w:pPr>
+      <w:rPr>
+        <w:rFonts w:ascii="Symbol" w:hAnsi="Symbol" w:hint="default"/>
+      </w:rPr>
+    </w:lvl>
+    <w:lvl w:ilvl="7" w:tplc="240A0003" w:tentative="1">
+      <w:start w:val="1"/>
+      <w:numFmt w:val="bullet"/>
+      <w:lvlText w:val="o"/>
+      <w:lvlJc w:val="left"/>
+      <w:pPr>
+        <w:ind w:left="5760" w:hanging="360"/>
+      </w:pPr>
+      <w:rPr>
+        <w:rFonts w:ascii="Courier New" w:hAnsi="Courier New" w:cs="Courier New" w:hint="default"/>
+      </w:rPr>
+    </w:lvl>
+    <w:lvl w:ilvl="8" w:tplc="240A0005" w:tentative="1">
+      <w:start w:val="1"/>
+      <w:numFmt w:val="bullet"/>
+      <w:lvlText w:val=""/>
+      <w:lvlJc w:val="left"/>
+      <w:pPr>
+        <w:ind w:left="6480" w:hanging="360"/>
+      </w:pPr>
+      <w:rPr>
+        <w:rFonts w:ascii="Wingdings" w:hAnsi="Wingdings" w:hint="default"/>
+      </w:rPr>
+    </w:lvl>
+  </w:abstractNum>
   <w:num w:numId="1">
+    <w:abstractNumId w:val="5"/>
+  </w:num>
+  <w:num w:numId="2">
+    <w:abstractNumId w:val="1"/>
+  </w:num>
+  <w:num w:numId="3">
+    <w:abstractNumId w:val="3"/>
+  </w:num>
+  <w:num w:numId="4">
+    <w:abstractNumId w:val="7"/>
+  </w:num>
+  <w:num w:numId="5">
+    <w:abstractNumId w:val="2"/>
+  </w:num>
+  <w:num w:numId="6">
+    <w:abstractNumId w:val="8"/>
+  </w:num>
+  <w:num w:numId="7">
+    <w:abstractNumId w:val="6"/>
+  </w:num>
+  <w:num w:numId="8">
+    <w:abstractNumId w:val="4"/>
+  </w:num>
+  <w:num w:numId="9">
     <w:abstractNumId w:val="0"/>
   </w:num>
 </w:numbering>
